--- a/PP-salygos/templates/TSD_LTEN_SPS.docx
+++ b/PP-salygos/templates/TSD_LTEN_SPS.docx
@@ -37,7 +37,7 @@
                 <w:sz w:val="20"/>
                 <w:szCs w:val="20"/>
               </w:rPr>
-              <w:t>/ĮMONĖS PAVADINIMAS/</w:t>
+              <w:t>ĮMONĖS PAVADINIMAS</w:t>
             </w:r>
           </w:p>
         </w:tc>
@@ -120,17 +120,6 @@
                 <w:lang w:val="lt-LT"/>
               </w:rPr>
             </w:pPr>
-            <w:r>
-              <w:rPr>
-                <w:rFonts w:ascii="Arial" w:hAnsi="Arial" w:cs="Arial"/>
-                <w:i/>
-                <w:iCs/>
-                <w:sz w:val="20"/>
-                <w:szCs w:val="20"/>
-                <w:lang w:val="lt-LT"/>
-              </w:rPr>
-              <w:t>___________</w:t>
-            </w:r>
             <w:r>
               <w:rPr>
                 <w:rFonts w:ascii="Arial" w:hAnsi="Arial" w:cs="Arial"/>
@@ -291,14 +280,13 @@
                 <w:placeholder>
                   <w:docPart w:val="DefaultPlaceholder_-1854013437"/>
                 </w:placeholder>
-                <w:date>
+                <w:date w:fullDate="2022-04-05T00:00:00Z">
                   <w:dateFormat w:val="yyyy-MM-dd"/>
                   <w:lid w:val="lt-LT"/>
                   <w:storeMappedDataAs w:val="dateTime"/>
                   <w:calendar w:val="gregorian"/>
                 </w:date>
               </w:sdtPr>
-              <w:sdtEndPr/>
               <w:sdtContent>
                 <w:r>
                   <w:rPr>
@@ -307,7 +295,7 @@
                     <w:sz w:val="20"/>
                     <w:szCs w:val="20"/>
                   </w:rPr>
-                  <w:t>Pasirinkti datą</w:t>
+                  <w:t>2022-04-05</w:t>
                 </w:r>
               </w:sdtContent>
             </w:sdt>
@@ -2955,7 +2943,6 @@
                   <w:listItem w:displayText="Tarptautinis pirkimas" w:value="Tarptautinis pirkimas"/>
                 </w:dropDownList>
               </w:sdtPr>
-              <w:sdtEndPr/>
               <w:sdtContent>
                 <w:r>
                   <w:rPr>
@@ -3020,7 +3007,6 @@
                   <w:listItem w:displayText="International Procurement" w:value="International Procurement"/>
                 </w:comboBox>
               </w:sdtPr>
-              <w:sdtEndPr/>
               <w:sdtContent>
                 <w:r>
                   <w:rPr>
@@ -3130,7 +3116,6 @@
                   <w:listItem w:displayText="elektroniniu paštu" w:value="elektroniniu paštu"/>
                 </w:comboBox>
               </w:sdtPr>
-              <w:sdtEndPr/>
               <w:sdtContent>
                 <w:r>
                   <w:rPr>
@@ -3264,7 +3249,6 @@
                   <w:listItem w:displayText="by e-mail" w:value="by e-mail"/>
                 </w:comboBox>
               </w:sdtPr>
-              <w:sdtEndPr/>
               <w:sdtContent>
                 <w:r>
                   <w:rPr>
@@ -7062,6 +7046,7 @@
                 <w:sz w:val="20"/>
                 <w:szCs w:val="20"/>
               </w:rPr>
+              <w:lastRenderedPageBreak/>
               <w:t>3.</w:t>
             </w:r>
           </w:p>
@@ -7737,6 +7722,15 @@
                 <w:sz w:val="20"/>
                 <w:szCs w:val="20"/>
               </w:rPr>
+              <w:t xml:space="preserve"> 2</w:t>
+            </w:r>
+            <w:r>
+              <w:rPr>
+                <w:rFonts w:ascii="Arial" w:hAnsi="Arial" w:cs="Arial"/>
+                <w:iCs/>
+                <w:sz w:val="20"/>
+                <w:szCs w:val="20"/>
+              </w:rPr>
               <w:t xml:space="preserve"> </w:t>
             </w:r>
             <w:r>
@@ -7746,25 +7740,6 @@
                 <w:sz w:val="20"/>
                 <w:szCs w:val="20"/>
               </w:rPr>
-              <w:lastRenderedPageBreak/>
-              <w:t>2</w:t>
-            </w:r>
-            <w:r>
-              <w:rPr>
-                <w:rFonts w:ascii="Arial" w:hAnsi="Arial" w:cs="Arial"/>
-                <w:iCs/>
-                <w:sz w:val="20"/>
-                <w:szCs w:val="20"/>
-              </w:rPr>
-              <w:t xml:space="preserve"> </w:t>
-            </w:r>
-            <w:r>
-              <w:rPr>
-                <w:rFonts w:ascii="Arial" w:hAnsi="Arial" w:cs="Arial"/>
-                <w:iCs/>
-                <w:sz w:val="20"/>
-                <w:szCs w:val="20"/>
-              </w:rPr>
               <w:t>lentelėse</w:t>
             </w:r>
             <w:r>
@@ -7800,7 +7775,6 @@
                 <w:szCs w:val="20"/>
                 <w:lang w:val="en-GB"/>
               </w:rPr>
-              <w:lastRenderedPageBreak/>
               <w:t xml:space="preserve">The absence of the grounds for exclusion and the qualification of </w:t>
             </w:r>
             <w:r>
@@ -8160,7 +8134,16 @@
                 <w:sz w:val="20"/>
                 <w:szCs w:val="20"/>
               </w:rPr>
-              <w:t>) ir Europos bendrąjį viešųjų pirkimų dokumentą</w:t>
+              <w:t xml:space="preserve">) ir </w:t>
+            </w:r>
+            <w:r>
+              <w:rPr>
+                <w:rFonts w:ascii="Arial" w:hAnsi="Arial" w:cs="Arial"/>
+                <w:sz w:val="20"/>
+                <w:szCs w:val="20"/>
+              </w:rPr>
+              <w:lastRenderedPageBreak/>
+              <w:t>Europos bendrąjį viešųjų pirkimų dokumentą</w:t>
             </w:r>
             <w:r>
               <w:rPr>
@@ -8334,6 +8317,7 @@
                 <w:szCs w:val="20"/>
                 <w:lang w:val="en-GB"/>
               </w:rPr>
+              <w:lastRenderedPageBreak/>
               <w:t xml:space="preserve">The absence of the grounds for exclusion and the qualification of </w:t>
             </w:r>
             <w:r>
@@ -8382,7 +8366,17 @@
                 <w:szCs w:val="20"/>
                 <w:lang w:val="en-GB"/>
               </w:rPr>
-              <w:t>and the European Common Procurement Document</w:t>
+              <w:t xml:space="preserve">and the European Common </w:t>
+            </w:r>
+            <w:r>
+              <w:rPr>
+                <w:rFonts w:ascii="Arial" w:hAnsi="Arial" w:cs="Arial"/>
+                <w:sz w:val="20"/>
+                <w:szCs w:val="20"/>
+                <w:lang w:val="en-GB"/>
+              </w:rPr>
+              <w:lastRenderedPageBreak/>
+              <w:t>Procurement Document</w:t>
             </w:r>
             <w:r>
               <w:rPr>
@@ -9080,8 +9074,19 @@
                 <w:sz w:val="20"/>
                 <w:szCs w:val="20"/>
               </w:rPr>
-              <w:t xml:space="preserve">Iš ne Lietuvoje įsteigtų subjektų bus reikalaujama tokios rūšies pažymų ir tokių dokumentinių įrodymų formų, apie kuriuos pateikta informacija Europos </w:t>
-            </w:r>
+              <w:t xml:space="preserve">Iš ne Lietuvoje įsteigtų subjektų bus reikalaujama tokios rūšies pažymų ir tokių dokumentinių įrodymų formų, apie kuriuos pateikta informacija Europos Komisijos informacinėje dokumentų saugykloje </w:t>
+            </w:r>
+          </w:p>
+          <w:p>
+            <w:pPr>
+              <w:jc w:val="both"/>
+              <w:rPr>
+                <w:rFonts w:ascii="Arial" w:hAnsi="Arial" w:cs="Arial"/>
+                <w:color w:val="000000"/>
+                <w:sz w:val="20"/>
+                <w:szCs w:val="20"/>
+              </w:rPr>
+            </w:pPr>
             <w:r>
               <w:rPr>
                 <w:rFonts w:ascii="Arial" w:hAnsi="Arial" w:cs="Arial"/>
@@ -9090,26 +9095,6 @@
                 <w:szCs w:val="20"/>
               </w:rPr>
               <w:lastRenderedPageBreak/>
-              <w:t xml:space="preserve">Komisijos informacinėje dokumentų saugykloje </w:t>
-            </w:r>
-          </w:p>
-          <w:p>
-            <w:pPr>
-              <w:jc w:val="both"/>
-              <w:rPr>
-                <w:rFonts w:ascii="Arial" w:hAnsi="Arial" w:cs="Arial"/>
-                <w:color w:val="000000"/>
-                <w:sz w:val="20"/>
-                <w:szCs w:val="20"/>
-              </w:rPr>
-            </w:pPr>
-            <w:r>
-              <w:rPr>
-                <w:rFonts w:ascii="Arial" w:hAnsi="Arial" w:cs="Arial"/>
-                <w:color w:val="000000"/>
-                <w:sz w:val="20"/>
-                <w:szCs w:val="20"/>
-              </w:rPr>
               <w:t xml:space="preserve">„e-Certis“ adresu:  </w:t>
             </w:r>
             <w:hyperlink r:id="rId11" w:history="1">
@@ -9278,26 +9263,16 @@
                 <w:szCs w:val="20"/>
                 <w:lang w:val="en-GB"/>
               </w:rPr>
-              <w:t xml:space="preserve">Entities established outside Lithuania will be required to provide the type of certificate and such documentary evidence as is provided in the European </w:t>
-            </w:r>
-            <w:r>
-              <w:rPr>
-                <w:rFonts w:ascii="Arial" w:hAnsi="Arial" w:cs="Arial"/>
-                <w:color w:val="000000"/>
-                <w:sz w:val="20"/>
-                <w:szCs w:val="20"/>
-                <w:lang w:val="en-GB"/>
+              <w:t xml:space="preserve">Entities established outside Lithuania will be required to provide the type of certificate and such documentary evidence as is provided in the European Commission's Information Document Repository E-Certis: </w:t>
+            </w:r>
+            <w:r>
+              <w:rPr>
+                <w:rFonts w:ascii="Arial" w:hAnsi="Arial" w:cs="Arial"/>
+                <w:color w:val="000000"/>
+                <w:sz w:val="20"/>
+                <w:szCs w:val="20"/>
               </w:rPr>
               <w:lastRenderedPageBreak/>
-              <w:t xml:space="preserve">Commission's Information Document Repository E-Certis: </w:t>
-            </w:r>
-            <w:r>
-              <w:rPr>
-                <w:rFonts w:ascii="Arial" w:hAnsi="Arial" w:cs="Arial"/>
-                <w:color w:val="000000"/>
-                <w:sz w:val="20"/>
-                <w:szCs w:val="20"/>
-              </w:rPr>
               <w:t>https://ec.europa.eu/tools/ecertis/.</w:t>
             </w:r>
           </w:p>
@@ -9492,19 +9467,7 @@
                 <w:szCs w:val="20"/>
                 <w:lang w:val="en-GB"/>
               </w:rPr>
-              <w:t xml:space="preserve">It is considered that the respective situation cannot be remedied due to a conflict of interest if the persons involved in the conflict of interest have determined the decisions of the Commission or the Contracting Entity </w:t>
-            </w:r>
-            <w:r>
-              <w:rPr>
-                <w:rFonts w:ascii="Arial" w:hAnsi="Arial" w:cs="Arial"/>
-                <w:iCs/>
-                <w:color w:val="000000"/>
-                <w:sz w:val="20"/>
-                <w:szCs w:val="20"/>
-                <w:lang w:val="en-GB"/>
-              </w:rPr>
-              <w:lastRenderedPageBreak/>
-              <w:t>and the amendment of these decisions would be contrary to the provisions of the LP.</w:t>
+              <w:t>It is considered that the respective situation cannot be remedied due to a conflict of interest if the persons involved in the conflict of interest have determined the decisions of the Commission or the Contracting Entity and the amendment of these decisions would be contrary to the provisions of the LP.</w:t>
             </w:r>
           </w:p>
         </w:tc>
@@ -9802,7 +9765,7 @@
                 <w:sz w:val="20"/>
                 <w:szCs w:val="20"/>
               </w:rPr>
-              <w:t xml:space="preserve">Šiuo pagrindu Tiekėjas taip pat pašalinamas iš Pirkimo procedūros, kai, vadovaujantis kitų valstybių teisės aktais, ankstesnių procedūrų metu jis nuslėpė informaciją ar pateikė melagingą informaciją arba dėl melagingos informacijos pateikimo negalėjo pateikti patvirtinančių dokumentų, dėl ko per </w:t>
+              <w:t xml:space="preserve">Šiuo pagrindu Tiekėjas taip pat pašalinamas iš Pirkimo procedūros, kai, vadovaujantis kitų valstybių teisės aktais, ankstesnių procedūrų metu jis nuslėpė informaciją ar pateikė melagingą informaciją arba dėl melagingos informacijos pateikimo negalėjo pateikti patvirtinančių dokumentų, dėl ko per pastaruosius vienus metus buvo </w:t>
             </w:r>
             <w:r>
               <w:rPr>
@@ -9813,7 +9776,7 @@
                 <w:szCs w:val="20"/>
               </w:rPr>
               <w:lastRenderedPageBreak/>
-              <w:t>pastaruosius vienus metus buvo pašalintas iš pirkimo ar koncesijos suteikimo procedūrų arba taikomos kitos panašios sankcijos.</w:t>
+              <w:t>pašalintas iš pirkimo ar koncesijos suteikimo procedūrų arba taikomos kitos panašios sankcijos.</w:t>
             </w:r>
           </w:p>
         </w:tc>
@@ -9963,317 +9926,305 @@
                 <w:szCs w:val="20"/>
                 <w:lang w:val="en-GB"/>
               </w:rPr>
-              <w:t xml:space="preserve">On this basis, the Supplier shall also be excluded from the Procurement procedure if, in accordance with the legislation of other states, he concealed information or provided false information during previous procedures or was unable to provide supporting documents due to false information which resulted in its exclusion from the procurement or concession award </w:t>
-            </w:r>
-            <w:r>
-              <w:rPr>
-                <w:rFonts w:ascii="Arial" w:hAnsi="Arial" w:cs="Arial"/>
-                <w:color w:val="000000" w:themeColor="text1"/>
-                <w:sz w:val="20"/>
-                <w:szCs w:val="20"/>
-                <w:lang w:val="en-GB"/>
+              <w:t>On this basis, the Supplier shall also be excluded from the Procurement procedure if, in accordance with the legislation of other states, he concealed information or provided false information during previous procedures or was unable to provide supporting documents due to false information which resulted in its exclusion from the procurement or concession award procedures in the last one year or other similar sanctions.</w:t>
+            </w:r>
+          </w:p>
+        </w:tc>
+        <w:tc>
+          <w:tcPr>
+            <w:tcW w:w="2835" w:type="dxa"/>
+          </w:tcPr>
+          <w:p>
+            <w:pPr>
+              <w:ind w:left="34"/>
+              <w:jc w:val="both"/>
+              <w:rPr>
+                <w:rFonts w:ascii="Arial" w:hAnsi="Arial" w:cs="Arial"/>
+                <w:sz w:val="20"/>
+                <w:szCs w:val="20"/>
+              </w:rPr>
+            </w:pPr>
+            <w:r>
+              <w:rPr>
+                <w:rFonts w:ascii="Arial" w:hAnsi="Arial" w:cs="Arial"/>
+                <w:sz w:val="20"/>
+                <w:szCs w:val="20"/>
+              </w:rPr>
+              <w:t>PATEIKIAMA:</w:t>
+            </w:r>
+          </w:p>
+          <w:p>
+            <w:pPr>
+              <w:ind w:left="34"/>
+              <w:jc w:val="both"/>
+              <w:rPr>
+                <w:rFonts w:ascii="Arial" w:hAnsi="Arial" w:cs="Arial"/>
+                <w:color w:val="000000"/>
+                <w:sz w:val="20"/>
+                <w:szCs w:val="20"/>
+              </w:rPr>
+            </w:pPr>
+            <w:r>
+              <w:rPr>
+                <w:rFonts w:ascii="Arial" w:hAnsi="Arial" w:cs="Arial"/>
+                <w:color w:val="000000"/>
+                <w:sz w:val="20"/>
+                <w:szCs w:val="20"/>
+              </w:rPr>
+              <w:t>Su Paraiška pateikiamas tik EBVPD.</w:t>
+            </w:r>
+          </w:p>
+          <w:p>
+            <w:pPr>
+              <w:ind w:left="34"/>
+              <w:jc w:val="both"/>
+              <w:rPr>
+                <w:rFonts w:ascii="Arial" w:hAnsi="Arial" w:cs="Arial"/>
+                <w:color w:val="000000"/>
+                <w:sz w:val="20"/>
+                <w:szCs w:val="20"/>
+              </w:rPr>
+            </w:pPr>
+          </w:p>
+          <w:p>
+            <w:pPr>
+              <w:ind w:left="34"/>
+              <w:jc w:val="both"/>
+              <w:rPr>
+                <w:rFonts w:ascii="Arial" w:hAnsi="Arial" w:cs="Arial"/>
+                <w:color w:val="000000"/>
+                <w:sz w:val="20"/>
+                <w:szCs w:val="20"/>
+              </w:rPr>
+            </w:pPr>
+          </w:p>
+          <w:p>
+            <w:pPr>
+              <w:ind w:left="34"/>
+              <w:jc w:val="both"/>
+              <w:rPr>
+                <w:rFonts w:ascii="Arial" w:hAnsi="Arial" w:cs="Arial"/>
+                <w:color w:val="000000"/>
+                <w:sz w:val="20"/>
+                <w:szCs w:val="20"/>
+              </w:rPr>
+            </w:pPr>
+            <w:r>
+              <w:rPr>
+                <w:rFonts w:ascii="Arial" w:hAnsi="Arial" w:cs="Arial"/>
+                <w:color w:val="000000"/>
+                <w:sz w:val="20"/>
+                <w:szCs w:val="20"/>
+              </w:rPr>
+              <w:t>Iš Lietuvoje įsteigtų subjektų kitų dokumentų pagal šį punktą nebus reikalaujama.</w:t>
+            </w:r>
+          </w:p>
+          <w:p>
+            <w:pPr>
+              <w:ind w:left="34"/>
+              <w:jc w:val="both"/>
+              <w:rPr>
+                <w:rFonts w:ascii="Arial" w:hAnsi="Arial" w:cs="Arial"/>
+                <w:color w:val="000000"/>
+                <w:sz w:val="20"/>
+                <w:szCs w:val="20"/>
+              </w:rPr>
+            </w:pPr>
+          </w:p>
+          <w:p>
+            <w:pPr>
+              <w:ind w:left="34"/>
+              <w:jc w:val="both"/>
+              <w:rPr>
+                <w:rFonts w:ascii="Arial" w:hAnsi="Arial" w:cs="Arial"/>
+                <w:color w:val="000000"/>
+                <w:sz w:val="20"/>
+                <w:szCs w:val="20"/>
+              </w:rPr>
+            </w:pPr>
+          </w:p>
+          <w:p>
+            <w:pPr>
+              <w:ind w:left="34"/>
+              <w:jc w:val="both"/>
+              <w:rPr>
+                <w:rFonts w:ascii="Arial" w:hAnsi="Arial" w:cs="Arial"/>
+                <w:sz w:val="20"/>
+                <w:szCs w:val="20"/>
+              </w:rPr>
+            </w:pPr>
+            <w:r>
+              <w:rPr>
+                <w:rFonts w:ascii="Arial" w:hAnsi="Arial" w:cs="Arial"/>
+                <w:color w:val="000000"/>
+                <w:sz w:val="20"/>
+                <w:szCs w:val="20"/>
+              </w:rPr>
+              <w:t xml:space="preserve">Priimant sprendimus dėl Tiekėjo pašalinimo iš </w:t>
+            </w:r>
+            <w:r>
+              <w:rPr>
+                <w:rFonts w:ascii="Arial" w:hAnsi="Arial" w:cs="Arial"/>
+                <w:color w:val="000000"/>
+                <w:sz w:val="20"/>
+                <w:szCs w:val="20"/>
+              </w:rPr>
+              <w:t>P</w:t>
+            </w:r>
+            <w:r>
+              <w:rPr>
+                <w:rFonts w:ascii="Arial" w:hAnsi="Arial" w:cs="Arial"/>
+                <w:color w:val="000000"/>
+                <w:sz w:val="20"/>
+                <w:szCs w:val="20"/>
+              </w:rPr>
+              <w:t>irkimo procedūros šiame punkte nurodytu pašalinimo pagrindu, be kita ko, atsižvelgiama į pagal VPĮ 52</w:t>
+            </w:r>
+            <w:r>
+              <w:rPr>
+                <w:rFonts w:ascii="Arial" w:hAnsi="Arial" w:cs="Arial"/>
+                <w:color w:val="000000"/>
+                <w:sz w:val="20"/>
+                <w:szCs w:val="20"/>
+              </w:rPr>
+              <w:t>/PĮ 63</w:t>
+            </w:r>
+            <w:r>
+              <w:rPr>
+                <w:rFonts w:ascii="Arial" w:hAnsi="Arial" w:cs="Arial"/>
+                <w:color w:val="000000"/>
+                <w:sz w:val="20"/>
+                <w:szCs w:val="20"/>
+              </w:rPr>
+              <w:t xml:space="preserve"> straipsnį skelbiamą informaciją: </w:t>
+            </w:r>
+            <w:r>
+              <w:rPr>
+                <w:rFonts w:ascii="Arial" w:hAnsi="Arial" w:cs="Arial"/>
+                <w:sz w:val="20"/>
+                <w:szCs w:val="20"/>
+              </w:rPr>
+              <w:t>https://vpt.lrv.lt/lt/nuorodos/kiti-duomenys/powerbi/melaginga-informacija-pateikusiu-tiekeju-sarasas-3/</w:t>
+            </w:r>
+            <w:r>
+              <w:rPr>
+                <w:rFonts w:ascii="Arial" w:hAnsi="Arial" w:cs="Arial"/>
+                <w:color w:val="000000"/>
+                <w:sz w:val="20"/>
+                <w:szCs w:val="20"/>
+              </w:rPr>
+              <w:t xml:space="preserve"> </w:t>
+            </w:r>
+          </w:p>
+          <w:p>
+            <w:pPr>
+              <w:ind w:left="34"/>
+              <w:jc w:val="both"/>
+              <w:rPr>
+                <w:rFonts w:ascii="Arial" w:hAnsi="Arial" w:cs="Arial"/>
+                <w:sz w:val="20"/>
+                <w:szCs w:val="20"/>
+              </w:rPr>
+            </w:pPr>
+            <w:r>
+              <w:rPr>
+                <w:rFonts w:ascii="Arial" w:hAnsi="Arial" w:cs="Arial"/>
+                <w:color w:val="000000"/>
+                <w:sz w:val="20"/>
+                <w:szCs w:val="20"/>
+              </w:rPr>
+              <w:t xml:space="preserve"> </w:t>
+            </w:r>
+          </w:p>
+          <w:p>
+            <w:pPr>
+              <w:ind w:left="34"/>
+              <w:jc w:val="both"/>
+              <w:rPr>
+                <w:rFonts w:ascii="Arial" w:hAnsi="Arial" w:cs="Arial"/>
+                <w:color w:val="000000"/>
+                <w:sz w:val="20"/>
+                <w:szCs w:val="20"/>
+              </w:rPr>
+            </w:pPr>
+          </w:p>
+          <w:p>
+            <w:pPr>
+              <w:ind w:left="34"/>
+              <w:jc w:val="both"/>
+              <w:rPr>
+                <w:rFonts w:ascii="Arial" w:hAnsi="Arial" w:cs="Arial"/>
+                <w:color w:val="000000"/>
+                <w:sz w:val="20"/>
+                <w:szCs w:val="20"/>
+              </w:rPr>
+            </w:pPr>
+          </w:p>
+          <w:p>
+            <w:pPr>
+              <w:ind w:left="34"/>
+              <w:jc w:val="both"/>
+              <w:rPr>
+                <w:rFonts w:ascii="Arial" w:hAnsi="Arial" w:cs="Arial"/>
+                <w:color w:val="000000"/>
+                <w:sz w:val="20"/>
+                <w:szCs w:val="20"/>
+              </w:rPr>
+            </w:pPr>
+          </w:p>
+          <w:p>
+            <w:pPr>
+              <w:ind w:left="34"/>
+              <w:jc w:val="both"/>
+              <w:rPr>
+                <w:rFonts w:ascii="Arial" w:hAnsi="Arial" w:cs="Arial"/>
+                <w:color w:val="000000"/>
+                <w:sz w:val="20"/>
+                <w:szCs w:val="20"/>
+              </w:rPr>
+            </w:pPr>
+          </w:p>
+          <w:p>
+            <w:pPr>
+              <w:ind w:left="34"/>
+              <w:jc w:val="both"/>
+              <w:rPr>
+                <w:rFonts w:ascii="Arial" w:hAnsi="Arial" w:cs="Arial"/>
+                <w:color w:val="000000"/>
+                <w:sz w:val="20"/>
+                <w:szCs w:val="20"/>
+              </w:rPr>
+            </w:pPr>
+          </w:p>
+          <w:p>
+            <w:pPr>
+              <w:ind w:left="34"/>
+              <w:jc w:val="both"/>
+              <w:rPr>
+                <w:rFonts w:ascii="Arial" w:hAnsi="Arial" w:cs="Arial"/>
+                <w:color w:val="000000"/>
+                <w:sz w:val="20"/>
+                <w:szCs w:val="20"/>
+              </w:rPr>
+            </w:pPr>
+            <w:r>
+              <w:rPr>
+                <w:rFonts w:ascii="Arial" w:hAnsi="Arial" w:cs="Arial"/>
+                <w:color w:val="000000"/>
+                <w:sz w:val="20"/>
+                <w:szCs w:val="20"/>
+              </w:rPr>
+              <w:t xml:space="preserve">Iš ne Lietuvoje įsteigtų subjektų bus reikalaujama tokios rūšies pažymų ir tokių dokumentinių įrodymų formų, apie kuriuos pateikta informacija Europos </w:t>
+            </w:r>
+            <w:r>
+              <w:rPr>
+                <w:rFonts w:ascii="Arial" w:hAnsi="Arial" w:cs="Arial"/>
+                <w:color w:val="000000"/>
+                <w:sz w:val="20"/>
+                <w:szCs w:val="20"/>
               </w:rPr>
               <w:lastRenderedPageBreak/>
-              <w:t>procedures in the last one year or other similar sanctions.</w:t>
-            </w:r>
-          </w:p>
-        </w:tc>
-        <w:tc>
-          <w:tcPr>
-            <w:tcW w:w="2835" w:type="dxa"/>
-          </w:tcPr>
-          <w:p>
-            <w:pPr>
-              <w:ind w:left="34"/>
-              <w:jc w:val="both"/>
-              <w:rPr>
-                <w:rFonts w:ascii="Arial" w:hAnsi="Arial" w:cs="Arial"/>
-                <w:sz w:val="20"/>
-                <w:szCs w:val="20"/>
-              </w:rPr>
-            </w:pPr>
-            <w:r>
-              <w:rPr>
-                <w:rFonts w:ascii="Arial" w:hAnsi="Arial" w:cs="Arial"/>
-                <w:sz w:val="20"/>
-                <w:szCs w:val="20"/>
-              </w:rPr>
-              <w:lastRenderedPageBreak/>
-              <w:t>PATEIKIAMA:</w:t>
-            </w:r>
-          </w:p>
-          <w:p>
-            <w:pPr>
-              <w:ind w:left="34"/>
-              <w:jc w:val="both"/>
-              <w:rPr>
-                <w:rFonts w:ascii="Arial" w:hAnsi="Arial" w:cs="Arial"/>
-                <w:color w:val="000000"/>
-                <w:sz w:val="20"/>
-                <w:szCs w:val="20"/>
-              </w:rPr>
-            </w:pPr>
-            <w:r>
-              <w:rPr>
-                <w:rFonts w:ascii="Arial" w:hAnsi="Arial" w:cs="Arial"/>
-                <w:color w:val="000000"/>
-                <w:sz w:val="20"/>
-                <w:szCs w:val="20"/>
-              </w:rPr>
-              <w:t>Su Paraiška pateikiamas tik EBVPD.</w:t>
-            </w:r>
-          </w:p>
-          <w:p>
-            <w:pPr>
-              <w:ind w:left="34"/>
-              <w:jc w:val="both"/>
-              <w:rPr>
-                <w:rFonts w:ascii="Arial" w:hAnsi="Arial" w:cs="Arial"/>
-                <w:color w:val="000000"/>
-                <w:sz w:val="20"/>
-                <w:szCs w:val="20"/>
-              </w:rPr>
-            </w:pPr>
-          </w:p>
-          <w:p>
-            <w:pPr>
-              <w:ind w:left="34"/>
-              <w:jc w:val="both"/>
-              <w:rPr>
-                <w:rFonts w:ascii="Arial" w:hAnsi="Arial" w:cs="Arial"/>
-                <w:color w:val="000000"/>
-                <w:sz w:val="20"/>
-                <w:szCs w:val="20"/>
-              </w:rPr>
-            </w:pPr>
-          </w:p>
-          <w:p>
-            <w:pPr>
-              <w:ind w:left="34"/>
-              <w:jc w:val="both"/>
-              <w:rPr>
-                <w:rFonts w:ascii="Arial" w:hAnsi="Arial" w:cs="Arial"/>
-                <w:color w:val="000000"/>
-                <w:sz w:val="20"/>
-                <w:szCs w:val="20"/>
-              </w:rPr>
-            </w:pPr>
-            <w:r>
-              <w:rPr>
-                <w:rFonts w:ascii="Arial" w:hAnsi="Arial" w:cs="Arial"/>
-                <w:color w:val="000000"/>
-                <w:sz w:val="20"/>
-                <w:szCs w:val="20"/>
-              </w:rPr>
-              <w:t>Iš Lietuvoje įsteigtų subjektų kitų dokumentų pagal šį punktą nebus reikalaujama.</w:t>
-            </w:r>
-          </w:p>
-          <w:p>
-            <w:pPr>
-              <w:ind w:left="34"/>
-              <w:jc w:val="both"/>
-              <w:rPr>
-                <w:rFonts w:ascii="Arial" w:hAnsi="Arial" w:cs="Arial"/>
-                <w:color w:val="000000"/>
-                <w:sz w:val="20"/>
-                <w:szCs w:val="20"/>
-              </w:rPr>
-            </w:pPr>
-          </w:p>
-          <w:p>
-            <w:pPr>
-              <w:ind w:left="34"/>
-              <w:jc w:val="both"/>
-              <w:rPr>
-                <w:rFonts w:ascii="Arial" w:hAnsi="Arial" w:cs="Arial"/>
-                <w:color w:val="000000"/>
-                <w:sz w:val="20"/>
-                <w:szCs w:val="20"/>
-              </w:rPr>
-            </w:pPr>
-          </w:p>
-          <w:p>
-            <w:pPr>
-              <w:ind w:left="34"/>
-              <w:jc w:val="both"/>
-              <w:rPr>
-                <w:rFonts w:ascii="Arial" w:hAnsi="Arial" w:cs="Arial"/>
-                <w:sz w:val="20"/>
-                <w:szCs w:val="20"/>
-              </w:rPr>
-            </w:pPr>
-            <w:r>
-              <w:rPr>
-                <w:rFonts w:ascii="Arial" w:hAnsi="Arial" w:cs="Arial"/>
-                <w:color w:val="000000"/>
-                <w:sz w:val="20"/>
-                <w:szCs w:val="20"/>
-              </w:rPr>
-              <w:t xml:space="preserve">Priimant sprendimus dėl Tiekėjo pašalinimo iš </w:t>
-            </w:r>
-            <w:r>
-              <w:rPr>
-                <w:rFonts w:ascii="Arial" w:hAnsi="Arial" w:cs="Arial"/>
-                <w:color w:val="000000"/>
-                <w:sz w:val="20"/>
-                <w:szCs w:val="20"/>
-              </w:rPr>
-              <w:t>P</w:t>
-            </w:r>
-            <w:r>
-              <w:rPr>
-                <w:rFonts w:ascii="Arial" w:hAnsi="Arial" w:cs="Arial"/>
-                <w:color w:val="000000"/>
-                <w:sz w:val="20"/>
-                <w:szCs w:val="20"/>
-              </w:rPr>
-              <w:t>irkimo procedūros šiame punkte nurodytu pašalinimo pagrindu, be kita ko, atsižvelgiama į pagal VPĮ 52</w:t>
-            </w:r>
-            <w:r>
-              <w:rPr>
-                <w:rFonts w:ascii="Arial" w:hAnsi="Arial" w:cs="Arial"/>
-                <w:color w:val="000000"/>
-                <w:sz w:val="20"/>
-                <w:szCs w:val="20"/>
-              </w:rPr>
-              <w:t>/PĮ 63</w:t>
-            </w:r>
-            <w:r>
-              <w:rPr>
-                <w:rFonts w:ascii="Arial" w:hAnsi="Arial" w:cs="Arial"/>
-                <w:color w:val="000000"/>
-                <w:sz w:val="20"/>
-                <w:szCs w:val="20"/>
-              </w:rPr>
-              <w:t xml:space="preserve"> straipsnį skelbiamą informaciją: </w:t>
-            </w:r>
-            <w:r>
-              <w:rPr>
-                <w:rFonts w:ascii="Arial" w:hAnsi="Arial" w:cs="Arial"/>
-                <w:sz w:val="20"/>
-                <w:szCs w:val="20"/>
-              </w:rPr>
-              <w:t>https://vpt.lrv.lt/lt/nuorodos/kiti-duomenys/powerbi/melaginga-informacija-pateikusiu-tiekeju-sarasas-3/</w:t>
-            </w:r>
-            <w:r>
-              <w:rPr>
-                <w:rFonts w:ascii="Arial" w:hAnsi="Arial" w:cs="Arial"/>
-                <w:color w:val="000000"/>
-                <w:sz w:val="20"/>
-                <w:szCs w:val="20"/>
-              </w:rPr>
-              <w:t xml:space="preserve"> </w:t>
-            </w:r>
-          </w:p>
-          <w:p>
-            <w:pPr>
-              <w:ind w:left="34"/>
-              <w:jc w:val="both"/>
-              <w:rPr>
-                <w:rFonts w:ascii="Arial" w:hAnsi="Arial" w:cs="Arial"/>
-                <w:sz w:val="20"/>
-                <w:szCs w:val="20"/>
-              </w:rPr>
-            </w:pPr>
-            <w:r>
-              <w:rPr>
-                <w:rFonts w:ascii="Arial" w:hAnsi="Arial" w:cs="Arial"/>
-                <w:color w:val="000000"/>
-                <w:sz w:val="20"/>
-                <w:szCs w:val="20"/>
-              </w:rPr>
-              <w:t xml:space="preserve"> </w:t>
-            </w:r>
-          </w:p>
-          <w:p>
-            <w:pPr>
-              <w:ind w:left="34"/>
-              <w:jc w:val="both"/>
-              <w:rPr>
-                <w:rFonts w:ascii="Arial" w:hAnsi="Arial" w:cs="Arial"/>
-                <w:color w:val="000000"/>
-                <w:sz w:val="20"/>
-                <w:szCs w:val="20"/>
-              </w:rPr>
-            </w:pPr>
-          </w:p>
-          <w:p>
-            <w:pPr>
-              <w:ind w:left="34"/>
-              <w:jc w:val="both"/>
-              <w:rPr>
-                <w:rFonts w:ascii="Arial" w:hAnsi="Arial" w:cs="Arial"/>
-                <w:color w:val="000000"/>
-                <w:sz w:val="20"/>
-                <w:szCs w:val="20"/>
-              </w:rPr>
-            </w:pPr>
-          </w:p>
-          <w:p>
-            <w:pPr>
-              <w:ind w:left="34"/>
-              <w:jc w:val="both"/>
-              <w:rPr>
-                <w:rFonts w:ascii="Arial" w:hAnsi="Arial" w:cs="Arial"/>
-                <w:color w:val="000000"/>
-                <w:sz w:val="20"/>
-                <w:szCs w:val="20"/>
-              </w:rPr>
-            </w:pPr>
-          </w:p>
-          <w:p>
-            <w:pPr>
-              <w:ind w:left="34"/>
-              <w:jc w:val="both"/>
-              <w:rPr>
-                <w:rFonts w:ascii="Arial" w:hAnsi="Arial" w:cs="Arial"/>
-                <w:color w:val="000000"/>
-                <w:sz w:val="20"/>
-                <w:szCs w:val="20"/>
-              </w:rPr>
-            </w:pPr>
-          </w:p>
-          <w:p>
-            <w:pPr>
-              <w:ind w:left="34"/>
-              <w:jc w:val="both"/>
-              <w:rPr>
-                <w:rFonts w:ascii="Arial" w:hAnsi="Arial" w:cs="Arial"/>
-                <w:color w:val="000000"/>
-                <w:sz w:val="20"/>
-                <w:szCs w:val="20"/>
-              </w:rPr>
-            </w:pPr>
-          </w:p>
-          <w:p>
-            <w:pPr>
-              <w:ind w:left="34"/>
-              <w:jc w:val="both"/>
-              <w:rPr>
-                <w:rFonts w:ascii="Arial" w:hAnsi="Arial" w:cs="Arial"/>
-                <w:color w:val="000000"/>
-                <w:sz w:val="20"/>
-                <w:szCs w:val="20"/>
-              </w:rPr>
-            </w:pPr>
-            <w:r>
-              <w:rPr>
-                <w:rFonts w:ascii="Arial" w:hAnsi="Arial" w:cs="Arial"/>
-                <w:color w:val="000000"/>
-                <w:sz w:val="20"/>
-                <w:szCs w:val="20"/>
-              </w:rPr>
-              <w:t xml:space="preserve">Iš ne Lietuvoje įsteigtų subjektų bus reikalaujama tokios rūšies pažymų ir tokių dokumentinių įrodymų formų, apie kuriuos pateikta </w:t>
-            </w:r>
-            <w:r>
-              <w:rPr>
-                <w:rFonts w:ascii="Arial" w:hAnsi="Arial" w:cs="Arial"/>
-                <w:color w:val="000000"/>
-                <w:sz w:val="20"/>
-                <w:szCs w:val="20"/>
-              </w:rPr>
-              <w:lastRenderedPageBreak/>
-              <w:t xml:space="preserve">informacija Europos Komisijos informacinėje dokumentų saugykloje </w:t>
+              <w:t xml:space="preserve">Komisijos informacinėje dokumentų saugykloje </w:t>
             </w:r>
           </w:p>
           <w:p>
@@ -10538,7 +10489,7 @@
                 <w:szCs w:val="20"/>
                 <w:lang w:val="en-GB"/>
               </w:rPr>
-              <w:t xml:space="preserve">Entities established outside Lithuania will be required to provide the type of certificate and such documentary evidence as is provided in the European </w:t>
+              <w:t xml:space="preserve">Entities established outside Lithuania will be required to provide the type of certificate and such documentary evidence as is provided in the European Commission's Information </w:t>
             </w:r>
             <w:r>
               <w:rPr>
@@ -10549,7 +10500,7 @@
                 <w:lang w:val="en-GB"/>
               </w:rPr>
               <w:lastRenderedPageBreak/>
-              <w:t xml:space="preserve">Commission's Information Document Repository E-Certis: </w:t>
+              <w:t xml:space="preserve">Document Repository E-Certis: </w:t>
             </w:r>
             <w:r>
               <w:rPr>
@@ -11035,7 +10986,7 @@
                 <w:sz w:val="20"/>
                 <w:szCs w:val="20"/>
               </w:rPr>
-              <w:t xml:space="preserve">, Viešųjų pirkimų, atliekamų gynybos ir saugumo srityje, įstatymu ar PĮ, ar koncesijos sutarties arba yra netinkamai ją įvykdęs ir tai buvo esminis sutarties pažeidimas, kaip nustatyta Lietuvos Respublikos civilinio kodekso 6.217 straipsnyje, dėl kurio per pastaruosius 3 metus buvo </w:t>
+              <w:t xml:space="preserve">, Viešųjų pirkimų, atliekamų gynybos ir saugumo srityje, įstatymu ar PĮ, ar koncesijos sutarties arba yra netinkamai ją įvykdęs ir tai buvo esminis sutarties pažeidimas, kaip nustatyta Lietuvos Respublikos civilinio kodekso 6.217 straipsnyje, dėl kurio per pastaruosius 3 metus buvo nutraukta sutartis arba per pastaruosius 3 metus buvo priimtas ir įsiteisėjęs teismo </w:t>
             </w:r>
             <w:r>
               <w:rPr>
@@ -11046,7 +10997,7 @@
                 <w:szCs w:val="20"/>
               </w:rPr>
               <w:lastRenderedPageBreak/>
-              <w:t xml:space="preserve">nutraukta sutartis arba per pastaruosius 3 metus buvo priimtas ir įsiteisėjęs teismo sprendimas, kuriuo tenkinamas perkančiosios organizacijos, perkančiojo subjekto ar suteikiančiosios institucijos reikalavimas atlyginti nuostolius, patirtus dėl to, kad Tiekėjas sutartyje nustatytą esminę sutarties sąlygą vykdė su dideliais arba nuolatiniais trūkumais, ar per pastaruosius 3 metus buvo priimtas Perkančiojo subjekto sprendimas, kad Tiekėjas sutartyje nustatytą esminę sutarties sąlygą vykdė su dideliais arba nuolatiniais trūkumais ir dėl to buvo pritaikyta sutartyje nustatyta sankcija. </w:t>
+              <w:t xml:space="preserve">sprendimas, kuriuo tenkinamas perkančiosios organizacijos, perkančiojo subjekto ar suteikiančiosios institucijos reikalavimas atlyginti nuostolius, patirtus dėl to, kad Tiekėjas sutartyje nustatytą esminę sutarties sąlygą vykdė su dideliais arba nuolatiniais trūkumais, ar per pastaruosius 3 metus buvo priimtas Perkančiojo subjekto sprendimas, kad Tiekėjas sutartyje nustatytą esminę sutarties sąlygą vykdė su dideliais arba nuolatiniais trūkumais ir dėl to buvo pritaikyta sutartyje nustatyta sankcija. </w:t>
             </w:r>
           </w:p>
           <w:p>
@@ -11123,7 +11074,7 @@
                 <w:szCs w:val="20"/>
                 <w:lang w:val="en-GB"/>
               </w:rPr>
-              <w:t xml:space="preserve">, the Law on Public Procurement in the Field of Defence and Security or LP or concession contract, and this was a material breach of contract as defined in Article 6.217 of the Civil Code of the Republic of Lithuania which resulted in the termination of the contract within the </w:t>
+              <w:t xml:space="preserve">, the Law on Public Procurement in the Field of Defence and Security or LP or concession contract, and this was a material breach of contract as defined in Article 6.217 of the Civil Code of the Republic of Lithuania which resulted in the termination of the contract within the last 3 years or a court decision has been issued and entered into force during the last </w:t>
             </w:r>
             <w:r>
               <w:rPr>
@@ -11135,7 +11086,7 @@
                 <w:lang w:val="en-GB"/>
               </w:rPr>
               <w:lastRenderedPageBreak/>
-              <w:t>last 3 years or a court decision has been issued and entered into force during the last 3 years, satisfying the claim of the contracting entity, the contracting entity or the awarding entity for damages caused by the Supplier and caused because the Supplier has fulfilled the essential condition of the contract with significant or permanent defects, or during the last 3 years the Contracting Entity has decided that the Supplier has fulfilled the essential condition of the contract with significant or permanent defects and therefore the sanction specified in the contract has been applied.</w:t>
+              <w:t>3 years, satisfying the claim of the contracting entity, the contracting entity or the awarding entity for damages caused by the Supplier and caused because the Supplier has fulfilled the essential condition of the contract with significant or permanent defects, or during the last 3 years the Contracting Entity has decided that the Supplier has fulfilled the essential condition of the contract with significant or permanent defects and therefore the sanction specified in the contract has been applied.</w:t>
             </w:r>
           </w:p>
           <w:p>
@@ -11291,6 +11242,7 @@
                 <w:sz w:val="20"/>
                 <w:szCs w:val="20"/>
               </w:rPr>
+              <w:lastRenderedPageBreak/>
               <w:t>Priimant sprendimus dėl Tiekėjo pašalinimo iš pirkimo procedūros šiame punkte nurodytu pašalinimo pagrindu, be kita ko, atsižvelgiama į pagal VPĮ 91</w:t>
             </w:r>
             <w:r>
@@ -11596,6 +11548,7 @@
                 <w:szCs w:val="20"/>
                 <w:lang w:val="en-GB"/>
               </w:rPr>
+              <w:lastRenderedPageBreak/>
               <w:t>When making decisions on the exclusion of the Supplier from the Procurement procedure on the grounds of exclusion specified in this Clause, the information published in accordance with Article 91 of the LPP</w:t>
             </w:r>
             <w:r>
@@ -12948,26 +12901,16 @@
                 <w:szCs w:val="20"/>
                 <w:lang w:val="en-GB"/>
               </w:rPr>
-              <w:t>Entities established outside Lithuania will be required to provide the type of certificate and such documentary evidence as is provided in the European Commission's Information Document Repository E-</w:t>
-            </w:r>
-            <w:r>
-              <w:rPr>
-                <w:rFonts w:ascii="Arial" w:hAnsi="Arial" w:cs="Arial"/>
-                <w:color w:val="000000"/>
-                <w:sz w:val="20"/>
-                <w:szCs w:val="20"/>
-                <w:lang w:val="en-GB"/>
+              <w:t xml:space="preserve">Entities established outside Lithuania will be required to provide the type of certificate and such documentary evidence as is provided in the European Commission's Information Document Repository E-Certis: </w:t>
+            </w:r>
+            <w:r>
+              <w:rPr>
+                <w:rFonts w:ascii="Arial" w:hAnsi="Arial" w:cs="Arial"/>
+                <w:color w:val="000000"/>
+                <w:sz w:val="20"/>
+                <w:szCs w:val="20"/>
               </w:rPr>
               <w:lastRenderedPageBreak/>
-              <w:t xml:space="preserve">Certis: </w:t>
-            </w:r>
-            <w:r>
-              <w:rPr>
-                <w:rFonts w:ascii="Arial" w:hAnsi="Arial" w:cs="Arial"/>
-                <w:color w:val="000000"/>
-                <w:sz w:val="20"/>
-                <w:szCs w:val="20"/>
-              </w:rPr>
               <w:t>https://ec.europa.eu/tools/ecertis/.</w:t>
             </w:r>
           </w:p>
@@ -13458,7 +13401,7 @@
                 <w:szCs w:val="20"/>
                 <w:lang w:eastAsia="en-US"/>
               </w:rPr>
-              <w:t xml:space="preserve">3) sukčiavimą, turto pasisavinimą, turto iššvaistymą, apgaulingą pareiškimą apie juridinio asmens veiklą, kredito, paskolos ar tikslinės paramos panaudojimą ne pagal paskirtį ar nustatytą tvarką, kreditinį sukčiavimą, neteisingų duomenų apie pajamas, pelną ar turtą pateikimą, </w:t>
+              <w:t xml:space="preserve">3) sukčiavimą, turto pasisavinimą, turto iššvaistymą, apgaulingą pareiškimą apie juridinio asmens veiklą, kredito, paskolos ar tikslinės paramos panaudojimą ne pagal paskirtį ar nustatytą tvarką, kreditinį sukčiavimą, neteisingų duomenų apie </w:t>
             </w:r>
             <w:r>
               <w:rPr>
@@ -13469,7 +13412,7 @@
                 <w:lang w:eastAsia="en-US"/>
               </w:rPr>
               <w:lastRenderedPageBreak/>
-              <w:t>deklaracijos, ataskaitos ar kito dokumento nepateikimą, apgaulingą apskaitos tvarkymą ar piktnaudžiavimą, kai šiomis nusikalstamomis veikomis kėsinamasi į Europos Sąjungos finansinius interesus, kaip apibrėžta Konvencijos dėl Europos Bendrijų finansinių interesų apsaugos 1 straipsnyje;</w:t>
+              <w:t>pajamas, pelną ar turtą pateikimą, deklaracijos, ataskaitos ar kito dokumento nepateikimą, apgaulingą apskaitos tvarkymą ar piktnaudžiavimą, kai šiomis nusikalstamomis veikomis kėsinamasi į Europos Sąjungos finansinius interesus, kaip apibrėžta Konvencijos dėl Europos Bendrijų finansinių interesų apsaugos 1 straipsnyje;</w:t>
             </w:r>
           </w:p>
           <w:p>
@@ -13715,7 +13658,7 @@
                 <w:szCs w:val="20"/>
                 <w:lang w:eastAsia="en-US"/>
               </w:rPr>
-              <w:t xml:space="preserve"> padalinys, vadovo, kito valdymo ar priežiūros organo nario ar kito asmens, turinčio (turinčių) teisę atstovauti tiekėjui ar jį kontroliuoti, jo vardu priimti sprendimą, sudaryti sandorį, asmens (asmenų), turinčio (turinčių) teisę surašyti </w:t>
+              <w:t xml:space="preserve"> padalinys, vadovo, kito valdymo ar priežiūros organo nario ar kito asmens, turinčio (turinčių) teisę atstovauti </w:t>
             </w:r>
             <w:r>
               <w:rPr>
@@ -13725,7 +13668,7 @@
                 <w:lang w:eastAsia="en-US"/>
               </w:rPr>
               <w:lastRenderedPageBreak/>
-              <w:t>ir pasirašyti tiekėjo finansinės apskaitos dokumentus, per pastaruosius 5 metus buvo priimtas ir įsiteisėjęs apkaltinamasis teismo nuosprendis ir šis asmuo turi neišnykusį ar nepanaikintą teistumą;</w:t>
+              <w:t>tiekėjui ar jį kontroliuoti, jo vardu priimti sprendimą, sudaryti sandorį, asmens (asmenų), turinčio (turinčių) teisę surašyti ir pasirašyti tiekėjo finansinės apskaitos dokumentus, per pastaruosius 5 metus buvo priimtas ir įsiteisėjęs apkaltinamasis teismo nuosprendis ir šis asmuo turi neišnykusį ar nepanaikintą teistumą;</w:t>
             </w:r>
           </w:p>
           <w:p>
@@ -13921,7 +13864,7 @@
                 <w:szCs w:val="20"/>
                 <w:lang w:val="en-GB"/>
               </w:rPr>
-              <w:t xml:space="preserve">Fraud, misappropriation of property, embezzlement, making false statements about the activities of a legal entity, misuse of credit, loans, or targeted support, credit fraud, providing false information about income, profit, or assets, failure to </w:t>
+              <w:t xml:space="preserve">Fraud, misappropriation of property, embezzlement, making false statements about the activities of a legal entity, misuse of credit, loans, or targeted support, credit fraud, providing false information about </w:t>
             </w:r>
             <w:r>
               <w:rPr>
@@ -13933,7 +13876,7 @@
                 <w:lang w:val="en-GB"/>
               </w:rPr>
               <w:lastRenderedPageBreak/>
-              <w:t>submit declarations, reports, or other documents, fraudulent accounting, or abuse, when such criminal acts threaten the financial interests of the European Union as defined in Article 1 of the Convention on the Protection of the European Communities' Financial Interests;</w:t>
+              <w:t>income, profit, or assets, failure to submit declarations, reports, or other documents, fraudulent accounting, or abuse, when such criminal acts threaten the financial interests of the European Union as defined in Article 1 of the Convention on the Protection of the European Communities' Financial Interests;</w:t>
             </w:r>
           </w:p>
           <w:p>
@@ -14194,7 +14137,7 @@
                 <w:szCs w:val="20"/>
                 <w:lang w:val="en-GB"/>
               </w:rPr>
-              <w:t xml:space="preserve">2) For a supplier that is a legal entity, another organization, or its structural unit, a final and binding conviction has been issued within the last 5 years for the manager, another member of the management or supervisory body, or another person authorized to represent or control the supplier, make decisions on its behalf, conclude </w:t>
+              <w:t xml:space="preserve">2) For a supplier that is a legal entity, another organization, or its structural unit, a final and binding conviction has been issued within the last 5 years for the manager, another member of the management or supervisory </w:t>
             </w:r>
             <w:r>
               <w:rPr>
@@ -14206,7 +14149,7 @@
                 <w:lang w:val="en-GB"/>
               </w:rPr>
               <w:lastRenderedPageBreak/>
-              <w:t>transactions, or for the person(s) authorized to prepare and sign the supplier’s financial accounting documents, and such person has an unexpired or unrevoked criminal record;</w:t>
+              <w:t>body, or another person authorized to represent or control the supplier, make decisions on its behalf, conclude transactions, or for the person(s) authorized to prepare and sign the supplier’s financial accounting documents, and such person has an unexpired or unrevoked criminal record;</w:t>
             </w:r>
           </w:p>
           <w:p>
@@ -14386,7 +14329,16 @@
                 <w:szCs w:val="20"/>
               </w:rPr>
               <w:tab/>
-              <w:t>Informatikos ir ryšių departamento prie Vidaus reikalų ministerijos pažymos, arba</w:t>
+              <w:t xml:space="preserve">Informatikos ir ryšių departamento prie Vidaus </w:t>
+            </w:r>
+            <w:r>
+              <w:rPr>
+                <w:rFonts w:ascii="Arial" w:hAnsi="Arial" w:cs="Arial"/>
+                <w:sz w:val="20"/>
+                <w:szCs w:val="20"/>
+              </w:rPr>
+              <w:lastRenderedPageBreak/>
+              <w:t>reikalų ministerijos pažymos, arba</w:t>
             </w:r>
           </w:p>
           <w:p>
@@ -14405,7 +14357,6 @@
                 <w:sz w:val="20"/>
                 <w:szCs w:val="20"/>
               </w:rPr>
-              <w:lastRenderedPageBreak/>
               <w:t>•</w:t>
             </w:r>
             <w:r>
@@ -14533,7 +14484,7 @@
                 <w:sz w:val="20"/>
                 <w:szCs w:val="20"/>
               </w:rPr>
-              <w:t xml:space="preserve">Jei dokumentas išduotas anksčiau, tačiau jame nurodytas galiojimo terminas ilgesnis nei pašalinimo pagrindų nebuvimą patvirtinančių dokumentų pagal EBVPD galutinis </w:t>
+              <w:t xml:space="preserve">Jei dokumentas išduotas anksčiau, tačiau jame nurodytas galiojimo terminas </w:t>
             </w:r>
             <w:r>
               <w:rPr>
@@ -14542,7 +14493,7 @@
                 <w:szCs w:val="20"/>
               </w:rPr>
               <w:lastRenderedPageBreak/>
-              <w:t>pateikimo terminas, toks dokumentas jo galiojimo laikotarpiu yra priimtinas.</w:t>
+              <w:t>ilgesnis nei pašalinimo pagrindų nebuvimą patvirtinančių dokumentų pagal EBVPD galutinis pateikimo terminas, toks dokumentas jo galiojimo laikotarpiu yra priimtinas.</w:t>
             </w:r>
           </w:p>
           <w:p>
@@ -14837,7 +14788,7 @@
                 <w:szCs w:val="20"/>
                 <w:lang w:val="en-GB"/>
               </w:rPr>
-              <w:t xml:space="preserve">The specified documents must be issued no earlier than 180 days before the date on which the supplier, at the request of the contracting entity, must submit documents confirming the absence of grounds for exclusion. For example: If the contracting entity requests the supplier on 2022-10-10 to submit supporting documents by 2022-10-14, the documents must be issued no earlier than 180 days, counting </w:t>
+              <w:t xml:space="preserve">The specified documents must be issued no earlier than 180 days before the date on which the supplier, at the request of the contracting entity, must submit documents confirming the absence of grounds for exclusion. For example: If the contracting entity requests the supplier on 2022-10-10 to submit supporting documents by 2022-10-14, the documents </w:t>
             </w:r>
             <w:r>
               <w:rPr>
@@ -14847,7 +14798,7 @@
                 <w:lang w:val="en-GB"/>
               </w:rPr>
               <w:lastRenderedPageBreak/>
-              <w:t>backwards from 2022-10-14.</w:t>
+              <w:t>must be issued no earlier than 180 days, counting backwards from 2022-10-14.</w:t>
             </w:r>
           </w:p>
           <w:p>
@@ -15001,7 +14952,19 @@
                 <w:szCs w:val="20"/>
                 <w:lang w:val="en-GB"/>
               </w:rPr>
-              <w:t>However, in the situation defined in this clause, the contracting entity will not exclude the supplier from the procurement procedure if the supplier provides reasonable evidence that it will be able to properly fulfil the contract.</w:t>
+              <w:t xml:space="preserve">However, in the situation defined in this clause, the contracting entity will not exclude the supplier from the procurement procedure if the supplier provides reasonable evidence </w:t>
+            </w:r>
+            <w:r>
+              <w:rPr>
+                <w:rFonts w:ascii="Arial" w:hAnsi="Arial" w:cs="Arial"/>
+                <w:iCs/>
+                <w:color w:val="000000" w:themeColor="text1"/>
+                <w:sz w:val="20"/>
+                <w:szCs w:val="20"/>
+                <w:lang w:val="en-GB"/>
+              </w:rPr>
+              <w:lastRenderedPageBreak/>
+              <w:t>that it will be able to properly fulfil the contract.</w:t>
             </w:r>
           </w:p>
         </w:tc>
@@ -15025,6 +14988,7 @@
                 <w:sz w:val="20"/>
                 <w:szCs w:val="20"/>
               </w:rPr>
+              <w:lastRenderedPageBreak/>
               <w:t>PATEIKIAMA:</w:t>
             </w:r>
           </w:p>
@@ -15125,7 +15089,7 @@
                 <w:sz w:val="20"/>
                 <w:szCs w:val="20"/>
               </w:rPr>
-              <w:t xml:space="preserve">Prireikus, Perkantysis subjektas turi teisę prašyti pateikti valstybės įmonės Registrų centro Lietuvos Respublikos Vyriausybės nustatyta tvarka išduoto dokumento, patvirtinančio jungtinius kompetentingų institucijų tvarkomus duomenis. Tokiu atveju </w:t>
+              <w:t xml:space="preserve">Prireikus, Perkantysis subjektas turi teisę prašyti pateikti valstybės įmonės Registrų centro Lietuvos </w:t>
             </w:r>
             <w:r>
               <w:rPr>
@@ -15134,7 +15098,7 @@
                 <w:szCs w:val="20"/>
               </w:rPr>
               <w:lastRenderedPageBreak/>
-              <w:t>dokumentas turi būti  išduotas ne anksčiau kaip 120 dienų iki tos dienos, kai tiekėjas perkančiojo subjekto prašymu turės pateikti pašalinimo pagrindų nebuvimą patvirtinančius dokumentus. Pavyzdys: Jeigu perkantysis subjektas 2022-10-10 kreipėsi į tiekėją prašydama iki 2022-10-14 pateikti įrodančius dokumentus, jie turi būti išduoti ne anksčiau kaip 120 dienų, jas skaičiuojant atgal nuo 2022-10-14.</w:t>
+              <w:t>Respublikos Vyriausybės nustatyta tvarka išduoto dokumento, patvirtinančio jungtinius kompetentingų institucijų tvarkomus duomenis. Tokiu atveju dokumentas turi būti  išduotas ne anksčiau kaip 120 dienų iki tos dienos, kai tiekėjas perkančiojo subjekto prašymu turės pateikti pašalinimo pagrindų nebuvimą patvirtinančius dokumentus. Pavyzdys: Jeigu perkantysis subjektas 2022-10-10 kreipėsi į tiekėją prašydama iki 2022-10-14 pateikti įrodančius dokumentus, jie turi būti išduoti ne anksčiau kaip 120 dienų, jas skaičiuojant atgal nuo 2022-10-14.</w:t>
             </w:r>
           </w:p>
           <w:p>
@@ -15303,7 +15267,7 @@
                 <w:szCs w:val="20"/>
                 <w:lang w:val="en-GB"/>
               </w:rPr>
-              <w:t xml:space="preserve">If necessary, the contracting entity has the right to request a document issued by the State Enterprise Centre of Registers in accordance with the procedure established by the Government of the Republic of Lithuania, confirming the consolidated </w:t>
+              <w:t xml:space="preserve">If necessary, the contracting entity has the right to request a document issued by the State Enterprise Centre of </w:t>
             </w:r>
             <w:r>
               <w:rPr>
@@ -15313,7 +15277,7 @@
                 <w:lang w:val="en-GB"/>
               </w:rPr>
               <w:lastRenderedPageBreak/>
-              <w:t>data managed by the competent authorities. In such a case, the document must be issued no earlier than 120 days before the date on which the supplier, at the request of the contracting entity, must submit documents confirming the absence of grounds for exclusion. For example: If the contracting entity requests the supplier on 2022-10-10 to submit supporting documents by 2022-10-14, the documents must be issued no earlier than 120 days, counting backwards from 2022-10-14.</w:t>
+              <w:t>Registers in accordance with the procedure established by the Government of the Republic of Lithuania, confirming the consolidated data managed by the competent authorities. In such a case, the document must be issued no earlier than 120 days before the date on which the supplier, at the request of the contracting entity, must submit documents confirming the absence of grounds for exclusion. For example: If the contracting entity requests the supplier on 2022-10-10 to submit supporting documents by 2022-10-14, the documents must be issued no earlier than 120 days, counting backwards from 2022-10-14.</w:t>
             </w:r>
           </w:p>
           <w:p>
@@ -15334,6 +15298,378 @@
                 <w:lang w:val="en-GB"/>
               </w:rPr>
               <w:t>If the document was issued earlier, but its validity period is longer than the final submission deadline for documents confirming the absence of grounds for exclusion according to the ESPD, such a document is acceptable during its validity period.</w:t>
+            </w:r>
+          </w:p>
+          <w:p>
+            <w:pPr>
+              <w:jc w:val="both"/>
+              <w:rPr>
+                <w:rFonts w:ascii="Arial" w:hAnsi="Arial" w:cs="Arial"/>
+                <w:sz w:val="20"/>
+                <w:szCs w:val="20"/>
+                <w:lang w:val="en-GB"/>
+              </w:rPr>
+            </w:pPr>
+          </w:p>
+        </w:tc>
+      </w:tr>
+      <w:tr>
+        <w:tc>
+          <w:tcPr>
+            <w:tcW w:w="928" w:type="dxa"/>
+          </w:tcPr>
+          <w:p>
+            <w:pPr>
+              <w:rPr>
+                <w:rFonts w:ascii="Arial" w:hAnsi="Arial" w:cs="Arial"/>
+                <w:sz w:val="20"/>
+                <w:szCs w:val="20"/>
+              </w:rPr>
+            </w:pPr>
+            <w:r>
+              <w:rPr>
+                <w:rFonts w:ascii="Arial" w:hAnsi="Arial" w:cs="Arial"/>
+                <w:sz w:val="20"/>
+                <w:szCs w:val="20"/>
+              </w:rPr>
+              <w:lastRenderedPageBreak/>
+              <w:t>12.</w:t>
+            </w:r>
+          </w:p>
+        </w:tc>
+        <w:tc>
+          <w:tcPr>
+            <w:tcW w:w="3887" w:type="dxa"/>
+          </w:tcPr>
+          <w:p>
+            <w:pPr>
+              <w:pStyle w:val="NoSpacing"/>
+              <w:spacing w:line="256" w:lineRule="auto"/>
+              <w:jc w:val="both"/>
+              <w:rPr>
+                <w:rFonts w:ascii="Arial" w:eastAsiaTheme="minorHAnsi" w:hAnsi="Arial" w:cs="Arial"/>
+                <w:sz w:val="20"/>
+                <w:szCs w:val="20"/>
+                <w:lang w:eastAsia="en-US"/>
+              </w:rPr>
+            </w:pPr>
+            <w:r>
+              <w:rPr>
+                <w:rFonts w:ascii="Arial" w:eastAsiaTheme="minorHAnsi" w:hAnsi="Arial" w:cs="Arial"/>
+                <w:sz w:val="20"/>
+                <w:szCs w:val="20"/>
+                <w:lang w:eastAsia="en-US"/>
+              </w:rPr>
+              <w:t xml:space="preserve">Tiekėjas yra įsteigtas arba dalyvauja pirkime vietoj kito asmens, siekiant </w:t>
+            </w:r>
+            <w:r>
+              <w:rPr>
+                <w:rFonts w:ascii="Arial" w:eastAsiaTheme="minorHAnsi" w:hAnsi="Arial" w:cs="Arial"/>
+                <w:sz w:val="20"/>
+                <w:szCs w:val="20"/>
+                <w:lang w:eastAsia="en-US"/>
+              </w:rPr>
+              <w:lastRenderedPageBreak/>
+              <w:t>išvengti VPĮ 46 straipsnio 4 ir 6 dalyse nurodytų pašalinimo pagrindų taikymo.</w:t>
+            </w:r>
+          </w:p>
+          <w:p>
+            <w:pPr>
+              <w:jc w:val="both"/>
+              <w:rPr>
+                <w:rFonts w:ascii="Arial" w:hAnsi="Arial" w:cs="Arial"/>
+                <w:color w:val="000000"/>
+                <w:sz w:val="20"/>
+                <w:szCs w:val="20"/>
+              </w:rPr>
+            </w:pPr>
+          </w:p>
+        </w:tc>
+        <w:tc>
+          <w:tcPr>
+            <w:tcW w:w="4111" w:type="dxa"/>
+          </w:tcPr>
+          <w:p>
+            <w:pPr>
+              <w:jc w:val="both"/>
+              <w:rPr>
+                <w:rFonts w:ascii="Arial" w:hAnsi="Arial" w:cs="Arial"/>
+                <w:iCs/>
+                <w:color w:val="000000" w:themeColor="text1"/>
+                <w:sz w:val="20"/>
+                <w:szCs w:val="20"/>
+                <w:lang w:val="en-GB"/>
+              </w:rPr>
+            </w:pPr>
+            <w:r>
+              <w:rPr>
+                <w:rFonts w:ascii="Arial" w:hAnsi="Arial" w:cs="Arial"/>
+                <w:iCs/>
+                <w:color w:val="000000" w:themeColor="text1"/>
+                <w:sz w:val="20"/>
+                <w:szCs w:val="20"/>
+                <w:lang w:val="en-GB"/>
+              </w:rPr>
+              <w:lastRenderedPageBreak/>
+              <w:t xml:space="preserve">The Supplier has been established or participates in the Procurement in place of </w:t>
+            </w:r>
+            <w:r>
+              <w:rPr>
+                <w:rFonts w:ascii="Arial" w:hAnsi="Arial" w:cs="Arial"/>
+                <w:iCs/>
+                <w:color w:val="000000" w:themeColor="text1"/>
+                <w:sz w:val="20"/>
+                <w:szCs w:val="20"/>
+                <w:lang w:val="en-GB"/>
+              </w:rPr>
+              <w:lastRenderedPageBreak/>
+              <w:t>another person with the aim of avoiding the application of the grounds for exclusion referred to in Article 46(4) and (6) of the LPP.</w:t>
+            </w:r>
+          </w:p>
+        </w:tc>
+        <w:tc>
+          <w:tcPr>
+            <w:tcW w:w="2835" w:type="dxa"/>
+          </w:tcPr>
+          <w:p>
+            <w:pPr>
+              <w:ind w:left="34"/>
+              <w:jc w:val="both"/>
+              <w:rPr>
+                <w:rFonts w:ascii="Arial" w:hAnsi="Arial" w:cs="Arial"/>
+                <w:sz w:val="20"/>
+                <w:szCs w:val="20"/>
+              </w:rPr>
+            </w:pPr>
+            <w:r>
+              <w:rPr>
+                <w:rFonts w:ascii="Arial" w:hAnsi="Arial" w:cs="Arial"/>
+                <w:sz w:val="20"/>
+                <w:szCs w:val="20"/>
+              </w:rPr>
+              <w:lastRenderedPageBreak/>
+              <w:t>PATEIKIAMA:</w:t>
+            </w:r>
+          </w:p>
+          <w:p>
+            <w:pPr>
+              <w:ind w:left="34"/>
+              <w:jc w:val="both"/>
+              <w:rPr>
+                <w:rFonts w:ascii="Arial" w:hAnsi="Arial" w:cs="Arial"/>
+                <w:color w:val="000000"/>
+                <w:sz w:val="20"/>
+                <w:szCs w:val="20"/>
+              </w:rPr>
+            </w:pPr>
+            <w:r>
+              <w:rPr>
+                <w:rFonts w:ascii="Arial" w:hAnsi="Arial" w:cs="Arial"/>
+                <w:color w:val="000000"/>
+                <w:sz w:val="20"/>
+                <w:szCs w:val="20"/>
+              </w:rPr>
+              <w:lastRenderedPageBreak/>
+              <w:t>Su Paraiška pateikiamas tik EBVPD.</w:t>
+            </w:r>
+          </w:p>
+          <w:p>
+            <w:pPr>
+              <w:ind w:left="34"/>
+              <w:jc w:val="both"/>
+              <w:rPr>
+                <w:rFonts w:ascii="Arial" w:hAnsi="Arial" w:cs="Arial"/>
+                <w:sz w:val="20"/>
+                <w:szCs w:val="20"/>
+              </w:rPr>
+            </w:pPr>
+          </w:p>
+          <w:p>
+            <w:pPr>
+              <w:pStyle w:val="NoSpacing"/>
+              <w:spacing w:line="256" w:lineRule="auto"/>
+              <w:jc w:val="both"/>
+              <w:rPr>
+                <w:rFonts w:ascii="Arial" w:eastAsiaTheme="minorHAnsi" w:hAnsi="Arial" w:cs="Arial"/>
+                <w:color w:val="000000"/>
+                <w:sz w:val="20"/>
+                <w:szCs w:val="20"/>
+                <w:lang w:eastAsia="en-US"/>
+              </w:rPr>
+            </w:pPr>
+            <w:r>
+              <w:rPr>
+                <w:rFonts w:ascii="Arial" w:eastAsiaTheme="minorHAnsi" w:hAnsi="Arial" w:cs="Arial"/>
+                <w:color w:val="000000"/>
+                <w:sz w:val="20"/>
+                <w:szCs w:val="20"/>
+                <w:lang w:eastAsia="en-US"/>
+              </w:rPr>
+              <w:t>Iš Lietuvoje įsteigtų subjektų įrodančių dokumentų nereikalaujama, užtenka pateikto EBVPD.</w:t>
+            </w:r>
+          </w:p>
+          <w:p>
+            <w:pPr>
+              <w:pStyle w:val="NoSpacing"/>
+              <w:spacing w:line="256" w:lineRule="auto"/>
+              <w:jc w:val="both"/>
+              <w:rPr>
+                <w:rFonts w:ascii="Arial" w:eastAsiaTheme="minorHAnsi" w:hAnsi="Arial" w:cs="Arial"/>
+                <w:color w:val="000000"/>
+                <w:sz w:val="20"/>
+                <w:szCs w:val="20"/>
+                <w:lang w:eastAsia="en-US"/>
+              </w:rPr>
+            </w:pPr>
+          </w:p>
+          <w:p>
+            <w:pPr>
+              <w:ind w:left="34"/>
+              <w:jc w:val="both"/>
+              <w:rPr>
+                <w:rFonts w:ascii="Arial" w:hAnsi="Arial" w:cs="Arial"/>
+                <w:sz w:val="20"/>
+                <w:szCs w:val="20"/>
+              </w:rPr>
+            </w:pPr>
+            <w:r>
+              <w:rPr>
+                <w:rFonts w:ascii="Arial" w:hAnsi="Arial" w:cs="Arial"/>
+                <w:sz w:val="20"/>
+                <w:szCs w:val="20"/>
+              </w:rPr>
+              <w:t xml:space="preserve">Iš ne Lietuvoje įsteigtų subjektų bus reikalaujama tokios rūšies pažymų ir tokių dokumentinių įrodymų formų, apie kuriuos pateikta informacija Europos Komisijos informacinėje dokumentų saugykloje </w:t>
+            </w:r>
+          </w:p>
+          <w:p>
+            <w:pPr>
+              <w:pStyle w:val="NoSpacing"/>
+              <w:spacing w:line="256" w:lineRule="auto"/>
+              <w:jc w:val="both"/>
+              <w:rPr>
+                <w:rFonts w:ascii="Arial" w:eastAsiaTheme="minorHAnsi" w:hAnsi="Arial" w:cs="Arial"/>
+                <w:color w:val="000000"/>
+                <w:sz w:val="20"/>
+                <w:szCs w:val="20"/>
+                <w:lang w:eastAsia="en-US"/>
+              </w:rPr>
+            </w:pPr>
+            <w:r>
+              <w:rPr>
+                <w:rFonts w:ascii="Arial" w:hAnsi="Arial" w:cs="Arial"/>
+                <w:sz w:val="20"/>
+                <w:szCs w:val="20"/>
+              </w:rPr>
+              <w:t>„e-Certis“ adresu:  https://ec.europa.eu/tools/ecertis/.</w:t>
+            </w:r>
+          </w:p>
+          <w:p>
+            <w:pPr>
+              <w:ind w:left="34"/>
+              <w:jc w:val="both"/>
+              <w:rPr>
+                <w:rFonts w:ascii="Arial" w:hAnsi="Arial" w:cs="Arial"/>
+                <w:sz w:val="20"/>
+                <w:szCs w:val="20"/>
+              </w:rPr>
+            </w:pPr>
+          </w:p>
+        </w:tc>
+        <w:tc>
+          <w:tcPr>
+            <w:tcW w:w="2660" w:type="dxa"/>
+          </w:tcPr>
+          <w:p>
+            <w:pPr>
+              <w:jc w:val="both"/>
+              <w:rPr>
+                <w:rFonts w:ascii="Arial" w:hAnsi="Arial" w:cs="Arial"/>
+                <w:sz w:val="20"/>
+                <w:szCs w:val="20"/>
+                <w:lang w:val="en-GB"/>
+              </w:rPr>
+            </w:pPr>
+            <w:r>
+              <w:rPr>
+                <w:rFonts w:ascii="Arial" w:hAnsi="Arial" w:cs="Arial"/>
+                <w:sz w:val="20"/>
+                <w:szCs w:val="20"/>
+                <w:lang w:val="en-GB"/>
+              </w:rPr>
+              <w:lastRenderedPageBreak/>
+              <w:t>SUBMITTED:</w:t>
+            </w:r>
+          </w:p>
+          <w:p>
+            <w:pPr>
+              <w:jc w:val="both"/>
+              <w:rPr>
+                <w:rFonts w:ascii="Arial" w:hAnsi="Arial" w:cs="Arial"/>
+                <w:sz w:val="20"/>
+                <w:szCs w:val="20"/>
+                <w:lang w:val="en-GB"/>
+              </w:rPr>
+            </w:pPr>
+            <w:r>
+              <w:rPr>
+                <w:rFonts w:ascii="Arial" w:hAnsi="Arial" w:cs="Arial"/>
+                <w:sz w:val="20"/>
+                <w:szCs w:val="20"/>
+                <w:lang w:val="en-GB"/>
+              </w:rPr>
+              <w:lastRenderedPageBreak/>
+              <w:t>Only the ESPD is submitted with the Application.</w:t>
+            </w:r>
+          </w:p>
+          <w:p>
+            <w:pPr>
+              <w:jc w:val="both"/>
+              <w:rPr>
+                <w:rFonts w:ascii="Arial" w:hAnsi="Arial" w:cs="Arial"/>
+                <w:sz w:val="20"/>
+                <w:szCs w:val="20"/>
+                <w:lang w:val="en-GB"/>
+              </w:rPr>
+            </w:pPr>
+          </w:p>
+          <w:p>
+            <w:pPr>
+              <w:jc w:val="both"/>
+              <w:rPr>
+                <w:rFonts w:ascii="Arial" w:hAnsi="Arial" w:cs="Arial"/>
+                <w:sz w:val="20"/>
+                <w:szCs w:val="20"/>
+                <w:lang w:val="en-GB"/>
+              </w:rPr>
+            </w:pPr>
+            <w:r>
+              <w:rPr>
+                <w:rFonts w:ascii="Arial" w:hAnsi="Arial" w:cs="Arial"/>
+                <w:sz w:val="20"/>
+                <w:szCs w:val="20"/>
+                <w:lang w:val="en-GB"/>
+              </w:rPr>
+              <w:t>For entities established in Lithuania, no supporting documents are required; the submitted ESPD is sufficient.</w:t>
+            </w:r>
+          </w:p>
+          <w:p>
+            <w:pPr>
+              <w:jc w:val="both"/>
+              <w:rPr>
+                <w:rFonts w:ascii="Arial" w:hAnsi="Arial" w:cs="Arial"/>
+                <w:sz w:val="20"/>
+                <w:szCs w:val="20"/>
+                <w:lang w:val="en-GB"/>
+              </w:rPr>
+            </w:pPr>
+            <w:r>
+              <w:rPr>
+                <w:rFonts w:ascii="Arial" w:hAnsi="Arial" w:cs="Arial"/>
+                <w:sz w:val="20"/>
+                <w:szCs w:val="20"/>
+                <w:lang w:val="en-GB"/>
+              </w:rPr>
+              <w:t>Entities established outside Lithuania will be required to provide the types of certificates and forms of documentary evidence for which information is available in the European Commission’s documentary evidence repository “e-Certis” at: https://ec.europa.eu/tools/ecertis/.</w:t>
             </w:r>
           </w:p>
           <w:p>
@@ -15817,7 +16153,6 @@
                 <w:szCs w:val="20"/>
                 <w:lang w:val="en-GB"/>
               </w:rPr>
-              <w:lastRenderedPageBreak/>
               <w:t xml:space="preserve">SUBMITTED: </w:t>
             </w:r>
           </w:p>
@@ -15907,7 +16242,6 @@
                 <w:sz w:val="20"/>
                 <w:szCs w:val="20"/>
               </w:rPr>
-              <w:lastRenderedPageBreak/>
               <w:t>Finansinis ir ekonominis pajėgumas /</w:t>
             </w:r>
             <w:r>
@@ -16040,6 +16374,7 @@
                 <w:sz w:val="20"/>
                 <w:szCs w:val="20"/>
               </w:rPr>
+              <w:lastRenderedPageBreak/>
               <w:t xml:space="preserve">Pastaba: </w:t>
             </w:r>
             <w:r>
@@ -16090,6 +16425,7 @@
                 <w:szCs w:val="20"/>
                 <w:lang w:val="en-GB"/>
               </w:rPr>
+              <w:lastRenderedPageBreak/>
               <w:t xml:space="preserve">SUBMITTED: </w:t>
             </w:r>
           </w:p>
@@ -16124,6 +16460,7 @@
                 <w:szCs w:val="20"/>
                 <w:lang w:val="en-GB"/>
               </w:rPr>
+              <w:lastRenderedPageBreak/>
               <w:t xml:space="preserve">Note: </w:t>
             </w:r>
             <w:r>
@@ -16179,6 +16516,7 @@
                 <w:sz w:val="20"/>
                 <w:szCs w:val="20"/>
               </w:rPr>
+              <w:lastRenderedPageBreak/>
               <w:t>Techninis ir profesinis pajėgumas /</w:t>
             </w:r>
             <w:r>
@@ -16789,7 +17127,15 @@
                 <w:sz w:val="20"/>
                 <w:szCs w:val="20"/>
               </w:rPr>
-              <w:t>11</w:t>
+              <w:t>1</w:t>
+            </w:r>
+            <w:r>
+              <w:rPr>
+                <w:rFonts w:ascii="Arial" w:hAnsi="Arial" w:cs="Arial"/>
+                <w:sz w:val="20"/>
+                <w:szCs w:val="20"/>
+              </w:rPr>
+              <w:t>2</w:t>
             </w:r>
             <w:r>
               <w:rPr>
@@ -16805,15 +17151,23 @@
                 <w:sz w:val="20"/>
                 <w:szCs w:val="20"/>
               </w:rPr>
-              <w:t>11</w:t>
-            </w:r>
-            <w:r>
-              <w:rPr>
-                <w:rFonts w:ascii="Arial" w:hAnsi="Arial" w:cs="Arial"/>
-                <w:sz w:val="20"/>
-                <w:szCs w:val="20"/>
-              </w:rPr>
-              <w:t xml:space="preserve"> punktuose nurodytų pašalinimo pagrindų nebuvimą.</w:t>
+              <w:t>1</w:t>
+            </w:r>
+            <w:r>
+              <w:rPr>
+                <w:rFonts w:ascii="Arial" w:hAnsi="Arial" w:cs="Arial"/>
+                <w:sz w:val="20"/>
+                <w:szCs w:val="20"/>
+              </w:rPr>
+              <w:t xml:space="preserve">2 </w:t>
+            </w:r>
+            <w:r>
+              <w:rPr>
+                <w:rFonts w:ascii="Arial" w:hAnsi="Arial" w:cs="Arial"/>
+                <w:sz w:val="20"/>
+                <w:szCs w:val="20"/>
+              </w:rPr>
+              <w:t>punktuose nurodytų pašalinimo pagrindų nebuvimą.</w:t>
             </w:r>
           </w:p>
         </w:tc>
@@ -16846,7 +17200,16 @@
                 <w:szCs w:val="20"/>
                 <w:lang w:val="en-GB"/>
               </w:rPr>
-              <w:t>11</w:t>
+              <w:t>1</w:t>
+            </w:r>
+            <w:r>
+              <w:rPr>
+                <w:rFonts w:ascii="Arial" w:hAnsi="Arial" w:cs="Arial"/>
+                <w:sz w:val="20"/>
+                <w:szCs w:val="20"/>
+                <w:lang w:val="en-GB"/>
+              </w:rPr>
+              <w:t>2</w:t>
             </w:r>
             <w:r>
               <w:rPr>
@@ -16864,7 +17227,16 @@
                 <w:szCs w:val="20"/>
                 <w:lang w:val="en-GB"/>
               </w:rPr>
-              <w:t>11</w:t>
+              <w:t>1</w:t>
+            </w:r>
+            <w:r>
+              <w:rPr>
+                <w:rFonts w:ascii="Arial" w:hAnsi="Arial" w:cs="Arial"/>
+                <w:sz w:val="20"/>
+                <w:szCs w:val="20"/>
+                <w:lang w:val="en-GB"/>
+              </w:rPr>
+              <w:t>2</w:t>
             </w:r>
             <w:r>
               <w:rPr>
@@ -17093,7 +17465,6 @@
                 <w:sz w:val="20"/>
                 <w:szCs w:val="20"/>
               </w:rPr>
-              <w:lastRenderedPageBreak/>
               <w:t>a)</w:t>
             </w:r>
           </w:p>
@@ -17258,6 +17629,7 @@
                 <w:sz w:val="20"/>
                 <w:szCs w:val="20"/>
               </w:rPr>
+              <w:lastRenderedPageBreak/>
               <w:t>c)</w:t>
             </w:r>
           </w:p>
@@ -18262,7 +18634,6 @@
                 <w:sz w:val="20"/>
                 <w:szCs w:val="20"/>
               </w:rPr>
-              <w:lastRenderedPageBreak/>
               <w:t>3.3.5.</w:t>
             </w:r>
           </w:p>
@@ -18394,6 +18765,7 @@
                 <w:sz w:val="20"/>
                 <w:szCs w:val="20"/>
               </w:rPr>
+              <w:lastRenderedPageBreak/>
               <w:t>a)</w:t>
             </w:r>
           </w:p>
@@ -19200,7 +19572,7 @@
                 <w:sz w:val="20"/>
                 <w:szCs w:val="20"/>
               </w:rPr>
-              <w:t xml:space="preserve">Tiekėjas/Tiekėjų grupės narys ir kiekvienas Ūkio subjektas, kurio pajėgumais remiamasi grindžiant atitiktį Kvalifikacijos reikalavimams (išskyrus Subtiekėjus, kurių pajėgumais nesiremiama pagrindžiant atitiktį Kvalifikacijos reikalavimams), užpildo ir pasirašo atskirą EBVPD. Specialistui, kurio pajėgumais Tiekėjas remiasi, kuris nėra Tiekėjo darbuotojas ir kurį Tiekėjas ketina įdarbinti (Kvazisubtiekėjas), pildyti ir pasirašyti atskiro EBVPD </w:t>
+              <w:t xml:space="preserve">Tiekėjas/Tiekėjų grupės narys ir kiekvienas Ūkio subjektas, kurio pajėgumais remiamasi grindžiant atitiktį Kvalifikacijos reikalavimams (išskyrus Subtiekėjus, kurių pajėgumais nesiremiama pagrindžiant atitiktį Kvalifikacijos reikalavimams), užpildo ir pasirašo atskirą EBVPD. Specialistui, kurio pajėgumais Tiekėjas remiasi, kuris nėra Tiekėjo darbuotojas ir kurį Tiekėjas ketina įdarbinti (Kvazisubtiekėjas), pildyti ir pasirašyti atskiro EBVPD nereikia. Tiekėjas, pateikdamas užpildytą ir pasirašytą EBVPD, deklaruoja, </w:t>
             </w:r>
             <w:r>
               <w:rPr>
@@ -19209,7 +19581,7 @@
                 <w:szCs w:val="20"/>
               </w:rPr>
               <w:lastRenderedPageBreak/>
-              <w:t xml:space="preserve">nereikia. Tiekėjas, pateikdamas užpildytą ir pasirašytą EBVPD, deklaruoja, kad jo pasitelkti specialistai atitinka specialistui keliamus reikalavimus, tačiau su Paraiška reikia pateikti </w:t>
+              <w:t xml:space="preserve">kad jo pasitelkti specialistai atitinka specialistui keliamus reikalavimus, tačiau su Paraiška reikia pateikti </w:t>
             </w:r>
             <w:r>
               <w:rPr>
@@ -19253,7 +19625,7 @@
                 <w:lang w:val="en-US"/>
               </w:rPr>
               <w:lastRenderedPageBreak/>
-              <w:t xml:space="preserve">The Supplier/member of a Supplier group and each economic entity whose capacity is relied upon in order to comply with the Qualification Requirements (except for Sub-suppliers whose capacity is not used to substantiate compliance with the Qualification Requirements) shall complete and sign a separate ESPD. The specialist whose capacities are being relied upon and who is not an employee of the Supplier, but </w:t>
+              <w:t xml:space="preserve">The Supplier/member of a Supplier group and each economic entity whose capacity is relied upon in order to comply with the Qualification Requirements (except for Sub-suppliers whose capacity is not used to substantiate compliance with the Qualification Requirements) shall complete and sign a separate ESPD. The specialist whose capacities are being relied upon and who is not an employee of the Supplier, but whom the Supplier intends to employ (Quasi-Sub-supplier) does not </w:t>
             </w:r>
             <w:r>
               <w:rPr>
@@ -19264,7 +19636,7 @@
                 <w:lang w:val="en-US"/>
               </w:rPr>
               <w:lastRenderedPageBreak/>
-              <w:t xml:space="preserve">whom the Supplier intends to employ (Quasi-Sub-supplier) does not need to complete or sign a separate ESPD; when submitting a completed and signed ESPD the Supplier shall declare that the specialists engaged thereby comply with the requirements prescribed for the specialists, however, in relation to the Application the Supplier shall submit </w:t>
+              <w:t xml:space="preserve">need to complete or sign a separate ESPD; when submitting a completed and signed ESPD the Supplier shall declare that the specialists engaged thereby comply with the requirements prescribed for the specialists, however, in relation to the Application the Supplier shall submit </w:t>
             </w:r>
             <w:r>
               <w:rPr>
@@ -19964,6 +20336,7 @@
                 <w:sz w:val="20"/>
                 <w:szCs w:val="20"/>
               </w:rPr>
+              <w:lastRenderedPageBreak/>
               <w:t xml:space="preserve">Jei žalieji reikalavimai nurodyti Techninėje specifikacijoje ir (ar) Sutarties projekte: </w:t>
             </w:r>
           </w:p>
@@ -20269,7 +20642,7 @@
                 <w:szCs w:val="20"/>
                 <w:lang w:val="en-GB"/>
               </w:rPr>
-              <w:t xml:space="preserve"> because only an intangible (intellectual) service is purchased, which is not related to the creation of a material object (p. 4.4.3 of the description approved by the order of the Minister of the Environment "On the application of </w:t>
+              <w:t xml:space="preserve"> because only an intangible (intellectual) service is purchased, which is not related to the creation of a material object (p. 4.4.3 of the description approved by the </w:t>
             </w:r>
             <w:r>
               <w:rPr>
@@ -20279,7 +20652,7 @@
                 <w:lang w:val="en-GB"/>
               </w:rPr>
               <w:lastRenderedPageBreak/>
-              <w:t xml:space="preserve">environmental protection criteria in the implementation of green </w:t>
+              <w:t xml:space="preserve">order of the Minister of the Environment "On the application of environmental protection criteria in the implementation of green </w:t>
             </w:r>
             <w:r>
               <w:rPr>
@@ -21010,7 +21383,7 @@
                 <w:sz w:val="20"/>
                 <w:szCs w:val="20"/>
               </w:rPr>
-              <w:t xml:space="preserve">Perkantysis subjektas priima ir kitus tiekėjo lygiaverčių aplinkos apsaugos vadybos užtikrinimo priemonių įrodymus, kurie patvirtintų, kad jo siūlomos aplinkos apsaugos vadybos užtikrinimo priemonės atitinka reikalaujamus aplinkos apsaugos vadybos </w:t>
+              <w:t xml:space="preserve">Perkantysis subjektas priima ir kitus tiekėjo lygiaverčių aplinkos apsaugos vadybos užtikrinimo priemonių įrodymus, kurie patvirtintų, kad jo siūlomos aplinkos </w:t>
             </w:r>
             <w:r>
               <w:rPr>
@@ -21020,7 +21393,7 @@
                 <w:szCs w:val="20"/>
               </w:rPr>
               <w:lastRenderedPageBreak/>
-              <w:t>sistemos standartus ir pateikia įrodymus, kurie patvirtintų, kad tiekėjo siūlomos aplinkos apsaugos vadybos užtikrinimo priemonės atitinka reikalaujamus aplinkos apsaugos vadybos sistemos standartus tik jeigu Tiekėjas dėl nuo jo nepriklausančių objektyvių priežasčių negali pateikti sertifikatų per nustatytą laiką.</w:t>
+              <w:t>apsaugos vadybos užtikrinimo priemonės atitinka reikalaujamus aplinkos apsaugos vadybos sistemos standartus ir pateikia įrodymus, kurie patvirtintų, kad tiekėjo siūlomos aplinkos apsaugos vadybos užtikrinimo priemonės atitinka reikalaujamus aplinkos apsaugos vadybos sistemos standartus tik jeigu Tiekėjas dėl nuo jo nepriklausančių objektyvių priežasčių negali pateikti sertifikatų per nustatytą laiką.</w:t>
             </w:r>
           </w:p>
         </w:tc>
@@ -21166,7 +21539,7 @@
                 <w:szCs w:val="20"/>
                 <w:lang w:val="en-GB"/>
               </w:rPr>
-              <w:t xml:space="preserve">The Contracting Entity accepts other evidence of the Supplier's equivalent environmental protection management assurance measures, which would confirm that the </w:t>
+              <w:t xml:space="preserve">The Contracting Entity accepts other evidence of the Supplier's </w:t>
             </w:r>
             <w:r>
               <w:rPr>
@@ -21176,7 +21549,7 @@
                 <w:lang w:val="en-GB"/>
               </w:rPr>
               <w:lastRenderedPageBreak/>
-              <w:t>environmental protection management assurance measures offered by it meet the required standards of the environmental protection management system and provides evidence that would confirm that the environmental protection management assurance measures offered by the Supplier meet the required environmental protection management system standards only if the Supplier is unable to provide certificates within the specified time due to objective reasons beyond his control.</w:t>
+              <w:t>equivalent environmental protection management assurance measures, which would confirm that the environmental protection management assurance measures offered by it meet the required standards of the environmental protection management system and provides evidence that would confirm that the environmental protection management assurance measures offered by the Supplier meet the required environmental protection management system standards only if the Supplier is unable to provide certificates within the specified time due to objective reasons beyond his control.</w:t>
             </w:r>
           </w:p>
         </w:tc>
@@ -21984,6 +22357,7 @@
           <w:sz w:val="20"/>
           <w:szCs w:val="20"/>
         </w:rPr>
+        <w:lastRenderedPageBreak/>
         <w:commentReference w:id="25"/>
       </w:r>
       <w:r>
@@ -23165,7 +23539,17 @@
                 <w:sz w:val="20"/>
                 <w:szCs w:val="20"/>
               </w:rPr>
-              <w:t>1. lankstus darbo grafikas, kai darbuotojas privalo darbovietėje būti fiksuotomis darbo dienos (pamainos) valandomis, o kitas tos dienos (pamainos) valandas gali dirbti prieš ar po šių valandų</w:t>
+              <w:t xml:space="preserve">1. lankstus darbo grafikas, kai darbuotojas privalo darbovietėje būti fiksuotomis darbo dienos </w:t>
+            </w:r>
+            <w:r>
+              <w:rPr>
+                <w:rFonts w:ascii="Arial" w:hAnsi="Arial" w:cs="Arial"/>
+                <w:iCs/>
+                <w:sz w:val="20"/>
+                <w:szCs w:val="20"/>
+              </w:rPr>
+              <w:lastRenderedPageBreak/>
+              <w:t>(pamainos) valandomis, o kitas tos dienos (pamainos) valandas gali dirbti prieš ar po šių valandų</w:t>
             </w:r>
             <w:r>
               <w:rPr>
@@ -23243,7 +23627,6 @@
                 <w:sz w:val="20"/>
                 <w:szCs w:val="20"/>
               </w:rPr>
-              <w:lastRenderedPageBreak/>
               <w:t>3. suskaidytos darbo dienos laiko režimas, kai tą pačią dieną (pamainą) dirbama su pertrauka pailsėti ir pavalgyti, kurios trukmė ilgesnė negu nustatyta maksimali pertraukos pailsėti ir pavalgyti trukmė</w:t>
             </w:r>
             <w:r>
@@ -23459,6 +23842,7 @@
                 <w:sz w:val="16"/>
                 <w:szCs w:val="16"/>
               </w:rPr>
+              <w:lastRenderedPageBreak/>
               <w:t xml:space="preserve">* </w:t>
             </w:r>
             <w:r>
@@ -23469,18 +23853,7 @@
                 <w:sz w:val="16"/>
                 <w:szCs w:val="16"/>
               </w:rPr>
-              <w:t xml:space="preserve">Dirbant pagal šį darbo režimą, darbuotojas privalo darbovietėje būti fiksuotomis darbo dienos valandomis, o kitas tos dienos valandas gali dirbti prieš ar po šių valandų. Paprastai fiksuotas darbo dienos valandas, kuriomis darbuotojas privalo dirbti darbovietėje, nustato darbdavys, o darbuotojas pats pasirenka kada atidirbs nefiksuotas darbo dienos valandas. Su darbdavio sutikimu yra galimybė perkelti neišdirbtas nefiksuotas darbo dienos valandas į kitą </w:t>
-            </w:r>
-            <w:r>
-              <w:rPr>
-                <w:rFonts w:ascii="Arial" w:eastAsia="Times New Roman" w:hAnsi="Arial" w:cs="Arial"/>
-                <w:i/>
-                <w:iCs/>
-                <w:sz w:val="16"/>
-                <w:szCs w:val="16"/>
-              </w:rPr>
-              <w:lastRenderedPageBreak/>
-              <w:t>darbo dieną, nepažeidžiant maksimaliojo darbo laiko ir minimaliojo poilsio laiko reikalavimų.</w:t>
+              <w:t>Dirbant pagal šį darbo režimą, darbuotojas privalo darbovietėje būti fiksuotomis darbo dienos valandomis, o kitas tos dienos valandas gali dirbti prieš ar po šių valandų. Paprastai fiksuotas darbo dienos valandas, kuriomis darbuotojas privalo dirbti darbovietėje, nustato darbdavys, o darbuotojas pats pasirenka kada atidirbs nefiksuotas darbo dienos valandas. Su darbdavio sutikimu yra galimybė perkelti neišdirbtas nefiksuotas darbo dienos valandas į kitą darbo dieną, nepažeidžiant maksimaliojo darbo laiko ir minimaliojo poilsio laiko reikalavimų.</w:t>
             </w:r>
             <w:r>
               <w:rPr>
@@ -23755,7 +24128,17 @@
                 <w:szCs w:val="20"/>
                 <w:lang w:val="en-GB"/>
               </w:rPr>
-              <w:t>A flexible work schedule, where the employee must be at the workplace during fixed working hours (shift), but may work the remaining hours of the day (shift) before or after these hours</w:t>
+              <w:t xml:space="preserve">A flexible work schedule, where the employee must be at the workplace during fixed working hours (shift), but may work the </w:t>
+            </w:r>
+            <w:r>
+              <w:rPr>
+                <w:rFonts w:ascii="Arial" w:eastAsia="Calibri" w:hAnsi="Arial" w:cs="Arial"/>
+                <w:sz w:val="20"/>
+                <w:szCs w:val="20"/>
+                <w:lang w:val="en-GB"/>
+              </w:rPr>
+              <w:lastRenderedPageBreak/>
+              <w:t>remaining hours of the day (shift) before or after these hours</w:t>
             </w:r>
             <w:r>
               <w:rPr>
@@ -23851,7 +24234,6 @@
                 <w:szCs w:val="20"/>
                 <w:lang w:val="en-GB"/>
               </w:rPr>
-              <w:lastRenderedPageBreak/>
               <w:t>A split workday schedule, where work is done on the same day (shift) with a break for rest and meals that lasts longer than the maximum established break time</w:t>
             </w:r>
             <w:r>
@@ -24116,12 +24498,9 @@
                 <w:szCs w:val="16"/>
                 <w:lang w:val="en-GB" w:eastAsia="lt-LT"/>
               </w:rPr>
-              <w:t>* While working under this work schedule, the employee must be present at the workplace during fixed hours of the workday, while the remaining hours of the day can be worked before or after these fixed hours. Typically, the fixed workday hours that the employee must spend at the workplace are determined by the employer, while the employee chooses when to complete the non-fixed hours. With the employer's consent, it is possible to transfer unused non-fixed workday hours to another workday, provided that maximum working time and minimum rest time requirements are not violated.</w:t>
-            </w:r>
-          </w:p>
-          <w:p>
-            <w:pPr>
-              <w:jc w:val="both"/>
+              <w:t xml:space="preserve">* While working under this work schedule, the employee must be present at the workplace during fixed hours of the workday, while the remaining hours of the day can be worked before or after these fixed hours. Typically, the fixed workday hours that the employee must spend at the workplace are determined by the employer, while the employee chooses when to complete the non-fixed hours. With the employer's consent, it is possible to transfer unused non-fixed workday hours to another </w:t>
+            </w:r>
+            <w:r>
               <w:rPr>
                 <w:rFonts w:ascii="Arial" w:eastAsia="Times New Roman" w:hAnsi="Arial" w:cs="Arial"/>
                 <w:i/>
@@ -24130,8 +24509,13 @@
                 <w:szCs w:val="16"/>
                 <w:lang w:val="en-GB" w:eastAsia="lt-LT"/>
               </w:rPr>
-            </w:pPr>
-            <w:r>
+              <w:lastRenderedPageBreak/>
+              <w:t>workday, provided that maximum working time and minimum rest time requirements are not violated.</w:t>
+            </w:r>
+          </w:p>
+          <w:p>
+            <w:pPr>
+              <w:jc w:val="both"/>
               <w:rPr>
                 <w:rFonts w:ascii="Arial" w:eastAsia="Times New Roman" w:hAnsi="Arial" w:cs="Arial"/>
                 <w:i/>
@@ -24140,8 +24524,7 @@
                 <w:szCs w:val="16"/>
                 <w:lang w:val="en-GB" w:eastAsia="lt-LT"/>
               </w:rPr>
-              <w:t xml:space="preserve">** If an individual work schedule is chosen, the employee and employer agree on the distribution of the work time norm at their discretion. It is important to ensure that the maximum working time and minimum rest time requirements are not violated. For </w:t>
-            </w:r>
+            </w:pPr>
             <w:r>
               <w:rPr>
                 <w:rFonts w:ascii="Arial" w:eastAsia="Times New Roman" w:hAnsi="Arial" w:cs="Arial"/>
@@ -24151,8 +24534,7 @@
                 <w:szCs w:val="16"/>
                 <w:lang w:val="en-GB" w:eastAsia="lt-LT"/>
               </w:rPr>
-              <w:lastRenderedPageBreak/>
-              <w:t>example, they can agree to work 10 hours a day for 4 days and have a 3-day weekend.</w:t>
+              <w:t>** If an individual work schedule is chosen, the employee and employer agree on the distribution of the work time norm at their discretion. It is important to ensure that the maximum working time and minimum rest time requirements are not violated. For example, they can agree to work 10 hours a day for 4 days and have a 3-day weekend.</w:t>
             </w:r>
           </w:p>
           <w:p>
@@ -24335,7 +24717,7 @@
                 <w:sz w:val="20"/>
                 <w:szCs w:val="20"/>
               </w:rPr>
-              <w:t>patvirtintas darbo tvarkos taisykles arba nacionalinę (tarpšakinę), teritorinę, šakos (gamybos, paslaugų, profesinę), darbdavio ar darbovietės lygmens kolektyvinę sutartį</w:t>
+              <w:t xml:space="preserve">patvirtintas darbo tvarkos </w:t>
             </w:r>
             <w:r>
               <w:rPr>
@@ -24343,6 +24725,15 @@
                 <w:sz w:val="20"/>
                 <w:szCs w:val="20"/>
               </w:rPr>
+              <w:lastRenderedPageBreak/>
+              <w:t>taisykles arba nacionalinę (tarpšakinę), teritorinę, šakos (gamybos, paslaugų, profesinę), darbdavio ar darbovietės lygmens kolektyvinę sutartį</w:t>
+            </w:r>
+            <w:r>
+              <w:rPr>
+                <w:rFonts w:ascii="Arial" w:eastAsia="Calibri" w:hAnsi="Arial" w:cs="Arial"/>
+                <w:sz w:val="20"/>
+                <w:szCs w:val="20"/>
+              </w:rPr>
               <w:t xml:space="preserve"> </w:t>
             </w:r>
             <w:r>
@@ -24351,16 +24742,7 @@
                 <w:sz w:val="20"/>
                 <w:szCs w:val="20"/>
               </w:rPr>
-              <w:t xml:space="preserve">arba kitą lygiavertį įpareigojančios formos dokumentą, pagal kurį </w:t>
-            </w:r>
-            <w:r>
-              <w:rPr>
-                <w:rFonts w:ascii="Arial" w:eastAsia="Calibri" w:hAnsi="Arial" w:cs="Arial"/>
-                <w:sz w:val="20"/>
-                <w:szCs w:val="20"/>
-              </w:rPr>
-              <w:lastRenderedPageBreak/>
-              <w:t>tiekėjo darbuotojams, kurie tiesiogiai vykdys pirkimo sutartį, taikomos nurodytos šeimos ir darbo interesų derinimo priemonės</w:t>
+              <w:t>arba kitą lygiavertį įpareigojančios formos dokumentą, pagal kurį tiekėjo darbuotojams, kurie tiesiogiai vykdys pirkimo sutartį, taikomos nurodytos šeimos ir darbo interesų derinimo priemonės</w:t>
             </w:r>
             <w:r>
               <w:rPr>
@@ -24643,6 +25025,7 @@
                 <w:sz w:val="20"/>
                 <w:szCs w:val="20"/>
               </w:rPr>
+              <w:lastRenderedPageBreak/>
               <w:t>patvirtintas darbo tvarkos taisykles arba nacionalinę (tarpšakinę), teritorinę, šakos (gamybos, paslaugų, profesinę), darbdavio ar darbovietės lygmens kolektyvinę sutartį</w:t>
             </w:r>
             <w:r>
@@ -24659,16 +25042,7 @@
                 <w:sz w:val="20"/>
                 <w:szCs w:val="20"/>
               </w:rPr>
-              <w:t xml:space="preserve">arba kitą lygiavertį įpareigojančios formos dokumentą, pagal kurį tiekėjo darbuotojams, kurie </w:t>
-            </w:r>
-            <w:r>
-              <w:rPr>
-                <w:rFonts w:ascii="Arial" w:eastAsia="Calibri" w:hAnsi="Arial" w:cs="Arial"/>
-                <w:sz w:val="20"/>
-                <w:szCs w:val="20"/>
-              </w:rPr>
-              <w:lastRenderedPageBreak/>
-              <w:t>tiesiogiai vykdys pirkimo sutartį, taikomos nurodytos šeimos ir darbo interesų derinimo priemonės</w:t>
+              <w:t>arba kitą lygiavertį įpareigojančios formos dokumentą, pagal kurį tiekėjo darbuotojams, kurie tiesiogiai vykdys pirkimo sutartį, taikomos nurodytos šeimos ir darbo interesų derinimo priemonės</w:t>
             </w:r>
             <w:r>
               <w:rPr>
@@ -24826,7 +25200,16 @@
                 <w:sz w:val="20"/>
                 <w:szCs w:val="20"/>
               </w:rPr>
-              <w:t>arba kitą lygiavertį įpareigojančios formos dokumentą, pagal kurį tiekėjo darbuotojams, kurie tiesiogiai vykdys pirkimo sutartį, taikomos nurodytos šeimos ir darbo interesų derinimo priemonės</w:t>
+              <w:t xml:space="preserve">arba kitą </w:t>
+            </w:r>
+            <w:r>
+              <w:rPr>
+                <w:rFonts w:ascii="Arial" w:eastAsia="Calibri" w:hAnsi="Arial" w:cs="Arial"/>
+                <w:sz w:val="20"/>
+                <w:szCs w:val="20"/>
+              </w:rPr>
+              <w:lastRenderedPageBreak/>
+              <w:t>lygiavertį įpareigojančios formos dokumentą, pagal kurį tiekėjo darbuotojams, kurie tiesiogiai vykdys pirkimo sutartį, taikomos nurodytos šeimos ir darbo interesų derinimo priemonės</w:t>
             </w:r>
             <w:r>
               <w:rPr>
@@ -24889,16 +25272,7 @@
                 <w:sz w:val="20"/>
                 <w:szCs w:val="20"/>
               </w:rPr>
-              <w:t xml:space="preserve">patvirtintas darbo tvarkos taisykles arba nacionalinę (tarpšakinę), teritorinę, šakos </w:t>
-            </w:r>
-            <w:r>
-              <w:rPr>
-                <w:rFonts w:ascii="Arial" w:eastAsia="Calibri" w:hAnsi="Arial" w:cs="Arial"/>
-                <w:sz w:val="20"/>
-                <w:szCs w:val="20"/>
-              </w:rPr>
-              <w:lastRenderedPageBreak/>
-              <w:t>(gamybos, paslaugų, profesinę), darbdavio ar darbovietės lygmens kolektyvinę sutartį</w:t>
+              <w:t>patvirtintas darbo tvarkos taisykles arba nacionalinę (tarpšakinę), teritorinę, šakos (gamybos, paslaugų, profesinę), darbdavio ar darbovietės lygmens kolektyvinę sutartį</w:t>
             </w:r>
             <w:r>
               <w:rPr>
@@ -24977,7 +25351,7 @@
                 <w:sz w:val="20"/>
                 <w:szCs w:val="20"/>
               </w:rPr>
-              <w:t>įrodymus dėl suteikiamos kompensacijos už vaikų priežiūros paslaugas, už asmenų, kuriems nustatyta nuolatinė slauga ar priežiūra, slaugą / priežiūrą, pateikiant sutarties su teikiančiu vaiko priežiūros paslaugas / slaugos, priežiūros paslaugas asmeniu arba institucija kopiją, mokėjimo įvykdymo patvirtinimą (pavedimo kopiją) arba kitą lygiavertį dokumentą</w:t>
+              <w:t>įrodymus dėl suteikiamos kompensacijos už asmenų, kuriems nustatyta nuolatinė slauga ar priežiūra, slaugą / priežiūrą, pateikiant sutarties su teikiančiu slaugos, priežiūros paslaugas asmeniu arba institucija kopiją, mokėjimo įvykdymo patvirtinimą (pavedimo kopiją) arba kitą lygiavertį dokumentą</w:t>
             </w:r>
             <w:r>
               <w:rPr>
@@ -24993,7 +25367,16 @@
                 <w:sz w:val="20"/>
                 <w:szCs w:val="20"/>
               </w:rPr>
-              <w:t>arba kitą lygiavertį įpareigojančios formos dokumentą, pagal kurį tiekėjo darbuotojams, kurie tiesiogiai vykdys pirkimo sutartį, taikomos nurodytos šeimos ir darbo interesų derinimo priemonės.</w:t>
+              <w:t xml:space="preserve">arba kitą lygiavertį įpareigojančios formos dokumentą, pagal kurį </w:t>
+            </w:r>
+            <w:r>
+              <w:rPr>
+                <w:rFonts w:ascii="Arial" w:eastAsia="Calibri" w:hAnsi="Arial" w:cs="Arial"/>
+                <w:sz w:val="20"/>
+                <w:szCs w:val="20"/>
+              </w:rPr>
+              <w:lastRenderedPageBreak/>
+              <w:t>tiekėjo darbuotojams, kurie tiesiogiai vykdys pirkimo sutartį, taikomos nurodytos šeimos ir darbo interesų derinimo priemonės.</w:t>
             </w:r>
           </w:p>
           <w:p>
@@ -25127,7 +25510,7 @@
                 <w:szCs w:val="20"/>
                 <w:lang w:val="en-GB"/>
               </w:rPr>
-              <w:t xml:space="preserve">If the supplier applies the measure specified in point 1 – approved work regulations or a national (intersectoral), territorial, sectoral (manufacturing, services, professional), employer, or workplace-level collective agreement </w:t>
+              <w:t xml:space="preserve">If the supplier applies the </w:t>
             </w:r>
             <w:r>
               <w:rPr>
@@ -25137,7 +25520,7 @@
                 <w:lang w:val="en-GB"/>
               </w:rPr>
               <w:lastRenderedPageBreak/>
-              <w:t>or another equivalent binding document under which the measures for reconciling family and work interests apply to the supplier's employees directly implementing the procurement contract;</w:t>
+              <w:t>measure specified in point 1 – approved work regulations or a national (intersectoral), territorial, sectoral (manufacturing, services, professional), employer, or workplace-level collective agreement or another equivalent binding document under which the measures for reconciling family and work interests apply to the supplier's employees directly implementing the procurement contract;</w:t>
             </w:r>
           </w:p>
           <w:p>
@@ -25185,7 +25568,17 @@
                 <w:szCs w:val="20"/>
                 <w:lang w:val="en-GB"/>
               </w:rPr>
-              <w:t>If the supplier applies the measure specified in point 3 – the work schedule of at least one person directly involved in implementing the procurement contract or another equivalent binding document under which the measures for reconciling family and work interests apply to the supplier's employees directly implementing the procurement contract;</w:t>
+              <w:t xml:space="preserve">If the supplier applies the measure specified in point 3 – the work schedule of at least one person directly involved in implementing the procurement contract or another equivalent binding document under which the measures for </w:t>
+            </w:r>
+            <w:r>
+              <w:rPr>
+                <w:rFonts w:ascii="Arial" w:eastAsia="Calibri" w:hAnsi="Arial" w:cs="Arial"/>
+                <w:sz w:val="20"/>
+                <w:szCs w:val="20"/>
+                <w:lang w:val="en-GB"/>
+              </w:rPr>
+              <w:lastRenderedPageBreak/>
+              <w:t>reconciling family and work interests apply to the supplier's employees directly implementing the procurement contract;</w:t>
             </w:r>
           </w:p>
           <w:p>
@@ -25209,17 +25602,7 @@
                 <w:szCs w:val="20"/>
                 <w:lang w:val="en-GB"/>
               </w:rPr>
-              <w:t xml:space="preserve">If the supplier applies the measure specified in point 4 – approved work regulations or a national (intersectoral), territorial, </w:t>
-            </w:r>
-            <w:r>
-              <w:rPr>
-                <w:rFonts w:ascii="Arial" w:eastAsia="Calibri" w:hAnsi="Arial" w:cs="Arial"/>
-                <w:sz w:val="20"/>
-                <w:szCs w:val="20"/>
-                <w:lang w:val="en-GB"/>
-              </w:rPr>
-              <w:lastRenderedPageBreak/>
-              <w:t>sectoral (manufacturing, services, professional), employer, or workplace-level collective agreement or another equivalent binding document under which the measures for reconciling family and work interests apply to the supplier's employees directly implementing the procurement contract;</w:t>
+              <w:t>If the supplier applies the measure specified in point 4 – approved work regulations or a national (intersectoral), territorial, sectoral (manufacturing, services, professional), employer, or workplace-level collective agreement or another equivalent binding document under which the measures for reconciling family and work interests apply to the supplier's employees directly implementing the procurement contract;</w:t>
             </w:r>
           </w:p>
           <w:p>
@@ -25267,17 +25650,8 @@
                 <w:szCs w:val="20"/>
                 <w:lang w:val="en-GB"/>
               </w:rPr>
-              <w:t xml:space="preserve">If the supplier applies the measure specified in point 6 – approved work regulations or a national (intersectoral), territorial, sectoral (manufacturing, services, professional), employer, or workplace-level collective agreement or another equivalent binding document under which the measures for </w:t>
-            </w:r>
-            <w:r>
-              <w:rPr>
-                <w:rFonts w:ascii="Arial" w:eastAsia="Calibri" w:hAnsi="Arial" w:cs="Arial"/>
-                <w:sz w:val="20"/>
-                <w:szCs w:val="20"/>
-                <w:lang w:val="en-GB"/>
-              </w:rPr>
               <w:lastRenderedPageBreak/>
-              <w:t>reconciling family and work interests apply to the supplier's employees directly implementing the procurement contract;</w:t>
+              <w:t>If the supplier applies the measure specified in point 6 – approved work regulations or a national (intersectoral), territorial, sectoral (manufacturing, services, professional), employer, or workplace-level collective agreement or another equivalent binding document under which the measures for reconciling family and work interests apply to the supplier's employees directly implementing the procurement contract;</w:t>
             </w:r>
           </w:p>
           <w:p>
@@ -25325,7 +25699,7 @@
                 <w:szCs w:val="20"/>
                 <w:lang w:val="en-GB"/>
               </w:rPr>
-              <w:t xml:space="preserve">If the supplier applies the measure specified in point 8 – evidence of compensation provided for childcare services or the care of persons requiring permanent nursing or supervision, by presenting a copy of the agreement with the childcare/nursing service provider or institution, proof of payment (transfer copy), or another equivalent document or binding form under which the measures for reconciling family and work interests apply to the supplier's employees </w:t>
+              <w:t xml:space="preserve">If the supplier applies the measure specified in point 8 – evidence of compensation provided for the care of persons </w:t>
             </w:r>
             <w:r>
               <w:rPr>
@@ -25335,7 +25709,7 @@
                 <w:lang w:val="en-GB"/>
               </w:rPr>
               <w:lastRenderedPageBreak/>
-              <w:t>directly implementing the procurement contract.</w:t>
+              <w:t>requiring permanent nursing or supervision, by presenting a copy of the agreement with the nursing service provider or institution, proof of payment (transfer copy), or another equivalent document or binding form under which the measures for reconciling family and work interests apply to the supplier's employees directly implementing the procurement contract.</w:t>
             </w:r>
           </w:p>
           <w:p>
@@ -25353,10 +25727,50 @@
               <w:jc w:val="both"/>
               <w:rPr>
                 <w:rFonts w:ascii="Arial" w:eastAsia="Calibri" w:hAnsi="Arial" w:cs="Arial"/>
-                <w:sz w:val="20"/>
-                <w:szCs w:val="20"/>
-              </w:rPr>
-            </w:pPr>
+                <w:vanish/>
+                <w:sz w:val="20"/>
+                <w:szCs w:val="20"/>
+              </w:rPr>
+            </w:pPr>
+            <w:r>
+              <w:rPr>
+                <w:rFonts w:ascii="Arial" w:eastAsia="Calibri" w:hAnsi="Arial" w:cs="Arial"/>
+                <w:vanish/>
+                <w:sz w:val="20"/>
+                <w:szCs w:val="20"/>
+              </w:rPr>
+              <w:t>Top of Form</w:t>
+            </w:r>
+          </w:p>
+          <w:p>
+            <w:pPr>
+              <w:jc w:val="both"/>
+              <w:rPr>
+                <w:rFonts w:ascii="Arial" w:eastAsia="Calibri" w:hAnsi="Arial" w:cs="Arial"/>
+                <w:sz w:val="20"/>
+                <w:szCs w:val="20"/>
+              </w:rPr>
+            </w:pPr>
+          </w:p>
+          <w:p>
+            <w:pPr>
+              <w:jc w:val="both"/>
+              <w:rPr>
+                <w:rFonts w:ascii="Arial" w:eastAsia="Calibri" w:hAnsi="Arial" w:cs="Arial"/>
+                <w:vanish/>
+                <w:sz w:val="20"/>
+                <w:szCs w:val="20"/>
+              </w:rPr>
+            </w:pPr>
+            <w:r>
+              <w:rPr>
+                <w:rFonts w:ascii="Arial" w:eastAsia="Calibri" w:hAnsi="Arial" w:cs="Arial"/>
+                <w:vanish/>
+                <w:sz w:val="20"/>
+                <w:szCs w:val="20"/>
+              </w:rPr>
+              <w:t>Bottom of Form</w:t>
+            </w:r>
           </w:p>
           <w:p>
             <w:pPr>
@@ -25523,7 +25937,16 @@
                 <w:sz w:val="20"/>
                 <w:szCs w:val="20"/>
               </w:rPr>
-              <w:t>. tiekėjas yra sudaręs sutartį su psichologines paslaugas teikiančia įmone, kuri teikia konsultacijas darbuotojams, tiesiogiai vykdantiems pirkimo sutartį.</w:t>
+              <w:t xml:space="preserve">. tiekėjas yra sudaręs sutartį su psichologines paslaugas teikiančia įmone, kuri teikia </w:t>
+            </w:r>
+            <w:r>
+              <w:rPr>
+                <w:rFonts w:ascii="Arial" w:hAnsi="Arial" w:cs="Arial"/>
+                <w:sz w:val="20"/>
+                <w:szCs w:val="20"/>
+              </w:rPr>
+              <w:lastRenderedPageBreak/>
+              <w:t>konsultacijas darbuotojams, tiesiogiai vykdantiems pirkimo sutartį.</w:t>
             </w:r>
           </w:p>
         </w:tc>
@@ -25551,6 +25974,7 @@
                 <w:szCs w:val="20"/>
                 <w:lang w:val="en-GB"/>
               </w:rPr>
+              <w:lastRenderedPageBreak/>
               <w:t>During the contract execution, the supplier</w:t>
             </w:r>
             <w:r>
@@ -25665,7 +26089,17 @@
                 <w:szCs w:val="20"/>
                 <w:lang w:val="en-GB"/>
               </w:rPr>
-              <w:t>.  Having an agreement with a company providing psychological services to offer consultations to employees directly involved in executing the procurement contract.</w:t>
+              <w:t xml:space="preserve">.  Having an agreement with a company providing psychological services to offer consultations to employees directly involved in </w:t>
+            </w:r>
+            <w:r>
+              <w:rPr>
+                <w:rFonts w:ascii="Arial" w:eastAsia="Calibri" w:hAnsi="Arial" w:cs="Arial"/>
+                <w:sz w:val="20"/>
+                <w:szCs w:val="20"/>
+                <w:lang w:val="en-GB"/>
+              </w:rPr>
+              <w:lastRenderedPageBreak/>
+              <w:t>executing the procurement contract.</w:t>
             </w:r>
           </w:p>
         </w:tc>
@@ -25692,6 +26126,7 @@
                 <w:sz w:val="20"/>
                 <w:szCs w:val="20"/>
               </w:rPr>
+              <w:lastRenderedPageBreak/>
               <w:t xml:space="preserve">Atitikimas reikalavimui turi būti deklaruojamas Pasiūlyme </w:t>
             </w:r>
             <w:r>
@@ -25968,7 +26403,17 @@
                 <w:szCs w:val="20"/>
                 <w:lang w:val="en-GB"/>
               </w:rPr>
-              <w:t xml:space="preserve"> If the validity of the aforementioned contracts does not cover the entire duration of the Procurement Contract, a written commitment must be provided stating that the contracts will be extended for the corresponding period.</w:t>
+              <w:t xml:space="preserve"> If the validity of the aforementioned contracts does not cover the entire duration of the Procurement Contract, a written commitment must </w:t>
+            </w:r>
+            <w:r>
+              <w:rPr>
+                <w:rFonts w:ascii="Arial" w:eastAsia="Calibri" w:hAnsi="Arial" w:cs="Arial"/>
+                <w:sz w:val="20"/>
+                <w:szCs w:val="20"/>
+                <w:lang w:val="en-GB"/>
+              </w:rPr>
+              <w:lastRenderedPageBreak/>
+              <w:t>be provided stating that the contracts will be extended for the corresponding period.</w:t>
             </w:r>
           </w:p>
           <w:p>
@@ -26323,7 +26768,6 @@
                 <w:szCs w:val="20"/>
                 <w:lang w:val="en-GB"/>
               </w:rPr>
-              <w:lastRenderedPageBreak/>
               <w:t>The procurement is subject to o</w:t>
             </w:r>
             <w:r>
@@ -26944,6 +27388,7 @@
                 <w:sz w:val="20"/>
                 <w:szCs w:val="20"/>
               </w:rPr>
+              <w:lastRenderedPageBreak/>
               <w:t xml:space="preserve">Jei </w:t>
             </w:r>
             <w:r>
@@ -27071,16 +27516,7 @@
                 <w:sz w:val="20"/>
                 <w:szCs w:val="20"/>
               </w:rPr>
-              <w:t xml:space="preserve">arba atitinkamus valstybės narės ar trečiosios šalies dokumentus, nurodančius tiekėją, jo </w:t>
-            </w:r>
-            <w:r>
-              <w:rPr>
-                <w:rFonts w:ascii="Arial" w:hAnsi="Arial" w:cs="Arial"/>
-                <w:sz w:val="20"/>
-                <w:szCs w:val="20"/>
-              </w:rPr>
-              <w:lastRenderedPageBreak/>
-              <w:t>subtiekėją, ūkio subjektą, kurio pajėgumais remiamasi, tiekėjo siūlomų prekių gamintoją kontroliuojančius asmenis ir (arba) jų bei juos kontroliuojančių asmenų registracijos vietą.</w:t>
+              <w:t>arba atitinkamus valstybės narės ar trečiosios šalies dokumentus, nurodančius tiekėją, jo subtiekėją, ūkio subjektą, kurio pajėgumais remiamasi, tiekėjo siūlomų prekių gamintoją kontroliuojančius asmenis ir (arba) jų bei juos kontroliuojančių asmenų registracijos vietą.</w:t>
             </w:r>
           </w:p>
           <w:p>
@@ -27205,6 +27641,7 @@
                 <w:sz w:val="20"/>
                 <w:szCs w:val="20"/>
               </w:rPr>
+              <w:lastRenderedPageBreak/>
               <w:t>arba atitinkamus valstybės narės ar trečiosios šalies dokumentus, nurodančius tiekėjo, jo subtiekėjo, ūkio subjekto, kurio pajėgumais remiamasi, ir (arba) tiekėjo siūlomų prekių gamintojo pilietybę ir nuolatinę gyvenamąją vietą.</w:t>
             </w:r>
           </w:p>
@@ -27453,6 +27890,7 @@
                 <w:szCs w:val="20"/>
                 <w:lang w:val="en-US"/>
               </w:rPr>
+              <w:lastRenderedPageBreak/>
               <w:t>If the Supplier, Sub-Supplier,</w:t>
             </w:r>
             <w:r>
@@ -27636,7 +28074,6 @@
                 <w:szCs w:val="20"/>
                 <w:lang w:val="en-US"/>
               </w:rPr>
-              <w:lastRenderedPageBreak/>
               <w:t>or the relevant documents of the Member State or third country identifying the persons controlling the supplier, its sub-supplier, the economic operator whose capacities are relied on, the manufacturer of the goods offered by the supplier and/or the place of their registration.</w:t>
             </w:r>
           </w:p>
@@ -27777,6 +28214,7 @@
                 <w:szCs w:val="20"/>
                 <w:lang w:val="en-US"/>
               </w:rPr>
+              <w:lastRenderedPageBreak/>
               <w:t>proof of declared place</w:t>
             </w:r>
             <w:r>
@@ -27900,7 +28338,6 @@
                 <w:szCs w:val="20"/>
                 <w:lang w:val="en-US"/>
               </w:rPr>
-              <w:lastRenderedPageBreak/>
               <w:t>The</w:t>
             </w:r>
             <w:r>
@@ -28750,65 +29187,54 @@
                 <w:sz w:val="20"/>
                 <w:szCs w:val="20"/>
               </w:rPr>
-              <w:t xml:space="preserve">ir nėra ūkio subjektų grupės, kurios bet kuris narys vykdo veiklą VPĮ  92 straipsnio 15 dalyje numatytame sąraše </w:t>
-            </w:r>
-            <w:r>
-              <w:rPr>
-                <w:rFonts w:ascii="Arial" w:hAnsi="Arial" w:cs="Arial"/>
-                <w:iCs/>
-                <w:sz w:val="20"/>
-                <w:szCs w:val="20"/>
+              <w:t>ir nėra ūkio subjektų grupės, kurios bet kuris narys vykdo veiklą VPĮ  92 straipsnio 15 dalyje numatytame sąraše nurodytose valstybėse ar teritorijose, narys arba jos vadovas, kitas valdymo ar priežiūros organo narys ar kitas (kiti) asmuo (asmenys), turintis (turintys) teisę atstovauti Tiekėjui, Subtiekėjui, Ūkio subjektui, kurio pajėgumais remiamasi, ar jį kontroliuoti, jo vardu priimti sprendimą, sudaryti sandorį, ir tokiu būdu dalyvauja tokių Ūkio subjektų grupių ir (ar) Ūkio subjektų veikloje.</w:t>
+            </w:r>
+            <w:commentRangeEnd w:id="37"/>
+            <w:r>
+              <w:rPr>
+                <w:rStyle w:val="CommentReference"/>
+                <w:rFonts w:ascii="Arial" w:hAnsi="Arial" w:cs="Arial"/>
+                <w:iCs/>
+                <w:sz w:val="20"/>
+                <w:szCs w:val="20"/>
+              </w:rPr>
+              <w:commentReference w:id="37"/>
+            </w:r>
+          </w:p>
+        </w:tc>
+        <w:tc>
+          <w:tcPr>
+            <w:tcW w:w="2682" w:type="dxa"/>
+          </w:tcPr>
+          <w:p>
+            <w:pPr>
+              <w:ind w:right="36"/>
+              <w:jc w:val="both"/>
+              <w:rPr>
+                <w:rFonts w:ascii="Arial" w:hAnsi="Arial" w:cs="Arial"/>
+                <w:sz w:val="20"/>
+                <w:szCs w:val="20"/>
+                <w:lang w:val="en-GB"/>
+              </w:rPr>
+            </w:pPr>
+            <w:r>
+              <w:rPr>
+                <w:rFonts w:ascii="Arial" w:hAnsi="Arial" w:cs="Arial"/>
+                <w:sz w:val="20"/>
+                <w:szCs w:val="20"/>
+                <w:lang w:val="en-GB"/>
+              </w:rPr>
+              <w:t xml:space="preserve">The Supplier, their Sub-supplier, or the Economic entity whose capacities are relied upon do not operate in the states or territories listed in Article 92(15) of the LPP. Furthermore, they are not members of an economic operator group, any member of which operates in the states or territories listed in Article 92(15) of the LPP. Neither the head of such a group, nor any other member of its management or supervisory body, nor any other individual(s) authorized to represent, control, make decisions on behalf of, or enter into agreements for the Supplier, Sub-supplier, or the Economic entity whose capacities are relied upon, participate in the activities </w:t>
+            </w:r>
+            <w:r>
+              <w:rPr>
+                <w:rFonts w:ascii="Arial" w:hAnsi="Arial" w:cs="Arial"/>
+                <w:sz w:val="20"/>
+                <w:szCs w:val="20"/>
+                <w:lang w:val="en-GB"/>
               </w:rPr>
               <w:lastRenderedPageBreak/>
-              <w:t>nurodytose valstybėse ar teritorijose, narys arba jos vadovas, kitas valdymo ar priežiūros organo narys ar kitas (kiti) asmuo (asmenys), turintis (turintys) teisę atstovauti Tiekėjui, Subtiekėjui, Ūkio subjektui, kurio pajėgumais remiamasi, ar jį kontroliuoti, jo vardu priimti sprendimą, sudaryti sandorį, ir tokiu būdu dalyvauja tokių Ūkio subjektų grupių ir (ar) Ūkio subjektų veikloje.</w:t>
-            </w:r>
-            <w:commentRangeEnd w:id="37"/>
-            <w:r>
-              <w:rPr>
-                <w:rStyle w:val="CommentReference"/>
-                <w:rFonts w:ascii="Arial" w:hAnsi="Arial" w:cs="Arial"/>
-                <w:iCs/>
-                <w:sz w:val="20"/>
-                <w:szCs w:val="20"/>
-              </w:rPr>
-              <w:commentReference w:id="37"/>
-            </w:r>
-          </w:p>
-        </w:tc>
-        <w:tc>
-          <w:tcPr>
-            <w:tcW w:w="2682" w:type="dxa"/>
-          </w:tcPr>
-          <w:p>
-            <w:pPr>
-              <w:ind w:right="36"/>
-              <w:jc w:val="both"/>
-              <w:rPr>
-                <w:rFonts w:ascii="Arial" w:hAnsi="Arial" w:cs="Arial"/>
-                <w:sz w:val="20"/>
-                <w:szCs w:val="20"/>
-                <w:lang w:val="en-GB"/>
-              </w:rPr>
-            </w:pPr>
-            <w:r>
-              <w:rPr>
-                <w:rFonts w:ascii="Arial" w:hAnsi="Arial" w:cs="Arial"/>
-                <w:sz w:val="20"/>
-                <w:szCs w:val="20"/>
-                <w:lang w:val="en-GB"/>
-              </w:rPr>
-              <w:lastRenderedPageBreak/>
-              <w:t xml:space="preserve">The Supplier, their Sub-supplier, or the Economic entity whose capacities are relied upon do not operate in the states or territories listed in Article 92(15) of the LPP. Furthermore, they are not members of an economic operator group, any member of which operates in the states or </w:t>
-            </w:r>
-            <w:r>
-              <w:rPr>
-                <w:rFonts w:ascii="Arial" w:hAnsi="Arial" w:cs="Arial"/>
-                <w:sz w:val="20"/>
-                <w:szCs w:val="20"/>
-                <w:lang w:val="en-GB"/>
-              </w:rPr>
-              <w:lastRenderedPageBreak/>
-              <w:t>territories listed in Article 92(15) of the LPP. Neither the head of such a group, nor any other member of its management or supervisory body, nor any other individual(s) authorized to represent, control, make decisions on behalf of, or enter into agreements for the Supplier, Sub-supplier, or the Economic entity whose capacities are relied upon, participate in the activities of such Economic entity groups and/or Economic entity.</w:t>
+              <w:t>of such Economic entity groups and/or Economic entity.</w:t>
             </w:r>
           </w:p>
         </w:tc>
@@ -28863,16 +29289,7 @@
                 <w:sz w:val="20"/>
                 <w:szCs w:val="20"/>
               </w:rPr>
-              <w:t xml:space="preserve">Jei Perkančiajam subjektui kils abejonių dėl tiekėjo nurodytos informacijos teisingumo, ekonomiškai naudingiausią pasiūlymą pateikęs Tiekėjas turės pateikti VPĮ 51 straipsnio 12 dalyje nurodytus (vieną ar kelis) ar kitus Perkančiajam subjektui priimtinus dokumentus ir (ar) </w:t>
-            </w:r>
-            <w:r>
-              <w:rPr>
-                <w:rFonts w:ascii="Arial" w:hAnsi="Arial" w:cs="Arial"/>
-                <w:sz w:val="20"/>
-                <w:szCs w:val="20"/>
-              </w:rPr>
-              <w:lastRenderedPageBreak/>
-              <w:t>paaiškinimus, patvirtinančius atitiktį šiame punkte nustatytam reikalavimui.</w:t>
+              <w:t>Jei Perkančiajam subjektui kils abejonių dėl tiekėjo nurodytos informacijos teisingumo, ekonomiškai naudingiausią pasiūlymą pateikęs Tiekėjas turės pateikti VPĮ 51 straipsnio 12 dalyje nurodytus (vieną ar kelis) ar kitus Perkančiajam subjektui priimtinus dokumentus ir (ar) paaiškinimus, patvirtinančius atitiktį šiame punkte nustatytam reikalavimui.</w:t>
             </w:r>
           </w:p>
         </w:tc>
@@ -28901,7 +29318,6 @@
                 <w:szCs w:val="20"/>
                 <w:lang w:val="en-US"/>
               </w:rPr>
-              <w:lastRenderedPageBreak/>
               <w:t>Compliance with the requirement must be declared in the Application and the Tender (</w:t>
             </w:r>
             <w:r>
@@ -28982,19 +29398,7 @@
                 <w:szCs w:val="20"/>
                 <w:lang w:val="en-GB"/>
               </w:rPr>
-              <w:t xml:space="preserve">If the Contracting Entity has doubts about the correctness of the information provided by the Supplier, the Supplier who submitted the most economically advantageous Tender will have to submit the documents and/or explanations referred to in Article 51(12) of the LPP </w:t>
-            </w:r>
-            <w:r>
-              <w:rPr>
-                <w:rFonts w:ascii="Arial" w:hAnsi="Arial" w:cs="Arial"/>
-                <w:bCs/>
-                <w:color w:val="000000"/>
-                <w:sz w:val="20"/>
-                <w:szCs w:val="20"/>
-                <w:lang w:val="en-GB"/>
-              </w:rPr>
-              <w:lastRenderedPageBreak/>
-              <w:t>(one or more), or other documents acceptable to the Contracting Entity, confirming compliance with the requirement set out in this clause.</w:t>
+              <w:t>If the Contracting Entity has doubts about the correctness of the information provided by the Supplier, the Supplier who submitted the most economically advantageous Tender will have to submit the documents and/or explanations referred to in Article 51(12) of the LPP (one or more), or other documents acceptable to the Contracting Entity, confirming compliance with the requirement set out in this clause.</w:t>
             </w:r>
           </w:p>
         </w:tc>
@@ -29253,82 +29657,82 @@
                 <w:szCs w:val="20"/>
                 <w:lang w:eastAsia="lt-LT"/>
               </w:rPr>
-              <w:t xml:space="preserve">siūlomų prekių gamintojas ar jį kontroliuojantis asmuo nėra registruoti (jeigu gamintojas ar jį kontroliuojantis asmuo yra fizinis asmuo, nėra nuolat gyvenantis ar turintis pilietybę) VPĮ 92 straipsnio 14 dalyje numatytame sąraše </w:t>
-            </w:r>
-            <w:r>
-              <w:rPr>
+              <w:t>siūlomų prekių gamintojas ar jį kontroliuojantis asmuo nėra registruoti (jeigu gamintojas ar jį kontroliuojantis asmuo yra fizinis asmuo, nėra nuolat gyvenantis ar turintis pilietybę) VPĮ 92 straipsnio 14 dalyje numatytame sąraše nurodytose valstybėse ar teritorijose</w:t>
+            </w:r>
+            <w:r>
+              <w:rPr>
+                <w:rStyle w:val="FootnoteReference"/>
                 <w:rFonts w:ascii="Arial" w:hAnsi="Arial" w:cs="Arial"/>
                 <w:sz w:val="20"/>
                 <w:szCs w:val="20"/>
                 <w:lang w:eastAsia="lt-LT"/>
               </w:rPr>
+              <w:footnoteReference w:id="11"/>
+            </w:r>
+            <w:r>
+              <w:rPr>
+                <w:rFonts w:ascii="Arial" w:hAnsi="Arial" w:cs="Arial"/>
+                <w:sz w:val="20"/>
+                <w:szCs w:val="20"/>
+                <w:lang w:eastAsia="lt-LT"/>
+              </w:rPr>
+              <w:t>.</w:t>
+            </w:r>
+          </w:p>
+          <w:p>
+            <w:pPr>
+              <w:ind w:right="36"/>
+              <w:jc w:val="both"/>
+              <w:rPr>
+                <w:rFonts w:ascii="Arial" w:hAnsi="Arial" w:cs="Arial"/>
+                <w:iCs/>
+                <w:sz w:val="20"/>
+                <w:szCs w:val="20"/>
+              </w:rPr>
+            </w:pPr>
+          </w:p>
+          <w:p>
+            <w:pPr>
+              <w:ind w:right="36"/>
+              <w:jc w:val="both"/>
+              <w:rPr>
+                <w:rFonts w:ascii="Arial" w:hAnsi="Arial" w:cs="Arial"/>
+                <w:iCs/>
+                <w:sz w:val="20"/>
+                <w:szCs w:val="20"/>
+              </w:rPr>
+            </w:pPr>
+            <w:r>
+              <w:rPr>
+                <w:rFonts w:ascii="Arial" w:hAnsi="Arial" w:cs="Arial"/>
+                <w:iCs/>
+                <w:sz w:val="20"/>
+                <w:szCs w:val="20"/>
+              </w:rPr>
+              <w:t xml:space="preserve">Jeigu prekių gamintojas ar jį kontroliuojantis asmuo yra nacionaliniam saugumui užtikrinti svarbi įmonė, valstybės įmonė, savivaldybės įmonė, taip pat valstybės valdoma bendrovė </w:t>
+            </w:r>
+            <w:r>
+              <w:rPr>
+                <w:rFonts w:ascii="Arial" w:hAnsi="Arial" w:cs="Arial"/>
+                <w:iCs/>
+                <w:sz w:val="20"/>
+                <w:szCs w:val="20"/>
+              </w:rPr>
               <w:lastRenderedPageBreak/>
-              <w:t>nurodytose valstybėse ar teritorijose</w:t>
-            </w:r>
-            <w:r>
-              <w:rPr>
-                <w:rStyle w:val="FootnoteReference"/>
-                <w:rFonts w:ascii="Arial" w:hAnsi="Arial" w:cs="Arial"/>
-                <w:sz w:val="20"/>
-                <w:szCs w:val="20"/>
-                <w:lang w:eastAsia="lt-LT"/>
-              </w:rPr>
-              <w:footnoteReference w:id="11"/>
-            </w:r>
-            <w:r>
-              <w:rPr>
-                <w:rFonts w:ascii="Arial" w:hAnsi="Arial" w:cs="Arial"/>
-                <w:sz w:val="20"/>
-                <w:szCs w:val="20"/>
-                <w:lang w:eastAsia="lt-LT"/>
-              </w:rPr>
-              <w:t>.</w:t>
-            </w:r>
-          </w:p>
+              <w:t>ir jų dukterinės bendrovės, išvardintos Nacionaliniam saugumui užtikrinti svarbių objektų apsaugos įstatyme, šių subjektų atžvilgiu šis reikalavimas netaikomas.</w:t>
+            </w:r>
+          </w:p>
+        </w:tc>
+        <w:tc>
+          <w:tcPr>
+            <w:tcW w:w="2682" w:type="dxa"/>
+          </w:tcPr>
           <w:p>
             <w:pPr>
               <w:ind w:right="36"/>
               <w:jc w:val="both"/>
               <w:rPr>
                 <w:rFonts w:ascii="Arial" w:hAnsi="Arial" w:cs="Arial"/>
-                <w:iCs/>
-                <w:sz w:val="20"/>
-                <w:szCs w:val="20"/>
-              </w:rPr>
-            </w:pPr>
-          </w:p>
-          <w:p>
-            <w:pPr>
-              <w:ind w:right="36"/>
-              <w:jc w:val="both"/>
-              <w:rPr>
-                <w:rFonts w:ascii="Arial" w:hAnsi="Arial" w:cs="Arial"/>
-                <w:iCs/>
-                <w:sz w:val="20"/>
-                <w:szCs w:val="20"/>
-              </w:rPr>
-            </w:pPr>
-            <w:r>
-              <w:rPr>
-                <w:rFonts w:ascii="Arial" w:hAnsi="Arial" w:cs="Arial"/>
-                <w:iCs/>
-                <w:sz w:val="20"/>
-                <w:szCs w:val="20"/>
-              </w:rPr>
-              <w:t>Jeigu prekių gamintojas ar jį kontroliuojantis asmuo yra nacionaliniam saugumui užtikrinti svarbi įmonė, valstybės įmonė, savivaldybės įmonė, taip pat valstybės valdoma bendrovė ir jų dukterinės bendrovės, išvardintos Nacionaliniam saugumui užtikrinti svarbių objektų apsaugos įstatyme, šių subjektų atžvilgiu šis reikalavimas netaikomas.</w:t>
-            </w:r>
-          </w:p>
-        </w:tc>
-        <w:tc>
-          <w:tcPr>
-            <w:tcW w:w="2682" w:type="dxa"/>
-          </w:tcPr>
-          <w:p>
-            <w:pPr>
-              <w:ind w:right="36"/>
-              <w:jc w:val="both"/>
-              <w:rPr>
-                <w:rFonts w:ascii="Arial" w:hAnsi="Arial" w:cs="Arial"/>
                 <w:sz w:val="20"/>
                 <w:szCs w:val="20"/>
                 <w:lang w:val="en-GB" w:eastAsia="lt-LT"/>
@@ -29342,17 +29746,7 @@
                 <w:lang w:val="en-GB" w:eastAsia="lt-LT"/>
               </w:rPr>
               <w:lastRenderedPageBreak/>
-              <w:t xml:space="preserve">the manufacturer of the goods  or the person controlling it is not registered (if the manufacturer or the person controlling it is not a natural person, permanently residing or having nationality) in the countries </w:t>
-            </w:r>
-            <w:r>
-              <w:rPr>
-                <w:rFonts w:ascii="Arial" w:hAnsi="Arial" w:cs="Arial"/>
-                <w:sz w:val="20"/>
-                <w:szCs w:val="20"/>
-                <w:lang w:val="en-GB" w:eastAsia="lt-LT"/>
-              </w:rPr>
-              <w:lastRenderedPageBreak/>
-              <w:t>or territories</w:t>
+              <w:t>the manufacturer of the goods  or the person controlling it is not registered (if the manufacturer or the person controlling it is not a natural person, permanently residing or having nationality) in the countries or territories</w:t>
             </w:r>
             <w:r>
               <w:rPr>
@@ -29409,7 +29803,18 @@
                 <w:szCs w:val="20"/>
                 <w:lang w:val="en-GB"/>
               </w:rPr>
-              <w:t>If the manufacturer of the goods or the person controlling it is an enterprise important for ensuring national security, a state enterprise, a municipal enterprise, as well as a state-owned company and their subsidiaries listed in the Law on the Protection of Objects Important for Ensuring National Security, this requirement does not apply to these entities.</w:t>
+              <w:t xml:space="preserve">If the manufacturer of the goods or the person controlling it is an enterprise important for ensuring national security, </w:t>
+            </w:r>
+            <w:r>
+              <w:rPr>
+                <w:rFonts w:ascii="Arial" w:hAnsi="Arial" w:cs="Arial"/>
+                <w:iCs/>
+                <w:sz w:val="20"/>
+                <w:szCs w:val="20"/>
+                <w:lang w:val="en-GB"/>
+              </w:rPr>
+              <w:lastRenderedPageBreak/>
+              <w:t>a state enterprise, a municipal enterprise, as well as a state-owned company and their subsidiaries listed in the Law on the Protection of Objects Important for Ensuring National Security, this requirement does not apply to these entities.</w:t>
             </w:r>
           </w:p>
         </w:tc>
@@ -29546,8 +29951,128 @@
                 <w:sz w:val="20"/>
                 <w:szCs w:val="20"/>
               </w:rPr>
-              <w:t xml:space="preserve">Tiekėjų grupės </w:t>
-            </w:r>
+              <w:t>Tiekėjų grupės narių, Ū</w:t>
+            </w:r>
+            <w:r>
+              <w:rPr>
+                <w:rFonts w:ascii="Arial" w:hAnsi="Arial" w:cs="Arial"/>
+                <w:sz w:val="20"/>
+                <w:szCs w:val="20"/>
+              </w:rPr>
+              <w:t xml:space="preserve">kio subjektų, kurių pajėgumais remiamasi, </w:t>
+            </w:r>
+            <w:r>
+              <w:rPr>
+                <w:rFonts w:ascii="Arial" w:hAnsi="Arial" w:cs="Arial"/>
+                <w:color w:val="FF0000"/>
+                <w:sz w:val="20"/>
+                <w:szCs w:val="20"/>
+              </w:rPr>
+              <w:t xml:space="preserve">prekių gamintojo </w:t>
+            </w:r>
+            <w:r>
+              <w:rPr>
+                <w:rFonts w:ascii="Arial" w:hAnsi="Arial" w:cs="Arial"/>
+                <w:sz w:val="20"/>
+                <w:szCs w:val="20"/>
+              </w:rPr>
+              <w:t xml:space="preserve">ir juos kontroliuojančių asmenų dokumentai: </w:t>
+            </w:r>
+          </w:p>
+          <w:p>
+            <w:pPr>
+              <w:ind w:right="36"/>
+              <w:jc w:val="both"/>
+              <w:rPr>
+                <w:rFonts w:ascii="Arial" w:hAnsi="Arial" w:cs="Arial"/>
+                <w:sz w:val="20"/>
+                <w:szCs w:val="20"/>
+              </w:rPr>
+            </w:pPr>
+            <w:r>
+              <w:rPr>
+                <w:rFonts w:ascii="Arial" w:hAnsi="Arial" w:cs="Arial"/>
+                <w:sz w:val="20"/>
+                <w:szCs w:val="20"/>
+              </w:rPr>
+              <w:t xml:space="preserve">Jei </w:t>
+            </w:r>
+            <w:r>
+              <w:rPr>
+                <w:rFonts w:ascii="Arial" w:hAnsi="Arial" w:cs="Arial"/>
+                <w:sz w:val="20"/>
+                <w:szCs w:val="20"/>
+              </w:rPr>
+              <w:t>T</w:t>
+            </w:r>
+            <w:r>
+              <w:rPr>
+                <w:rFonts w:ascii="Arial" w:hAnsi="Arial" w:cs="Arial"/>
+                <w:sz w:val="20"/>
+                <w:szCs w:val="20"/>
+              </w:rPr>
+              <w:t xml:space="preserve">iekėjas, jo </w:t>
+            </w:r>
+            <w:r>
+              <w:rPr>
+                <w:rFonts w:ascii="Arial" w:hAnsi="Arial" w:cs="Arial"/>
+                <w:sz w:val="20"/>
+                <w:szCs w:val="20"/>
+              </w:rPr>
+              <w:t>S</w:t>
+            </w:r>
+            <w:r>
+              <w:rPr>
+                <w:rFonts w:ascii="Arial" w:hAnsi="Arial" w:cs="Arial"/>
+                <w:sz w:val="20"/>
+                <w:szCs w:val="20"/>
+              </w:rPr>
+              <w:t xml:space="preserve">ubtiekėjai, </w:t>
+            </w:r>
+            <w:r>
+              <w:rPr>
+                <w:rFonts w:ascii="Arial" w:hAnsi="Arial" w:cs="Arial"/>
+                <w:sz w:val="20"/>
+                <w:szCs w:val="20"/>
+              </w:rPr>
+              <w:t>Tiekėjų grupės nariai, Ū</w:t>
+            </w:r>
+            <w:r>
+              <w:rPr>
+                <w:rFonts w:ascii="Arial" w:hAnsi="Arial" w:cs="Arial"/>
+                <w:sz w:val="20"/>
+                <w:szCs w:val="20"/>
+              </w:rPr>
+              <w:t xml:space="preserve">kio subjektai, kurių pajėgumais remiamasi, </w:t>
+            </w:r>
+            <w:r>
+              <w:rPr>
+                <w:rFonts w:ascii="Arial" w:hAnsi="Arial" w:cs="Arial"/>
+                <w:color w:val="FF0000"/>
+                <w:sz w:val="20"/>
+                <w:szCs w:val="20"/>
+              </w:rPr>
+              <w:t xml:space="preserve">prekių gamintojas </w:t>
+            </w:r>
+            <w:r>
+              <w:rPr>
+                <w:rFonts w:ascii="Arial" w:hAnsi="Arial" w:cs="Arial"/>
+                <w:sz w:val="20"/>
+                <w:szCs w:val="20"/>
+              </w:rPr>
+              <w:t xml:space="preserve">ar juos kontroliuojantys asmenys yra juridiniai asmenys: </w:t>
+            </w:r>
+          </w:p>
+          <w:p>
+            <w:pPr>
+              <w:ind w:right="36"/>
+              <w:jc w:val="both"/>
+              <w:rPr>
+                <w:rFonts w:ascii="Arial" w:hAnsi="Arial" w:cs="Arial"/>
+                <w:sz w:val="20"/>
+                <w:szCs w:val="20"/>
+              </w:rPr>
+            </w:pPr>
             <w:r>
               <w:rPr>
                 <w:rFonts w:ascii="Arial" w:hAnsi="Arial" w:cs="Arial"/>
@@ -29555,134 +30080,6 @@
                 <w:szCs w:val="20"/>
               </w:rPr>
               <w:lastRenderedPageBreak/>
-              <w:t>narių, Ū</w:t>
-            </w:r>
-            <w:r>
-              <w:rPr>
-                <w:rFonts w:ascii="Arial" w:hAnsi="Arial" w:cs="Arial"/>
-                <w:sz w:val="20"/>
-                <w:szCs w:val="20"/>
-              </w:rPr>
-              <w:t xml:space="preserve">kio subjektų, kurių pajėgumais remiamasi, </w:t>
-            </w:r>
-            <w:r>
-              <w:rPr>
-                <w:rFonts w:ascii="Arial" w:hAnsi="Arial" w:cs="Arial"/>
-                <w:color w:val="FF0000"/>
-                <w:sz w:val="20"/>
-                <w:szCs w:val="20"/>
-              </w:rPr>
-              <w:t xml:space="preserve">prekių gamintojo </w:t>
-            </w:r>
-            <w:r>
-              <w:rPr>
-                <w:rFonts w:ascii="Arial" w:hAnsi="Arial" w:cs="Arial"/>
-                <w:sz w:val="20"/>
-                <w:szCs w:val="20"/>
-              </w:rPr>
-              <w:t xml:space="preserve">ir juos kontroliuojančių asmenų dokumentai: </w:t>
-            </w:r>
-          </w:p>
-          <w:p>
-            <w:pPr>
-              <w:ind w:right="36"/>
-              <w:jc w:val="both"/>
-              <w:rPr>
-                <w:rFonts w:ascii="Arial" w:hAnsi="Arial" w:cs="Arial"/>
-                <w:sz w:val="20"/>
-                <w:szCs w:val="20"/>
-              </w:rPr>
-            </w:pPr>
-            <w:r>
-              <w:rPr>
-                <w:rFonts w:ascii="Arial" w:hAnsi="Arial" w:cs="Arial"/>
-                <w:sz w:val="20"/>
-                <w:szCs w:val="20"/>
-              </w:rPr>
-              <w:t xml:space="preserve">Jei </w:t>
-            </w:r>
-            <w:r>
-              <w:rPr>
-                <w:rFonts w:ascii="Arial" w:hAnsi="Arial" w:cs="Arial"/>
-                <w:sz w:val="20"/>
-                <w:szCs w:val="20"/>
-              </w:rPr>
-              <w:t>T</w:t>
-            </w:r>
-            <w:r>
-              <w:rPr>
-                <w:rFonts w:ascii="Arial" w:hAnsi="Arial" w:cs="Arial"/>
-                <w:sz w:val="20"/>
-                <w:szCs w:val="20"/>
-              </w:rPr>
-              <w:t xml:space="preserve">iekėjas, jo </w:t>
-            </w:r>
-            <w:r>
-              <w:rPr>
-                <w:rFonts w:ascii="Arial" w:hAnsi="Arial" w:cs="Arial"/>
-                <w:sz w:val="20"/>
-                <w:szCs w:val="20"/>
-              </w:rPr>
-              <w:t>S</w:t>
-            </w:r>
-            <w:r>
-              <w:rPr>
-                <w:rFonts w:ascii="Arial" w:hAnsi="Arial" w:cs="Arial"/>
-                <w:sz w:val="20"/>
-                <w:szCs w:val="20"/>
-              </w:rPr>
-              <w:t xml:space="preserve">ubtiekėjai, </w:t>
-            </w:r>
-            <w:r>
-              <w:rPr>
-                <w:rFonts w:ascii="Arial" w:hAnsi="Arial" w:cs="Arial"/>
-                <w:sz w:val="20"/>
-                <w:szCs w:val="20"/>
-              </w:rPr>
-              <w:t>Tiekėjų grupės nariai, Ū</w:t>
-            </w:r>
-            <w:r>
-              <w:rPr>
-                <w:rFonts w:ascii="Arial" w:hAnsi="Arial" w:cs="Arial"/>
-                <w:sz w:val="20"/>
-                <w:szCs w:val="20"/>
-              </w:rPr>
-              <w:t xml:space="preserve">kio subjektai, kurių pajėgumais remiamasi, </w:t>
-            </w:r>
-            <w:r>
-              <w:rPr>
-                <w:rFonts w:ascii="Arial" w:hAnsi="Arial" w:cs="Arial"/>
-                <w:color w:val="FF0000"/>
-                <w:sz w:val="20"/>
-                <w:szCs w:val="20"/>
-              </w:rPr>
-              <w:t xml:space="preserve">prekių gamintojas </w:t>
-            </w:r>
-            <w:r>
-              <w:rPr>
-                <w:rFonts w:ascii="Arial" w:hAnsi="Arial" w:cs="Arial"/>
-                <w:sz w:val="20"/>
-                <w:szCs w:val="20"/>
-              </w:rPr>
-              <w:t xml:space="preserve">ar juos kontroliuojantys asmenys yra juridiniai asmenys: </w:t>
-            </w:r>
-          </w:p>
-          <w:p>
-            <w:pPr>
-              <w:ind w:right="36"/>
-              <w:jc w:val="both"/>
-              <w:rPr>
-                <w:rFonts w:ascii="Arial" w:hAnsi="Arial" w:cs="Arial"/>
-                <w:sz w:val="20"/>
-                <w:szCs w:val="20"/>
-              </w:rPr>
-            </w:pPr>
-            <w:r>
-              <w:rPr>
-                <w:rFonts w:ascii="Arial" w:hAnsi="Arial" w:cs="Arial"/>
-                <w:sz w:val="20"/>
-                <w:szCs w:val="20"/>
-              </w:rPr>
               <w:t>•</w:t>
             </w:r>
             <w:r>
@@ -29888,8 +30285,41 @@
                 <w:sz w:val="20"/>
                 <w:szCs w:val="20"/>
               </w:rPr>
-              <w:t xml:space="preserve">ir juos kontroliuojantys asmenys yra fiziniai asmenys:  asmens tapatybę patvirtinančio dokumento (tapatybės </w:t>
-            </w:r>
+              <w:t>ir juos kontroliuojantys asmenys yra fiziniai asmenys:  asmens tapatybę patvirtinančio dokumento (tapatybės kortelės ar paso) kopija, leidimo verstis atitinkama ūkine veikla patvirtinančio dokumento (pavyzdžiui, verslo liudijimo, individualios veiklos pažymėjimo ir pan.) kopija, pažyma apie deklaruotą gyvenamąją vietą arba atitinkami valstybės narės ar trečiosios šalies dokumentai, nurodantys asmenų  pilietybę ir nuolatinę gyvenamąją vietą.</w:t>
+            </w:r>
+          </w:p>
+          <w:p>
+            <w:pPr>
+              <w:ind w:right="36"/>
+              <w:jc w:val="both"/>
+              <w:rPr>
+                <w:rFonts w:ascii="Arial" w:hAnsi="Arial" w:cs="Arial"/>
+                <w:sz w:val="20"/>
+                <w:szCs w:val="20"/>
+              </w:rPr>
+            </w:pPr>
+          </w:p>
+          <w:p>
+            <w:pPr>
+              <w:ind w:right="36"/>
+              <w:jc w:val="both"/>
+              <w:rPr>
+                <w:rFonts w:ascii="Arial" w:hAnsi="Arial" w:cs="Arial"/>
+                <w:sz w:val="20"/>
+                <w:szCs w:val="20"/>
+              </w:rPr>
+            </w:pPr>
+          </w:p>
+          <w:p>
+            <w:pPr>
+              <w:ind w:right="36"/>
+              <w:jc w:val="both"/>
+              <w:rPr>
+                <w:rFonts w:ascii="Arial" w:hAnsi="Arial" w:cs="Arial"/>
+                <w:sz w:val="20"/>
+                <w:szCs w:val="20"/>
+              </w:rPr>
+            </w:pPr>
             <w:r>
               <w:rPr>
                 <w:rFonts w:ascii="Arial" w:hAnsi="Arial" w:cs="Arial"/>
@@ -29897,47 +30327,6 @@
                 <w:szCs w:val="20"/>
               </w:rPr>
               <w:lastRenderedPageBreak/>
-              <w:t>kortelės ar paso) kopija, leidimo verstis atitinkama ūkine veikla patvirtinančio dokumento (pavyzdžiui, verslo liudijimo, individualios veiklos pažymėjimo ir pan.) kopija, pažyma apie deklaruotą gyvenamąją vietą arba atitinkami valstybės narės ar trečiosios šalies dokumentai, nurodantys asmenų  pilietybę ir nuolatinę gyvenamąją vietą.</w:t>
-            </w:r>
-          </w:p>
-          <w:p>
-            <w:pPr>
-              <w:ind w:right="36"/>
-              <w:jc w:val="both"/>
-              <w:rPr>
-                <w:rFonts w:ascii="Arial" w:hAnsi="Arial" w:cs="Arial"/>
-                <w:sz w:val="20"/>
-                <w:szCs w:val="20"/>
-              </w:rPr>
-            </w:pPr>
-          </w:p>
-          <w:p>
-            <w:pPr>
-              <w:ind w:right="36"/>
-              <w:jc w:val="both"/>
-              <w:rPr>
-                <w:rFonts w:ascii="Arial" w:hAnsi="Arial" w:cs="Arial"/>
-                <w:sz w:val="20"/>
-                <w:szCs w:val="20"/>
-              </w:rPr>
-            </w:pPr>
-          </w:p>
-          <w:p>
-            <w:pPr>
-              <w:ind w:right="36"/>
-              <w:jc w:val="both"/>
-              <w:rPr>
-                <w:rFonts w:ascii="Arial" w:hAnsi="Arial" w:cs="Arial"/>
-                <w:sz w:val="20"/>
-                <w:szCs w:val="20"/>
-              </w:rPr>
-            </w:pPr>
-            <w:r>
-              <w:rPr>
-                <w:rFonts w:ascii="Arial" w:hAnsi="Arial" w:cs="Arial"/>
-                <w:sz w:val="20"/>
-                <w:szCs w:val="20"/>
-              </w:rPr>
               <w:t>Dokumentai, kuriuose nenurodytas galiojimo terminas, turi būti  išduoti ar atspausdinti iš informacinės sistemos ne anksčiau kaip prieš tris mėnesius iki tos dienos, kai Perkančiojo subjekto prašymu Tiekėjas turi pateikti dokumentus.</w:t>
             </w:r>
           </w:p>
@@ -30325,7 +30714,7 @@
                 <w:szCs w:val="20"/>
                 <w:lang w:val="en-US"/>
               </w:rPr>
-              <w:t xml:space="preserve"> will be requested only from the Supplier who has submitted the most economically advantageous Tender in accordance with the established order of Tenders: </w:t>
+              <w:t xml:space="preserve"> will be requested only from the Supplier who has submitted the most economically advantageous Tender in accordance with the established order of Tenders: documents of the Supplier, its Sub-suppliers, </w:t>
             </w:r>
             <w:r>
               <w:rPr>
@@ -30336,131 +30725,131 @@
                 <w:szCs w:val="20"/>
                 <w:lang w:val="en-US"/>
               </w:rPr>
+              <w:t>the members of the Supplier group, Economic entities whose capacity</w:t>
+            </w:r>
+            <w:r>
+              <w:rPr>
+                <w:rFonts w:ascii="Arial" w:hAnsi="Arial" w:cs="Arial"/>
+                <w:bCs/>
+                <w:color w:val="000000"/>
+                <w:sz w:val="20"/>
+                <w:szCs w:val="20"/>
+                <w:lang w:val="en-US"/>
+              </w:rPr>
+              <w:t xml:space="preserve"> is relied upon, </w:t>
+            </w:r>
+            <w:r>
+              <w:rPr>
+                <w:rFonts w:ascii="Arial" w:hAnsi="Arial" w:cs="Arial"/>
+                <w:bCs/>
+                <w:color w:val="FF0000"/>
+                <w:sz w:val="20"/>
+                <w:szCs w:val="20"/>
+                <w:lang w:val="en-US"/>
+              </w:rPr>
+              <w:t xml:space="preserve">the manufacturer of goods </w:t>
+            </w:r>
+            <w:r>
+              <w:rPr>
+                <w:rFonts w:ascii="Arial" w:hAnsi="Arial" w:cs="Arial"/>
+                <w:bCs/>
+                <w:color w:val="000000"/>
+                <w:sz w:val="20"/>
+                <w:szCs w:val="20"/>
+                <w:lang w:val="en-US"/>
+              </w:rPr>
+              <w:t>and their controlling persons,  shall be submitted:</w:t>
+            </w:r>
+          </w:p>
+          <w:p>
+            <w:pPr>
+              <w:jc w:val="both"/>
+              <w:rPr>
+                <w:rFonts w:ascii="Arial" w:hAnsi="Arial" w:cs="Arial"/>
+                <w:bCs/>
+                <w:color w:val="000000"/>
+                <w:sz w:val="20"/>
+                <w:szCs w:val="20"/>
+                <w:lang w:val="en-US"/>
+              </w:rPr>
+            </w:pPr>
+            <w:r>
+              <w:rPr>
+                <w:rFonts w:ascii="Arial" w:hAnsi="Arial" w:cs="Arial"/>
+                <w:bCs/>
+                <w:color w:val="000000"/>
+                <w:sz w:val="20"/>
+                <w:szCs w:val="20"/>
+                <w:lang w:val="en-US"/>
+              </w:rPr>
+              <w:t>If the Supplier, its Sub-suppliers,</w:t>
+            </w:r>
+            <w:r>
+              <w:rPr>
+                <w:rFonts w:ascii="Arial" w:hAnsi="Arial" w:cs="Arial"/>
+                <w:bCs/>
+                <w:color w:val="000000"/>
+                <w:sz w:val="20"/>
+                <w:szCs w:val="20"/>
+                <w:lang w:val="en-US"/>
+              </w:rPr>
+              <w:t xml:space="preserve"> </w:t>
+            </w:r>
+            <w:r>
+              <w:rPr>
+                <w:rFonts w:ascii="Arial" w:hAnsi="Arial" w:cs="Arial"/>
+                <w:bCs/>
+                <w:color w:val="000000"/>
+                <w:sz w:val="20"/>
+                <w:szCs w:val="20"/>
+                <w:lang w:val="en-US"/>
+              </w:rPr>
+              <w:t xml:space="preserve">the members of the Supplier group, </w:t>
+            </w:r>
+            <w:r>
+              <w:rPr>
+                <w:rFonts w:ascii="Arial" w:hAnsi="Arial" w:cs="Arial"/>
+                <w:bCs/>
+                <w:color w:val="000000"/>
+                <w:sz w:val="20"/>
+                <w:szCs w:val="20"/>
+                <w:lang w:val="en-US"/>
+              </w:rPr>
+              <w:t xml:space="preserve"> </w:t>
+            </w:r>
+            <w:r>
+              <w:rPr>
+                <w:rFonts w:ascii="Arial" w:hAnsi="Arial" w:cs="Arial"/>
+                <w:bCs/>
+                <w:color w:val="000000"/>
+                <w:sz w:val="20"/>
+                <w:szCs w:val="20"/>
+                <w:lang w:val="en-US"/>
+              </w:rPr>
+              <w:t>E</w:t>
+            </w:r>
+            <w:r>
+              <w:rPr>
+                <w:rFonts w:ascii="Arial" w:hAnsi="Arial" w:cs="Arial"/>
+                <w:bCs/>
+                <w:color w:val="000000"/>
+                <w:sz w:val="20"/>
+                <w:szCs w:val="20"/>
+                <w:lang w:val="en-US"/>
+              </w:rPr>
+              <w:t xml:space="preserve">conomic entities whose capacity is </w:t>
+            </w:r>
+            <w:r>
+              <w:rPr>
+                <w:rFonts w:ascii="Arial" w:hAnsi="Arial" w:cs="Arial"/>
+                <w:bCs/>
+                <w:color w:val="000000"/>
+                <w:sz w:val="20"/>
+                <w:szCs w:val="20"/>
+                <w:lang w:val="en-US"/>
+              </w:rPr>
               <w:lastRenderedPageBreak/>
-              <w:t xml:space="preserve">documents of the Supplier, its Sub-suppliers, </w:t>
-            </w:r>
-            <w:r>
-              <w:rPr>
-                <w:rFonts w:ascii="Arial" w:hAnsi="Arial" w:cs="Arial"/>
-                <w:bCs/>
-                <w:color w:val="000000"/>
-                <w:sz w:val="20"/>
-                <w:szCs w:val="20"/>
-                <w:lang w:val="en-US"/>
-              </w:rPr>
-              <w:t>the members of the Supplier group, Economic entities whose capacity</w:t>
-            </w:r>
-            <w:r>
-              <w:rPr>
-                <w:rFonts w:ascii="Arial" w:hAnsi="Arial" w:cs="Arial"/>
-                <w:bCs/>
-                <w:color w:val="000000"/>
-                <w:sz w:val="20"/>
-                <w:szCs w:val="20"/>
-                <w:lang w:val="en-US"/>
-              </w:rPr>
-              <w:t xml:space="preserve"> is relied upon, </w:t>
-            </w:r>
-            <w:r>
-              <w:rPr>
-                <w:rFonts w:ascii="Arial" w:hAnsi="Arial" w:cs="Arial"/>
-                <w:bCs/>
-                <w:color w:val="FF0000"/>
-                <w:sz w:val="20"/>
-                <w:szCs w:val="20"/>
-                <w:lang w:val="en-US"/>
-              </w:rPr>
-              <w:t xml:space="preserve">the manufacturer of goods </w:t>
-            </w:r>
-            <w:r>
-              <w:rPr>
-                <w:rFonts w:ascii="Arial" w:hAnsi="Arial" w:cs="Arial"/>
-                <w:bCs/>
-                <w:color w:val="000000"/>
-                <w:sz w:val="20"/>
-                <w:szCs w:val="20"/>
-                <w:lang w:val="en-US"/>
-              </w:rPr>
-              <w:t>and their controlling persons,  shall be submitted:</w:t>
-            </w:r>
-          </w:p>
-          <w:p>
-            <w:pPr>
-              <w:jc w:val="both"/>
-              <w:rPr>
-                <w:rFonts w:ascii="Arial" w:hAnsi="Arial" w:cs="Arial"/>
-                <w:bCs/>
-                <w:color w:val="000000"/>
-                <w:sz w:val="20"/>
-                <w:szCs w:val="20"/>
-                <w:lang w:val="en-US"/>
-              </w:rPr>
-            </w:pPr>
-            <w:r>
-              <w:rPr>
-                <w:rFonts w:ascii="Arial" w:hAnsi="Arial" w:cs="Arial"/>
-                <w:bCs/>
-                <w:color w:val="000000"/>
-                <w:sz w:val="20"/>
-                <w:szCs w:val="20"/>
-                <w:lang w:val="en-US"/>
-              </w:rPr>
-              <w:t>If the Supplier, its Sub-suppliers,</w:t>
-            </w:r>
-            <w:r>
-              <w:rPr>
-                <w:rFonts w:ascii="Arial" w:hAnsi="Arial" w:cs="Arial"/>
-                <w:bCs/>
-                <w:color w:val="000000"/>
-                <w:sz w:val="20"/>
-                <w:szCs w:val="20"/>
-                <w:lang w:val="en-US"/>
-              </w:rPr>
-              <w:t xml:space="preserve"> </w:t>
-            </w:r>
-            <w:r>
-              <w:rPr>
-                <w:rFonts w:ascii="Arial" w:hAnsi="Arial" w:cs="Arial"/>
-                <w:bCs/>
-                <w:color w:val="000000"/>
-                <w:sz w:val="20"/>
-                <w:szCs w:val="20"/>
-                <w:lang w:val="en-US"/>
-              </w:rPr>
-              <w:t xml:space="preserve">the members of the Supplier group, </w:t>
-            </w:r>
-            <w:r>
-              <w:rPr>
-                <w:rFonts w:ascii="Arial" w:hAnsi="Arial" w:cs="Arial"/>
-                <w:bCs/>
-                <w:color w:val="000000"/>
-                <w:sz w:val="20"/>
-                <w:szCs w:val="20"/>
-                <w:lang w:val="en-US"/>
-              </w:rPr>
-              <w:t xml:space="preserve"> </w:t>
-            </w:r>
-            <w:r>
-              <w:rPr>
-                <w:rFonts w:ascii="Arial" w:hAnsi="Arial" w:cs="Arial"/>
-                <w:bCs/>
-                <w:color w:val="000000"/>
-                <w:sz w:val="20"/>
-                <w:szCs w:val="20"/>
-                <w:lang w:val="en-US"/>
-              </w:rPr>
-              <w:t>E</w:t>
-            </w:r>
-            <w:r>
-              <w:rPr>
-                <w:rFonts w:ascii="Arial" w:hAnsi="Arial" w:cs="Arial"/>
-                <w:bCs/>
-                <w:color w:val="000000"/>
-                <w:sz w:val="20"/>
-                <w:szCs w:val="20"/>
-                <w:lang w:val="en-US"/>
-              </w:rPr>
-              <w:t xml:space="preserve">conomic entities whose capacity is relied upon, </w:t>
+              <w:t xml:space="preserve">relied upon, </w:t>
             </w:r>
             <w:r>
               <w:rPr>
@@ -30696,7 +31085,7 @@
                 <w:szCs w:val="20"/>
                 <w:lang w:val="en-US"/>
               </w:rPr>
-              <w:t xml:space="preserve">If the Supplier, its Sub-suppliers, the members of the Supplier group,  </w:t>
+              <w:t>If the Supplier, its Sub-suppliers, the members of the Supplier group,  Economic entities whose capacity</w:t>
             </w:r>
             <w:r>
               <w:rPr>
@@ -30707,41 +31096,41 @@
                 <w:szCs w:val="20"/>
                 <w:lang w:val="en-US"/>
               </w:rPr>
+              <w:t xml:space="preserve"> is relied on, </w:t>
+            </w:r>
+            <w:r>
+              <w:rPr>
+                <w:rFonts w:ascii="Arial" w:hAnsi="Arial" w:cs="Arial"/>
+                <w:bCs/>
+                <w:color w:val="FF0000"/>
+                <w:sz w:val="20"/>
+                <w:szCs w:val="20"/>
+                <w:lang w:val="en-US"/>
+              </w:rPr>
+              <w:t>the manufacturer of goods</w:t>
+            </w:r>
+            <w:r>
+              <w:rPr>
+                <w:rFonts w:ascii="Arial" w:hAnsi="Arial" w:cs="Arial"/>
+                <w:bCs/>
+                <w:color w:val="000000"/>
+                <w:sz w:val="20"/>
+                <w:szCs w:val="20"/>
+                <w:lang w:val="en-US"/>
+              </w:rPr>
+              <w:t xml:space="preserve"> or the persons controlling them are natural persons, they have to submit: a copy of an identity document (identity card or passport), a copy of a document confirming a permit to engage in relevant economic activity (for example, a business license, individual activity certificate, etc.), a certificate of declared place of residence or relevant documents from a member state or a third country </w:t>
+            </w:r>
+            <w:r>
+              <w:rPr>
+                <w:rFonts w:ascii="Arial" w:hAnsi="Arial" w:cs="Arial"/>
+                <w:bCs/>
+                <w:color w:val="000000"/>
+                <w:sz w:val="20"/>
+                <w:szCs w:val="20"/>
+                <w:lang w:val="en-US"/>
+              </w:rPr>
               <w:lastRenderedPageBreak/>
-              <w:t>Economic entities whose capacity</w:t>
-            </w:r>
-            <w:r>
-              <w:rPr>
-                <w:rFonts w:ascii="Arial" w:hAnsi="Arial" w:cs="Arial"/>
-                <w:bCs/>
-                <w:color w:val="000000"/>
-                <w:sz w:val="20"/>
-                <w:szCs w:val="20"/>
-                <w:lang w:val="en-US"/>
-              </w:rPr>
-              <w:t xml:space="preserve"> is relied on, </w:t>
-            </w:r>
-            <w:r>
-              <w:rPr>
-                <w:rFonts w:ascii="Arial" w:hAnsi="Arial" w:cs="Arial"/>
-                <w:bCs/>
-                <w:color w:val="FF0000"/>
-                <w:sz w:val="20"/>
-                <w:szCs w:val="20"/>
-                <w:lang w:val="en-US"/>
-              </w:rPr>
-              <w:t>the manufacturer of goods</w:t>
-            </w:r>
-            <w:r>
-              <w:rPr>
-                <w:rFonts w:ascii="Arial" w:hAnsi="Arial" w:cs="Arial"/>
-                <w:bCs/>
-                <w:color w:val="000000"/>
-                <w:sz w:val="20"/>
-                <w:szCs w:val="20"/>
-                <w:lang w:val="en-US"/>
-              </w:rPr>
-              <w:t xml:space="preserve"> or the persons controlling them are natural persons, they have to submit: a copy of an identity document (identity card or passport), a copy of a document confirming a permit to engage in relevant economic activity (for example, a business license, individual activity certificate, etc.), a certificate of declared place of residence or relevant documents from a member state or a third country indicating the  citizenship and permanent residence of the persons.</w:t>
+              <w:t>indicating the  citizenship and permanent residence of the persons.</w:t>
             </w:r>
           </w:p>
           <w:p>
@@ -30968,17 +31357,7 @@
                 <w:sz w:val="20"/>
                 <w:szCs w:val="20"/>
               </w:rPr>
-              <w:t xml:space="preserve">Jeigu paslaugų teikėjas ar jį kontroliuojantis asmuo yra nacionaliniam saugumui užtikrinti svarbi įmonė, valstybės įmonė, savivaldybės įmonė, taip pat valstybės valdoma bendrovė ir jų dukterinės bendrovės, išvardintos Nacionaliniam saugumui užtikrinti svarbių objektų apsaugos įstatyme, </w:t>
-            </w:r>
-            <w:r>
-              <w:rPr>
-                <w:rFonts w:ascii="Arial" w:hAnsi="Arial" w:cs="Arial"/>
-                <w:iCs/>
-                <w:sz w:val="20"/>
-                <w:szCs w:val="20"/>
-              </w:rPr>
-              <w:lastRenderedPageBreak/>
-              <w:t>šių subjektų atžvilgiu šis reikalavimas netaikomas.</w:t>
+              <w:t>Jeigu paslaugų teikėjas ar jį kontroliuojantis asmuo yra nacionaliniam saugumui užtikrinti svarbi įmonė, valstybės įmonė, savivaldybės įmonė, taip pat valstybės valdoma bendrovė ir jų dukterinės bendrovės, išvardintos Nacionaliniam saugumui užtikrinti svarbių objektų apsaugos įstatyme, šių subjektų atžvilgiu šis reikalavimas netaikomas.</w:t>
             </w:r>
           </w:p>
         </w:tc>
@@ -31004,7 +31383,6 @@
                 <w:szCs w:val="20"/>
                 <w:lang w:val="en-GB"/>
               </w:rPr>
-              <w:lastRenderedPageBreak/>
               <w:t>the services are provided from countries or territories included in the list provided for in Article 92 (14) of the LPP.</w:t>
             </w:r>
           </w:p>
@@ -31039,18 +31417,7 @@
                 <w:szCs w:val="20"/>
                 <w:lang w:val="en-GB"/>
               </w:rPr>
-              <w:t xml:space="preserve">If the provider of the services or the person controlling it is an enterprise important for ensuring national security, a state enterprise, a municipal enterprise, as well as a state-owned company and their subsidiaries listed in the Law on the Protection of </w:t>
-            </w:r>
-            <w:r>
-              <w:rPr>
-                <w:rFonts w:ascii="Arial" w:hAnsi="Arial" w:cs="Arial"/>
-                <w:iCs/>
-                <w:sz w:val="20"/>
-                <w:szCs w:val="20"/>
-                <w:lang w:val="en-GB"/>
-              </w:rPr>
-              <w:lastRenderedPageBreak/>
-              <w:t>Objects Important for Ensuring National Security, this requirement does not apply to these entities.</w:t>
+              <w:t>If the provider of the services or the person controlling it is an enterprise important for ensuring national security, a state enterprise, a municipal enterprise, as well as a state-owned company and their subsidiaries listed in the Law on the Protection of Objects Important for Ensuring National Security, this requirement does not apply to these entities.</w:t>
             </w:r>
           </w:p>
         </w:tc>
@@ -31248,7 +31615,17 @@
                 <w:sz w:val="20"/>
                 <w:szCs w:val="20"/>
               </w:rPr>
-              <w:t>Tiekėjų grupės narys, Ū</w:t>
+              <w:t xml:space="preserve">Tiekėjų grupės </w:t>
+            </w:r>
+            <w:r>
+              <w:rPr>
+                <w:rFonts w:ascii="Arial" w:hAnsi="Arial" w:cs="Arial"/>
+                <w:iCs/>
+                <w:sz w:val="20"/>
+                <w:szCs w:val="20"/>
+              </w:rPr>
+              <w:lastRenderedPageBreak/>
+              <w:t>narys, Ū</w:t>
             </w:r>
             <w:r>
               <w:rPr>
@@ -31358,6 +31735,7 @@
                 <w:szCs w:val="20"/>
                 <w:lang w:val="en-GB"/>
               </w:rPr>
+              <w:lastRenderedPageBreak/>
               <w:t>The Supplier, its Sub-suppliers</w:t>
             </w:r>
             <w:r>
@@ -31407,6 +31785,7 @@
                 <w:szCs w:val="20"/>
                 <w:lang w:val="en-US"/>
               </w:rPr>
+              <w:lastRenderedPageBreak/>
               <w:t>the member of the Supplier group</w:t>
             </w:r>
             <w:r>
@@ -31557,7 +31936,17 @@
                 <w:sz w:val="20"/>
                 <w:szCs w:val="20"/>
               </w:rPr>
-              <w:t>Pirkime negali dalyvauti Tiekėjai, Subtiekėjai, Tiekėjų grupės nariai, Ūkio subjektai, kurių pajėgumais remiamasi, kuriems ar jų siūlomų prekių gamintojui, juos kontroliuojantiems juridiniams ir (ar) fiziniams  asmenims taikomos Jungtinių Tautų saugumo tarybos, Europos Sąjungos, kitų tarptautinių organizacijų, kurių narė yra arba kuriose dalyvauja Lietuvos Respublika bei Jungtinių Amerikos Valstijų sankcijos (ribojamosios priemonės).</w:t>
+              <w:t xml:space="preserve">Pirkime negali dalyvauti Tiekėjai, Subtiekėjai, Tiekėjų grupės nariai, Ūkio subjektai, kurių pajėgumais remiamasi, kuriems ar jų siūlomų prekių gamintojui, juos kontroliuojantiems juridiniams ir (ar) fiziniams  asmenims taikomos Jungtinių Tautų saugumo tarybos, Europos Sąjungos, kitų tarptautinių organizacijų, </w:t>
+            </w:r>
+            <w:r>
+              <w:rPr>
+                <w:rFonts w:ascii="Arial" w:hAnsi="Arial" w:cs="Arial"/>
+                <w:iCs/>
+                <w:sz w:val="20"/>
+                <w:szCs w:val="20"/>
+              </w:rPr>
+              <w:lastRenderedPageBreak/>
+              <w:t>kurių narė yra arba kuriose dalyvauja Lietuvos Respublika bei Jungtinių Amerikos Valstijų sankcijos (ribojamosios priemonės).</w:t>
             </w:r>
           </w:p>
         </w:tc>
@@ -31585,7 +31974,21 @@
                 <w:szCs w:val="20"/>
                 <w:lang w:val="en-US"/>
               </w:rPr>
-              <w:t>The Suppliers, the Sub-suppliers, members of the Supplier group or the Economic entity whose capacity is relied on may not participate in the Procurement if they or the manufacturers of goods they offer, or the legal or natural persons who control them, are subject to international sanctions (restrictive measures) implemented by the United Nations Security Council, the European Union, other international organizations of which the Republic of Lithuania is a member or participant, or by the United States of America.</w:t>
+              <w:lastRenderedPageBreak/>
+              <w:t xml:space="preserve">The Suppliers, the Sub-suppliers, members of the Supplier group or the Economic entity whose capacity is relied on may not participate in the Procurement if they or the manufacturers of goods they offer, or the legal or natural persons who control them, are subject to international sanctions </w:t>
+            </w:r>
+            <w:r>
+              <w:rPr>
+                <w:rFonts w:ascii="Arial" w:hAnsi="Arial" w:cs="Arial"/>
+                <w:bCs/>
+                <w:iCs/>
+                <w:color w:val="000000"/>
+                <w:sz w:val="20"/>
+                <w:szCs w:val="20"/>
+                <w:lang w:val="en-US"/>
+              </w:rPr>
+              <w:lastRenderedPageBreak/>
+              <w:t>(restrictive measures) implemented by the United Nations Security Council, the European Union, other international organizations of which the Republic of Lithuania is a member or participant, or by the United States of America.</w:t>
             </w:r>
           </w:p>
         </w:tc>
@@ -31609,6 +32012,7 @@
                 <w:sz w:val="20"/>
                 <w:szCs w:val="20"/>
               </w:rPr>
+              <w:lastRenderedPageBreak/>
               <w:t xml:space="preserve">Atitikimas reikalavimui turi būti deklaruojamas Paraiškoje ir Pasiūlyme (SPS 1 ir 2 priedai). </w:t>
             </w:r>
           </w:p>
@@ -31963,17 +32367,7 @@
                 <w:sz w:val="20"/>
                 <w:szCs w:val="20"/>
               </w:rPr>
-              <w:t xml:space="preserve">Tiekėjas (arba bent vienas iš Tiekėjų grupės narių) yra Rusijos pilietis arba Rusijoje </w:t>
-            </w:r>
-            <w:r>
-              <w:rPr>
-                <w:rFonts w:ascii="Arial" w:hAnsi="Arial" w:cs="Arial"/>
-                <w:iCs/>
-                <w:sz w:val="20"/>
-                <w:szCs w:val="20"/>
-              </w:rPr>
-              <w:lastRenderedPageBreak/>
-              <w:t>įsisteigęs fizinis ar juridinis asmuo, subjektas ar įstaiga;</w:t>
+              <w:t>Tiekėjas (arba bent vienas iš Tiekėjų grupės narių) yra Rusijos pilietis arba Rusijoje įsisteigęs fizinis ar juridinis asmuo, subjektas ar įstaiga;</w:t>
             </w:r>
           </w:p>
         </w:tc>
@@ -32001,21 +32395,7 @@
                 <w:szCs w:val="20"/>
                 <w:lang w:val="en-US"/>
               </w:rPr>
-              <w:lastRenderedPageBreak/>
-              <w:t xml:space="preserve">The Supplier (or at least one of the companies which are members the group of Suppliers) is a Russian </w:t>
-            </w:r>
-            <w:r>
-              <w:rPr>
-                <w:rFonts w:ascii="Arial" w:hAnsi="Arial" w:cs="Arial"/>
-                <w:bCs/>
-                <w:iCs/>
-                <w:color w:val="000000"/>
-                <w:sz w:val="20"/>
-                <w:szCs w:val="20"/>
-                <w:lang w:val="en-US"/>
-              </w:rPr>
-              <w:lastRenderedPageBreak/>
-              <w:t>national, or a natural or legal person, entity or body established in Russia;</w:t>
+              <w:t>The Supplier (or at least one of the companies which are members the group of Suppliers) is a Russian national, or a natural or legal person, entity or body established in Russia;</w:t>
             </w:r>
           </w:p>
         </w:tc>
@@ -32146,7 +32526,18 @@
                 <w:sz w:val="20"/>
                 <w:szCs w:val="20"/>
               </w:rPr>
-              <w:t xml:space="preserve"> eilutės (a) punkte </w:t>
+              <w:t xml:space="preserve"> </w:t>
+            </w:r>
+            <w:r>
+              <w:rPr>
+                <w:rFonts w:ascii="Arial" w:hAnsi="Arial" w:cs="Arial"/>
+                <w:iCs/>
+                <w:color w:val="FF0000"/>
+                <w:sz w:val="20"/>
+                <w:szCs w:val="20"/>
+              </w:rPr>
+              <w:lastRenderedPageBreak/>
+              <w:t xml:space="preserve">eilutės (a) punkte </w:t>
             </w:r>
             <w:r>
               <w:rPr>
@@ -32183,7 +32574,21 @@
                 <w:szCs w:val="20"/>
                 <w:lang w:val="en-US"/>
               </w:rPr>
-              <w:t>The Supplier (or at least one of the companies which are members of the group of Suppliers) is a legal person, entity or body whose proprietary rights are directly or indirectly owned for more than 50 % by an entity referred to in point (</w:t>
+              <w:lastRenderedPageBreak/>
+              <w:t xml:space="preserve">The Supplier (or at least one of the companies which are members of the group of Suppliers) is a legal person, entity or body whose proprietary rights are directly or indirectly </w:t>
+            </w:r>
+            <w:r>
+              <w:rPr>
+                <w:rFonts w:ascii="Arial" w:hAnsi="Arial" w:cs="Arial"/>
+                <w:bCs/>
+                <w:iCs/>
+                <w:color w:val="000000"/>
+                <w:sz w:val="20"/>
+                <w:szCs w:val="20"/>
+                <w:lang w:val="en-US"/>
+              </w:rPr>
+              <w:lastRenderedPageBreak/>
+              <w:t>owned for more than 50 % by an entity referred to in point (</w:t>
             </w:r>
             <w:r>
               <w:rPr>
@@ -32798,7 +33203,7 @@
                 <w:sz w:val="20"/>
                 <w:szCs w:val="20"/>
               </w:rPr>
-              <w:t xml:space="preserve">Pirkime negali dalyvauti Tiekėjai, Subtiekėjai, Tiekėjų grupės nariai, Ūkio subjektai, kurių pajėgumais remiamasi , kurie nėra registruoti (Tiekėjas, Tiekėjų grupės narys, Subtiekėjas, Ūkio subjektas, kurio pajėgumais remiamasi, Kvazisubtiekėjas, kuris yra fizinis asmuo – </w:t>
+              <w:t xml:space="preserve">Pirkime negali dalyvauti Tiekėjai, Subtiekėjai, Tiekėjų grupės nariai, Ūkio subjektai, kurių pajėgumais remiamasi , kurie nėra registruoti (Tiekėjas, Tiekėjų grupės narys, Subtiekėjas, Ūkio subjektas, kurio pajėgumais remiamasi, Kvazisubtiekėjas, kuris yra fizinis asmuo – nuolat gyvenantis ar turintys pilietybę) Europos Sąjungos valstybėje narėje, Šiaurės Atlanto sutarties organizacijos valstybėje narėje ar trečiojoje šalyje, pasirašiusioje PĮ 29 straipsnio 4 dalyje nurodytus </w:t>
             </w:r>
             <w:r>
               <w:rPr>
@@ -32808,7 +33213,7 @@
                 <w:szCs w:val="20"/>
               </w:rPr>
               <w:lastRenderedPageBreak/>
-              <w:t>nuolat gyvenantis ar turintys pilietybę) Europos Sąjungos valstybėje narėje, Šiaurės Atlanto sutarties organizacijos valstybėje narėje ar trečiojoje šalyje, pasirašiusioje PĮ 29 straipsnio 4 dalyje nurodytus tarptautinius susitarimus.</w:t>
+              <w:t>tarptautinius susitarimus.</w:t>
             </w:r>
             <w:r>
               <w:rPr>
@@ -32858,7 +33263,7 @@
                 <w:szCs w:val="20"/>
                 <w:lang w:val="en-GB"/>
               </w:rPr>
-              <w:t xml:space="preserve"> that are not registered (the Supplier, the Sub-supplier, a member of the Supplier group, the </w:t>
+              <w:t xml:space="preserve"> that are not registered (the Supplier, the Sub-supplier, a member of the Supplier group, the Economic entity on whose capacities the Supplier relies on, the Quasi-Sub-supplier, a natural person is not a permanent resident or has a citizenship) in a member state of the European Union, member </w:t>
             </w:r>
             <w:r>
               <w:rPr>
@@ -32869,7 +33274,7 @@
                 <w:lang w:val="en-GB"/>
               </w:rPr>
               <w:lastRenderedPageBreak/>
-              <w:t>Economic entity on whose capacities the Supplier relies on, the Quasi-Sub-supplier, a natural person is not a permanent resident or has a citizenship) in a member state of the European Union, member state of the North Atlantic Treaty Organization or in a third country which is a signatory to the international agreements referred to in Article 29 (4) of the LP.</w:t>
+              <w:t>state of the North Atlantic Treaty Organization or in a third country which is a signatory to the international agreements referred to in Article 29 (4) of the LP.</w:t>
             </w:r>
           </w:p>
           <w:commentRangeEnd w:id="41"/>
@@ -33578,7 +33983,17 @@
                 <w:sz w:val="20"/>
                 <w:szCs w:val="20"/>
               </w:rPr>
-              <w:t>Ekonomiškai naudingiausią pasiūlymą pateikęs Tiekėjas/ Tiekėjų grupės nariai privalo užpildyti Veiklos partnerių patikros klausimyną ir užtikrinti, kad Sutarties šalis – veiklos partneris nekelia Perkančiajam subjektui rizikų</w:t>
+              <w:t xml:space="preserve">Ekonomiškai naudingiausią pasiūlymą pateikęs Tiekėjas/ Tiekėjų grupės nariai privalo užpildyti Veiklos partnerių patikros klausimyną ir užtikrinti, kad Sutarties šalis – </w:t>
+            </w:r>
+            <w:r>
+              <w:rPr>
+                <w:rFonts w:ascii="Arial" w:hAnsi="Arial" w:cs="Arial"/>
+                <w:iCs/>
+                <w:sz w:val="20"/>
+                <w:szCs w:val="20"/>
+              </w:rPr>
+              <w:lastRenderedPageBreak/>
+              <w:t>veiklos partneris nekelia Perkančiajam subjektui rizikų</w:t>
             </w:r>
             <w:r>
               <w:rPr>
@@ -33641,7 +34056,21 @@
                 <w:szCs w:val="20"/>
                 <w:lang w:val="en-GB"/>
               </w:rPr>
-              <w:t>The Supplier / members of a group of suppliers that has submitted the most economically advantageous tender must complete the Business Partner Due Diligence Questionnaire and ensure that the contracting party – the business partner – does not pose risks to the Contracting Entity.</w:t>
+              <w:lastRenderedPageBreak/>
+              <w:t xml:space="preserve">The Supplier / members of a group of suppliers that has submitted the most economically advantageous tender must complete the Business </w:t>
+            </w:r>
+            <w:r>
+              <w:rPr>
+                <w:rFonts w:ascii="Arial" w:hAnsi="Arial" w:cs="Arial"/>
+                <w:bCs/>
+                <w:iCs/>
+                <w:color w:val="000000"/>
+                <w:sz w:val="20"/>
+                <w:szCs w:val="20"/>
+                <w:lang w:val="en-GB"/>
+              </w:rPr>
+              <w:lastRenderedPageBreak/>
+              <w:t>Partner Due Diligence Questionnaire and ensure that the contracting party – the business partner – does not pose risks to the Contracting Entity.</w:t>
             </w:r>
             <w:r>
               <w:rPr>
@@ -33719,7 +34148,17 @@
                 <w:sz w:val="20"/>
                 <w:szCs w:val="20"/>
               </w:rPr>
-              <w:t xml:space="preserve">Ekonomiškai naudingiausią pasiūlymą pateikusiam Tiekėjui/Tiekėjų grupės nariams Perkantysis subjektas pateiks prašymą per Perkančiojo subjekto nustatytą terminą, kuris negali būti trumpesnis kaip 3 darbo dienos, užpildyti Veiklos partnerių patikros privalomai pildomą klausimyną, kuris bus atsiunčiamas Tiekėjo Pasiūlyme nurodytu elektroninio pašto adresu. Su klausimynu galima susipažinti nuorodoje: </w:t>
+              <w:lastRenderedPageBreak/>
+              <w:t xml:space="preserve">Ekonomiškai naudingiausią pasiūlymą pateikusiam Tiekėjui/Tiekėjų grupės nariams Perkantysis subjektas pateiks prašymą per Perkančiojo subjekto nustatytą terminą, kuris negali būti trumpesnis kaip 3 darbo dienos, užpildyti </w:t>
+            </w:r>
+            <w:r>
+              <w:rPr>
+                <w:rFonts w:ascii="Arial" w:hAnsi="Arial" w:cs="Arial"/>
+                <w:sz w:val="20"/>
+                <w:szCs w:val="20"/>
+              </w:rPr>
+              <w:lastRenderedPageBreak/>
+              <w:t xml:space="preserve">Veiklos partnerių patikros privalomai pildomą klausimyną, kuris bus atsiunčiamas Tiekėjo Pasiūlyme nurodytu elektroninio pašto adresu. Su klausimynu galima susipažinti nuorodoje: </w:t>
             </w:r>
             <w:hyperlink r:id="rId23" w:history="1">
               <w:r>
@@ -33797,8 +34236,28 @@
                 <w:sz w:val="20"/>
                 <w:szCs w:val="20"/>
               </w:rPr>
-              <w:t xml:space="preserve">Perkantysis subjektas atliks su ekonomiškai naudingiausią pasiūlymą pateikusiu tiekėju (tiekėjų grupės nariais, subtiekėjais) susijusių duomenų iš </w:t>
-            </w:r>
+              <w:t xml:space="preserve">Perkantysis subjektas atliks su ekonomiškai naudingiausią pasiūlymą pateikusiu tiekėju (tiekėjų grupės nariais, subtiekėjais) susijusių duomenų iš klausimyno ir (ar) prieinamų šaltinių įvertinimą  veiklos partnerio rizikos aspektu. Per Perkančiojo subjekto nustatytą terminą neužpildžius klausimyno, Tiekėjo pasiūlymas bus atmetamas.  </w:t>
+            </w:r>
+          </w:p>
+          <w:p>
+            <w:pPr>
+              <w:jc w:val="both"/>
+              <w:rPr>
+                <w:rFonts w:ascii="Arial" w:hAnsi="Arial" w:cs="Arial"/>
+                <w:sz w:val="20"/>
+                <w:szCs w:val="20"/>
+              </w:rPr>
+            </w:pPr>
+          </w:p>
+          <w:p>
+            <w:pPr>
+              <w:jc w:val="both"/>
+              <w:rPr>
+                <w:rFonts w:ascii="Arial" w:hAnsi="Arial" w:cs="Arial"/>
+                <w:sz w:val="20"/>
+                <w:szCs w:val="20"/>
+              </w:rPr>
+            </w:pPr>
             <w:r>
               <w:rPr>
                 <w:rFonts w:ascii="Arial" w:hAnsi="Arial" w:cs="Arial"/>
@@ -33806,34 +34265,6 @@
                 <w:szCs w:val="20"/>
               </w:rPr>
               <w:lastRenderedPageBreak/>
-              <w:t xml:space="preserve">klausimyno ir (ar) prieinamų šaltinių įvertinimą  veiklos partnerio rizikos aspektu. Per Perkančiojo subjekto nustatytą terminą neužpildžius klausimyno, Tiekėjo pasiūlymas bus atmetamas.  </w:t>
-            </w:r>
-          </w:p>
-          <w:p>
-            <w:pPr>
-              <w:jc w:val="both"/>
-              <w:rPr>
-                <w:rFonts w:ascii="Arial" w:hAnsi="Arial" w:cs="Arial"/>
-                <w:sz w:val="20"/>
-                <w:szCs w:val="20"/>
-              </w:rPr>
-            </w:pPr>
-          </w:p>
-          <w:p>
-            <w:pPr>
-              <w:jc w:val="both"/>
-              <w:rPr>
-                <w:rFonts w:ascii="Arial" w:hAnsi="Arial" w:cs="Arial"/>
-                <w:sz w:val="20"/>
-                <w:szCs w:val="20"/>
-              </w:rPr>
-            </w:pPr>
-            <w:r>
-              <w:rPr>
-                <w:rFonts w:ascii="Arial" w:hAnsi="Arial" w:cs="Arial"/>
-                <w:sz w:val="20"/>
-                <w:szCs w:val="20"/>
-              </w:rPr>
               <w:t>Perkančiajam subjektui nustačius galimas rizikas, Perkantysis subjektas turi teisę taikyti toliau išdėstytas rizikų mažinimo priemones:</w:t>
             </w:r>
           </w:p>
@@ -33943,7 +34374,19 @@
                 <w:lang w:val="en-GB"/>
               </w:rPr>
               <w:lastRenderedPageBreak/>
-              <w:t xml:space="preserve">After the Supplier / members of a group of suppliers have submitted the most economically advantageous tender, the Contracting Entity shall submit a request requiring them, within a time limit set by the Contracting Entity that may not be shorter than 3 working days, to complete the mandatory Business Partner Due Diligence Questionnaire, which will be sent at e-mail indicated by the Supplier in the Tender. The questionnaire can be reviewed at the following link: </w:t>
+              <w:t xml:space="preserve">After the Supplier / members of a group of suppliers have submitted the most economically advantageous tender, the Contracting Entity shall submit a request requiring them, within a time limit set by the Contracting Entity that may not be </w:t>
+            </w:r>
+            <w:r>
+              <w:rPr>
+                <w:rFonts w:ascii="Arial" w:hAnsi="Arial" w:cs="Arial"/>
+                <w:bCs/>
+                <w:color w:val="000000"/>
+                <w:sz w:val="20"/>
+                <w:szCs w:val="20"/>
+                <w:lang w:val="en-GB"/>
+              </w:rPr>
+              <w:lastRenderedPageBreak/>
+              <w:t xml:space="preserve">shorter than 3 working days, to complete the mandatory Business Partner Due Diligence Questionnaire, which will be sent at e-mail indicated by the Supplier in the Tender. The questionnaire can be reviewed at the following link: </w:t>
             </w:r>
             <w:hyperlink r:id="rId24" w:history="1">
               <w:r>
@@ -34038,8 +34481,19 @@
                 <w:szCs w:val="20"/>
                 <w:lang w:val="en-GB"/>
               </w:rPr>
+              <w:t xml:space="preserve">The Contracting Entity shall assess, from a business partner risk perspective, the information provided in the questionnaire and/or data available from other sources in relation to the supplier (members of a group of suppliers, subcontractors) that submitted the most economically advantageous tender. If the </w:t>
+            </w:r>
+            <w:r>
+              <w:rPr>
+                <w:rFonts w:ascii="Arial" w:hAnsi="Arial" w:cs="Arial"/>
+                <w:bCs/>
+                <w:color w:val="000000"/>
+                <w:sz w:val="20"/>
+                <w:szCs w:val="20"/>
+                <w:lang w:val="en-GB"/>
+              </w:rPr>
               <w:lastRenderedPageBreak/>
-              <w:t>The Contracting Entity shall assess, from a business partner risk perspective, the information provided in the questionnaire and/or data available from other sources in relation to the supplier (members of a group of suppliers, subcontractors) that submitted the most economically advantageous tender. If the questionnaire is not completed within the time limit set by the Contracting Entity, the Supplier’s tender shall be rejected.</w:t>
+              <w:t>questionnaire is not completed within the time limit set by the Contracting Entity, the Supplier’s tender shall be rejected.</w:t>
             </w:r>
           </w:p>
           <w:p>
@@ -34658,7 +35112,6 @@
                 <w:sz w:val="20"/>
                 <w:szCs w:val="20"/>
               </w:rPr>
-              <w:lastRenderedPageBreak/>
               <w:t xml:space="preserve">pašalinimo pagrindų nebuvimą ir/ar </w:t>
             </w:r>
             <w:r>
@@ -34711,7 +35164,6 @@
                 <w:szCs w:val="20"/>
                 <w:lang w:val="en-US"/>
               </w:rPr>
-              <w:lastRenderedPageBreak/>
               <w:t xml:space="preserve">A completed Application </w:t>
             </w:r>
             <w:r>
@@ -34790,20 +35242,7 @@
                 <w:szCs w:val="20"/>
                 <w:lang w:val="en-US"/>
               </w:rPr>
-              <w:t xml:space="preserve">/ Proof of qualification </w:t>
-            </w:r>
-            <w:r>
-              <w:rPr>
-                <w:rFonts w:ascii="Arial" w:hAnsi="Arial" w:cs="Arial"/>
-                <w:i/>
-                <w:iCs/>
-                <w:color w:val="000000"/>
-                <w:sz w:val="20"/>
-                <w:szCs w:val="20"/>
-                <w:lang w:val="en-US"/>
-              </w:rPr>
-              <w:lastRenderedPageBreak/>
-              <w:t xml:space="preserve">needs to be submitted with the Application Form to prove compliance with the information provided by the ESPD </w:t>
+              <w:t xml:space="preserve">/ Proof of qualification needs to be submitted with the Application Form to prove compliance with the information provided by the ESPD </w:t>
             </w:r>
             <w:r>
               <w:rPr>
@@ -34942,6 +35381,7 @@
                 <w:szCs w:val="20"/>
                 <w:lang w:val="en-US"/>
               </w:rPr>
+              <w:lastRenderedPageBreak/>
               <w:t>Q</w:t>
             </w:r>
             <w:r>
@@ -35986,7 +36426,6 @@
                 <w:sz w:val="20"/>
                 <w:szCs w:val="20"/>
               </w:rPr>
-              <w:lastRenderedPageBreak/>
               <w:t>8</w:t>
             </w:r>
             <w:r>
@@ -36103,6 +36542,7 @@
                 <w:sz w:val="20"/>
                 <w:szCs w:val="20"/>
               </w:rPr>
+              <w:lastRenderedPageBreak/>
               <w:t>8</w:t>
             </w:r>
             <w:r>
@@ -38882,15 +39322,15 @@
                 <w:sz w:val="20"/>
                 <w:szCs w:val="20"/>
               </w:rPr>
-              <w:t>/ĮMONĖS PAVADINIMAS/</w:t>
-            </w:r>
-            <w:r>
-              <w:rPr>
-                <w:rFonts w:ascii="Arial" w:hAnsi="Arial" w:cs="Arial"/>
-                <w:sz w:val="20"/>
-                <w:szCs w:val="20"/>
-              </w:rPr>
-              <w:t xml:space="preserve">, Karlo Gustavo Emilio Manerheimo g. 8, Vilnius, Lietuva. Ant voko turi būti užrašytas Perkančiojo subjekto pavadinimas, adresas, Pirkimo pavadinimas, užrašas „Neatplėšti iki Pasiūlymų pateikimo termino pabaigos“, Tiekėjo pavadinimas, adresas. Pasiūlymo galiojimo užtikrinime turi būti nurodyta, jog garantas įsipareigoja sumokėti Perkančiajam subjektui Pasiūlymo galiojimo užtikrinimo sumą per 10 dienų nuo pirmo Perkančiojo </w:t>
+              <w:t>ĮMONĖS PAVADINIMAS</w:t>
+            </w:r>
+            <w:r>
+              <w:rPr>
+                <w:rFonts w:ascii="Arial" w:hAnsi="Arial" w:cs="Arial"/>
+                <w:sz w:val="20"/>
+                <w:szCs w:val="20"/>
+              </w:rPr>
+              <w:t xml:space="preserve">, Karlo Gustavo Emilio Manerheimo g. 8, Vilnius, Lietuva. Ant voko turi būti užrašytas Perkančiojo subjekto pavadinimas, adresas, Pirkimo pavadinimas, užrašas „Neatplėšti iki Pasiūlymų pateikimo termino pabaigos“, Tiekėjo pavadinimas, adresas. Pasiūlymo galiojimo užtikrinime turi būti </w:t>
             </w:r>
             <w:r>
               <w:rPr>
@@ -38899,7 +39339,7 @@
                 <w:szCs w:val="20"/>
               </w:rPr>
               <w:lastRenderedPageBreak/>
-              <w:t xml:space="preserve">subjekto rašytinio reikalavimo gavimo dienos Perkančiajam subjektui neprivalant pagrįsti savo reikalavimų, tačiau nurodžius, kad reikalaujama suma jam priklauso dėl Tiekėjo veiksmų pagal vieną arba </w:t>
+              <w:t xml:space="preserve">nurodyta, jog garantas įsipareigoja sumokėti Perkančiajam subjektui Pasiūlymo galiojimo užtikrinimo sumą per 10 dienų nuo pirmo Perkančiojo subjekto rašytinio reikalavimo gavimo dienos Perkančiajam subjektui neprivalant pagrįsti savo reikalavimų, tačiau nurodžius, kad reikalaujama suma jam priklauso dėl Tiekėjo veiksmų pagal vieną arba </w:t>
             </w:r>
             <w:r>
               <w:rPr>
@@ -39216,7 +39656,7 @@
                 <w:szCs w:val="20"/>
                 <w:lang w:val="en-GB"/>
               </w:rPr>
-              <w:t>/ĮMONĖS PAVADINIMAS/</w:t>
+              <w:t>ĮMONĖS PAVADINIMAS</w:t>
             </w:r>
             <w:r>
               <w:rPr>
@@ -39242,7 +39682,17 @@
                 <w:szCs w:val="20"/>
                 <w:lang w:val="en-GB"/>
               </w:rPr>
-              <w:t xml:space="preserve">, LT – 05131, Vilnius, Lithuania. The envelope must contain the name and address of the Contracting Entity, the title of the Procurement, the inscription “Do not open before the deadline for submission of Tenders”, the name and address of the Supplier. The Tender </w:t>
+              <w:t xml:space="preserve">, LT – 05131, Vilnius, Lithuania. The envelope must contain the name and address of the Contracting Entity, the title of the Procurement, </w:t>
+            </w:r>
+            <w:r>
+              <w:rPr>
+                <w:rFonts w:ascii="Arial" w:hAnsi="Arial" w:cs="Arial"/>
+                <w:sz w:val="20"/>
+                <w:szCs w:val="20"/>
+                <w:lang w:val="en-GB"/>
+              </w:rPr>
+              <w:lastRenderedPageBreak/>
+              <w:t xml:space="preserve">the inscription “Do not open before the deadline for submission of Tenders”, the name and address of the Supplier. The Tender </w:t>
             </w:r>
             <w:r>
               <w:rPr>
@@ -39260,17 +39710,7 @@
                 <w:szCs w:val="20"/>
                 <w:lang w:val="en-GB"/>
               </w:rPr>
-              <w:t xml:space="preserve">ecurity </w:t>
-            </w:r>
-            <w:r>
-              <w:rPr>
-                <w:rFonts w:ascii="Arial" w:hAnsi="Arial" w:cs="Arial"/>
-                <w:sz w:val="20"/>
-                <w:szCs w:val="20"/>
-                <w:lang w:val="en-GB"/>
-              </w:rPr>
-              <w:lastRenderedPageBreak/>
-              <w:t xml:space="preserve">shall specify that the </w:t>
+              <w:t xml:space="preserve">ecurity shall specify that the </w:t>
             </w:r>
             <w:r>
               <w:rPr>
@@ -40623,6 +41063,7 @@
                 <w:sz w:val="20"/>
                 <w:szCs w:val="20"/>
               </w:rPr>
+              <w:lastRenderedPageBreak/>
               <w:t>1</w:t>
             </w:r>
             <w:r>
@@ -40694,17 +41135,7 @@
                 <w:sz w:val="20"/>
                 <w:szCs w:val="20"/>
               </w:rPr>
-              <w:t xml:space="preserve">pašalinimo pagrindų nebuvimą ir/ar </w:t>
-            </w:r>
-            <w:r>
-              <w:rPr>
-                <w:rFonts w:ascii="Arial" w:hAnsi="Arial" w:cs="Arial"/>
-                <w:color w:val="FF0000"/>
-                <w:sz w:val="20"/>
-                <w:szCs w:val="20"/>
-              </w:rPr>
-              <w:lastRenderedPageBreak/>
-              <w:t>kvalifikaciją</w:t>
+              <w:t>pašalinimo pagrindų nebuvimą ir/ar kvalifikaciją</w:t>
             </w:r>
             <w:r>
               <w:rPr>
@@ -40763,7 +41194,6 @@
                 <w:szCs w:val="20"/>
                 <w:lang w:val="en-GB"/>
               </w:rPr>
-              <w:lastRenderedPageBreak/>
               <w:t xml:space="preserve">If the Supplier, whose Final </w:t>
             </w:r>
             <w:r>
@@ -40852,18 +41282,7 @@
                 <w:szCs w:val="20"/>
                 <w:lang w:val="en-GB"/>
               </w:rPr>
-              <w:t xml:space="preserve"> Contract </w:t>
-            </w:r>
-            <w:r>
-              <w:rPr>
-                <w:rFonts w:ascii="Arial" w:hAnsi="Arial" w:cs="Arial"/>
-                <w:color w:val="FF0000"/>
-                <w:sz w:val="20"/>
-                <w:szCs w:val="20"/>
-                <w:lang w:val="en-GB"/>
-              </w:rPr>
-              <w:lastRenderedPageBreak/>
-              <w:t xml:space="preserve">performance guarantee, a copy of the designer's compulsory civil liability insurance certificate (policy) and the list of managers, fails to provide the required explanations of the Tender, </w:t>
+              <w:t xml:space="preserve"> Contract performance guarantee, a copy of the designer's compulsory civil liability insurance certificate (policy) and the list of managers, fails to provide the required explanations of the Tender, </w:t>
             </w:r>
             <w:r>
               <w:rPr>
@@ -41004,7 +41423,6 @@
                 <w:sz w:val="20"/>
                 <w:szCs w:val="20"/>
               </w:rPr>
-              <w:lastRenderedPageBreak/>
               <w:t>1</w:t>
             </w:r>
             <w:r>
@@ -41522,24 +41940,25 @@
                 <w:sz w:val="20"/>
                 <w:szCs w:val="20"/>
               </w:rPr>
-              <w:t xml:space="preserve"> pagrindžiančių dokumentų, Sutarties įvykdymo užtikrinimo originalo, projektuotojo civilinės atsakomybės privalomojo draudimo liudijimo (poliso) kopijos, nepaaiškins pateikto Pasiūlymo </w:t>
-            </w:r>
-            <w:r>
-              <w:rPr>
-                <w:rFonts w:ascii="Arial" w:hAnsi="Arial" w:cs="Arial"/>
-                <w:sz w:val="20"/>
-                <w:szCs w:val="20"/>
-              </w:rPr>
-              <w:t xml:space="preserve">arba Tiekėjas, kuris bus kviečiamas sudaryti Sutartį, atsisakys ją sudaryti, jis, Perkančiajam subjektui pareikalavus, turės sumokėti kainos skirtumą tarp Sutartį atsisakiusio pasirašyti Tiekėjo Galutinio pasiūlymo kainos Eur be PVM ir kito Tiekėjo, pasiūlymų eilėje esančio po atsisakiusio sudaryti </w:t>
-            </w:r>
-            <w:r>
-              <w:rPr>
-                <w:rFonts w:ascii="Arial" w:hAnsi="Arial" w:cs="Arial"/>
+              <w:t xml:space="preserve"> pagrindžiančių dokumentų, Sutarties įvykdymo užtikrinimo originalo, projektuotojo civilinės atsakomybės </w:t>
+            </w:r>
+            <w:r>
+              <w:rPr>
+                <w:rFonts w:ascii="Arial" w:hAnsi="Arial" w:cs="Arial"/>
+                <w:color w:val="FF0000"/>
                 <w:sz w:val="20"/>
                 <w:szCs w:val="20"/>
               </w:rPr>
               <w:lastRenderedPageBreak/>
-              <w:t>Sutartį Tiekėjo, Galutinio pasiūlymo kainos Eur be PVM, kiek to nepadengs Pasiūlymo galiojimo užtikrinimas.</w:t>
+              <w:t xml:space="preserve">privalomojo draudimo liudijimo (poliso) kopijos, nepaaiškins pateikto Pasiūlymo </w:t>
+            </w:r>
+            <w:r>
+              <w:rPr>
+                <w:rFonts w:ascii="Arial" w:hAnsi="Arial" w:cs="Arial"/>
+                <w:sz w:val="20"/>
+                <w:szCs w:val="20"/>
+              </w:rPr>
+              <w:t>arba Tiekėjas, kuris bus kviečiamas sudaryti Sutartį, atsisakys ją sudaryti, jis, Perkančiajam subjektui pareikalavus, turės sumokėti kainos skirtumą tarp Sutartį atsisakiusio pasirašyti Tiekėjo Galutinio pasiūlymo kainos Eur be PVM ir kito Tiekėjo, pasiūlymų eilėje esančio po atsisakiusio sudaryti Sutartį Tiekėjo, Galutinio pasiūlymo kainos Eur be PVM, kiek to nepadengs Pasiūlymo galiojimo užtikrinimas.</w:t>
             </w:r>
           </w:p>
         </w:tc>
@@ -41652,7 +42071,18 @@
                 <w:szCs w:val="20"/>
                 <w:lang w:val="en-GB"/>
               </w:rPr>
-              <w:t>Contract performance guarantee, a copy of the designer's compulsory civil liability insurance certificate (policy) and the list of managers</w:t>
+              <w:t xml:space="preserve">Contract performance guarantee, a copy of the designer's compulsory civil </w:t>
+            </w:r>
+            <w:r>
+              <w:rPr>
+                <w:rFonts w:ascii="Arial" w:hAnsi="Arial" w:cs="Arial"/>
+                <w:color w:val="FF0000"/>
+                <w:sz w:val="20"/>
+                <w:szCs w:val="20"/>
+                <w:lang w:val="en-GB"/>
+              </w:rPr>
+              <w:lastRenderedPageBreak/>
+              <w:t>liability insurance certificate (policy) and the list of managers</w:t>
             </w:r>
             <w:r>
               <w:rPr>
@@ -41734,17 +42164,7 @@
                 <w:szCs w:val="20"/>
                 <w:lang w:val="en-GB"/>
               </w:rPr>
-              <w:t xml:space="preserve">ender of the Supplier that refused to sign the Contract excl. VAT and </w:t>
-            </w:r>
-            <w:r>
-              <w:rPr>
-                <w:rFonts w:ascii="Arial" w:hAnsi="Arial" w:cs="Arial"/>
-                <w:sz w:val="20"/>
-                <w:szCs w:val="20"/>
-                <w:lang w:val="en-GB"/>
-              </w:rPr>
-              <w:lastRenderedPageBreak/>
-              <w:t xml:space="preserve">the price of the </w:t>
+              <w:t xml:space="preserve">ender of the Supplier that refused to sign the Contract excl. VAT and the price of the </w:t>
             </w:r>
             <w:r>
               <w:rPr>
@@ -42791,6 +43211,7 @@
                 <w:sz w:val="20"/>
                 <w:szCs w:val="20"/>
               </w:rPr>
+              <w:lastRenderedPageBreak/>
               <w:t xml:space="preserve">Sutarčiai taikomas Sutarties įvykdymo užtikrinimas, kurio dydis – </w:t>
             </w:r>
             <w:r>
@@ -42874,6 +43295,7 @@
                 <w:szCs w:val="20"/>
                 <w:lang w:val="en-GB"/>
               </w:rPr>
+              <w:lastRenderedPageBreak/>
               <w:t>The Contract is subject to the Contract performance security</w:t>
             </w:r>
             <w:r>
@@ -42911,7 +43333,17 @@
                 <w:szCs w:val="20"/>
                 <w:lang w:val="en-GB"/>
               </w:rPr>
-              <w:t xml:space="preserve"> Eur. The winning Supplier shall provide the Contract performance security before the date of conclusion of the Contract. </w:t>
+              <w:t xml:space="preserve"> Eur. The winning Supplier shall provide the Contract </w:t>
+            </w:r>
+            <w:r>
+              <w:rPr>
+                <w:rFonts w:ascii="Arial" w:hAnsi="Arial" w:cs="Arial"/>
+                <w:sz w:val="20"/>
+                <w:szCs w:val="20"/>
+                <w:lang w:val="en-GB"/>
+              </w:rPr>
+              <w:lastRenderedPageBreak/>
+              <w:t xml:space="preserve">performance security before the date of conclusion of the Contract. </w:t>
             </w:r>
             <w:r>
               <w:rPr>
@@ -42990,6 +43422,7 @@
                 <w:sz w:val="20"/>
                 <w:szCs w:val="20"/>
               </w:rPr>
+              <w:lastRenderedPageBreak/>
               <w:t>1</w:t>
             </w:r>
             <w:r>
@@ -43118,7 +43551,6 @@
                 <w:sz w:val="20"/>
                 <w:szCs w:val="20"/>
               </w:rPr>
-              <w:lastRenderedPageBreak/>
               <w:t>1</w:t>
             </w:r>
             <w:r>
@@ -45549,6 +45981,7 @@
                 <w:sz w:val="20"/>
                 <w:szCs w:val="20"/>
               </w:rPr>
+              <w:lastRenderedPageBreak/>
               <w:t>16</w:t>
             </w:r>
             <w:r>
@@ -46115,7 +46548,6 @@
                 <w:sz w:val="20"/>
                 <w:szCs w:val="20"/>
               </w:rPr>
-              <w:lastRenderedPageBreak/>
               <w:t>7 priedas – Nacionalinio saugumo reikalavimų atitikties deklaracija</w:t>
             </w:r>
           </w:p>
@@ -47289,18 +47721,11 @@
         </w:rPr>
         <w:t xml:space="preserve"> </w:t>
       </w:r>
-      <w:r>
-        <w:rPr>
-          <w:rFonts w:ascii="Arial" w:hAnsi="Arial" w:cs="Arial"/>
-          <w:i/>
-          <w:iCs/>
-          <w:sz w:val="20"/>
-          <w:szCs w:val="20"/>
-        </w:rPr>
-        <w:t>/Pirkimo organizatorius/</w:t>
-      </w:r>
     </w:p>
     <w:sectPr>
+      <w:headerReference w:type="default" r:id="rId25"/>
+      <w:footerReference w:type="default" r:id="rId26"/>
+      <w:headerReference w:type="first" r:id="rId27"/>
       <w:pgSz w:w="16838" w:h="11906" w:orient="landscape"/>
       <w:pgMar w:top="1701" w:right="1701" w:bottom="567" w:left="1134" w:header="567" w:footer="567" w:gutter="0"/>
       <w:cols w:space="1296"/>
@@ -47490,18 +47915,7 @@
         <w:rPr>
           <w:color w:val="FF0000"/>
         </w:rPr>
-        <w:t>ČIA IR KITUR:</w:t>
-      </w:r>
-    </w:p>
-    <w:p>
-      <w:pPr>
-        <w:pStyle w:val="CommentText"/>
-      </w:pPr>
-      <w:r>
-        <w:rPr>
-          <w:color w:val="FF0000"/>
-        </w:rPr>
-        <w:t xml:space="preserve">Abejonių kyla ir dokumentų prašome visais atvejais, jei organizacijos nėra tikrinusi atitinkamo tiekėjo, subtiekėjo, ūkio subjekto, kurio pajėgumais remiamasi, ar gamintojo kilmės; arba tikrinusi, bet tuo metu gauti dokumentai yra išduoti anksčiau nei prieš 1 metus. </w:t>
+        <w:t>Abejonių kyla ir dokumentų prašome visais atvejais, jei atitinkamas tiekėjas, subtiekėjas, ūkio subjektas, kurio pajėgumais remiamasi, ar gamintojas yra užsienio šalyje registruotas subjektas. Iš Lietuvoje registruotų subjektų dokumentų standartiškai pagal šį reikalavimą neprašome.</w:t>
       </w:r>
     </w:p>
   </w:comment>
@@ -47819,6 +48233,85 @@
     </w:p>
   </w:endnote>
 </w:endnotes>
+</file>
+
+<file path=word/footer1.xml><?xml version="1.0" encoding="utf-8"?>
+<w:ftr xmlns:wpc="http://schemas.microsoft.com/office/word/2010/wordprocessingCanvas" xmlns:cx="http://schemas.microsoft.com/office/drawing/2014/chartex" xmlns:cx1="http://schemas.microsoft.com/office/drawing/2015/9/8/chartex" xmlns:cx2="http://schemas.microsoft.com/office/drawing/2015/10/21/chartex" xmlns:cx3="http://schemas.microsoft.com/office/drawing/2016/5/9/chartex" xmlns:cx4="http://schemas.microsoft.com/office/drawing/2016/5/10/chartex" xmlns:cx5="http://schemas.microsoft.com/office/drawing/2016/5/11/chartex" xmlns:cx6="http://schemas.microsoft.com/office/drawing/2016/5/12/chartex" xmlns:cx7="http://schemas.microsoft.com/office/drawing/2016/5/13/chartex" xmlns:cx8="http://schemas.microsoft.com/office/drawing/2016/5/14/chartex" xmlns:mc="http://schemas.openxmlformats.org/markup-compatibility/2006" xmlns:aink="http://schemas.microsoft.com/office/drawing/2016/ink" xmlns:am3d="http://schemas.microsoft.com/office/drawing/2017/model3d" xmlns:o="urn:schemas-microsoft-com:office:office" xmlns:oel="http://schemas.microsoft.com/office/2019/extlst" xmlns:r="http://schemas.openxmlformats.org/officeDocument/2006/relationships" xmlns:m="http://schemas.openxmlformats.org/officeDocument/2006/math" xmlns:v="urn:schemas-microsoft-com:vml" xmlns:wp14="http://schemas.microsoft.com/office/word/2010/wordprocessingDrawing" xmlns:wp="http://schemas.openxmlformats.org/drawingml/2006/wordprocessingDrawing" xmlns:w10="urn:schemas-microsoft-com:office:word" xmlns:w="http://schemas.openxmlformats.org/wordprocessingml/2006/main" xmlns:w14="http://schemas.microsoft.com/office/word/2010/wordml" xmlns:w15="http://schemas.microsoft.com/office/word/2012/wordml" xmlns:w16cex="http://schemas.microsoft.com/office/word/2018/wordml/cex" xmlns:w16cid="http://schemas.microsoft.com/office/word/2016/wordml/cid" xmlns:w16="http://schemas.microsoft.com/office/word/2018/wordml" xmlns:w16du="http://schemas.microsoft.com/office/word/2023/wordml/word16du" xmlns:w16sdtdh="http://schemas.microsoft.com/office/word/2020/wordml/sdtdatahash" xmlns:w16sdtfl="http://schemas.microsoft.com/office/word/2024/wordml/sdtformatlock" xmlns:w16se="http://schemas.microsoft.com/office/word/2015/wordml/symex" xmlns:wpg="http://schemas.microsoft.com/office/word/2010/wordprocessingGroup" xmlns:wpi="http://schemas.microsoft.com/office/word/2010/wordprocessingInk" xmlns:wne="http://schemas.microsoft.com/office/word/2006/wordml" xmlns:wps="http://schemas.microsoft.com/office/word/2010/wordprocessingShape" mc:Ignorable="w14 w15 w16se w16cid w16 w16cex w16sdtdh w16sdtfl w16du wp14">
+  <w:sdt>
+    <w:sdtPr>
+      <w:id w:val="-259444890"/>
+      <w:docPartObj>
+        <w:docPartGallery w:val="Page Numbers (Bottom of Page)"/>
+        <w:docPartUnique/>
+      </w:docPartObj>
+    </w:sdtPr>
+    <w:sdtEndPr>
+      <w:rPr>
+        <w:rFonts w:ascii="Trebuchet MS" w:hAnsi="Trebuchet MS"/>
+        <w:sz w:val="20"/>
+        <w:szCs w:val="20"/>
+      </w:rPr>
+    </w:sdtEndPr>
+    <w:sdtContent>
+      <w:p>
+        <w:pPr>
+          <w:pStyle w:val="Footer"/>
+          <w:jc w:val="center"/>
+          <w:rPr>
+            <w:rFonts w:ascii="Trebuchet MS" w:hAnsi="Trebuchet MS"/>
+            <w:sz w:val="20"/>
+            <w:szCs w:val="20"/>
+          </w:rPr>
+        </w:pPr>
+        <w:r>
+          <w:rPr>
+            <w:rFonts w:ascii="Trebuchet MS" w:hAnsi="Trebuchet MS"/>
+            <w:sz w:val="20"/>
+            <w:szCs w:val="20"/>
+          </w:rPr>
+          <w:fldChar w:fldCharType="begin"/>
+        </w:r>
+        <w:r>
+          <w:rPr>
+            <w:rFonts w:ascii="Trebuchet MS" w:hAnsi="Trebuchet MS"/>
+            <w:sz w:val="20"/>
+            <w:szCs w:val="20"/>
+          </w:rPr>
+          <w:instrText>PAGE   \* MERGEFORMAT</w:instrText>
+        </w:r>
+        <w:r>
+          <w:rPr>
+            <w:rFonts w:ascii="Trebuchet MS" w:hAnsi="Trebuchet MS"/>
+            <w:sz w:val="20"/>
+            <w:szCs w:val="20"/>
+          </w:rPr>
+          <w:fldChar w:fldCharType="separate"/>
+        </w:r>
+        <w:r>
+          <w:rPr>
+            <w:rFonts w:ascii="Trebuchet MS" w:hAnsi="Trebuchet MS"/>
+            <w:sz w:val="20"/>
+            <w:szCs w:val="20"/>
+          </w:rPr>
+          <w:t>2</w:t>
+        </w:r>
+        <w:r>
+          <w:rPr>
+            <w:rFonts w:ascii="Trebuchet MS" w:hAnsi="Trebuchet MS"/>
+            <w:sz w:val="20"/>
+            <w:szCs w:val="20"/>
+          </w:rPr>
+          <w:fldChar w:fldCharType="end"/>
+        </w:r>
+      </w:p>
+    </w:sdtContent>
+  </w:sdt>
+  <w:p>
+    <w:pPr>
+      <w:pStyle w:val="Footer"/>
+    </w:pPr>
+  </w:p>
+</w:ftr>
 </file>
 
 <file path=word/footnotes.xml><?xml version="1.0" encoding="utf-8"?>
@@ -48984,6 +49477,78 @@
     </w:p>
   </w:footnote>
 </w:footnotes>
+</file>
+
+<file path=word/header1.xml><?xml version="1.0" encoding="utf-8"?>
+<w:hdr xmlns:wpc="http://schemas.microsoft.com/office/word/2010/wordprocessingCanvas" xmlns:cx="http://schemas.microsoft.com/office/drawing/2014/chartex" xmlns:cx1="http://schemas.microsoft.com/office/drawing/2015/9/8/chartex" xmlns:cx2="http://schemas.microsoft.com/office/drawing/2015/10/21/chartex" xmlns:cx3="http://schemas.microsoft.com/office/drawing/2016/5/9/chartex" xmlns:cx4="http://schemas.microsoft.com/office/drawing/2016/5/10/chartex" xmlns:cx5="http://schemas.microsoft.com/office/drawing/2016/5/11/chartex" xmlns:cx6="http://schemas.microsoft.com/office/drawing/2016/5/12/chartex" xmlns:cx7="http://schemas.microsoft.com/office/drawing/2016/5/13/chartex" xmlns:cx8="http://schemas.microsoft.com/office/drawing/2016/5/14/chartex" xmlns:mc="http://schemas.openxmlformats.org/markup-compatibility/2006" xmlns:aink="http://schemas.microsoft.com/office/drawing/2016/ink" xmlns:am3d="http://schemas.microsoft.com/office/drawing/2017/model3d" xmlns:o="urn:schemas-microsoft-com:office:office" xmlns:oel="http://schemas.microsoft.com/office/2019/extlst" xmlns:r="http://schemas.openxmlformats.org/officeDocument/2006/relationships" xmlns:m="http://schemas.openxmlformats.org/officeDocument/2006/math" xmlns:v="urn:schemas-microsoft-com:vml" xmlns:wp14="http://schemas.microsoft.com/office/word/2010/wordprocessingDrawing" xmlns:wp="http://schemas.openxmlformats.org/drawingml/2006/wordprocessingDrawing" xmlns:w10="urn:schemas-microsoft-com:office:word" xmlns:w="http://schemas.openxmlformats.org/wordprocessingml/2006/main" xmlns:w14="http://schemas.microsoft.com/office/word/2010/wordml" xmlns:w15="http://schemas.microsoft.com/office/word/2012/wordml" xmlns:w16cex="http://schemas.microsoft.com/office/word/2018/wordml/cex" xmlns:w16cid="http://schemas.microsoft.com/office/word/2016/wordml/cid" xmlns:w16="http://schemas.microsoft.com/office/word/2018/wordml" xmlns:w16du="http://schemas.microsoft.com/office/word/2023/wordml/word16du" xmlns:w16sdtdh="http://schemas.microsoft.com/office/word/2020/wordml/sdtdatahash" xmlns:w16sdtfl="http://schemas.microsoft.com/office/word/2024/wordml/sdtformatlock" xmlns:w16se="http://schemas.microsoft.com/office/word/2015/wordml/symex" xmlns:wpg="http://schemas.microsoft.com/office/word/2010/wordprocessingGroup" xmlns:wpi="http://schemas.microsoft.com/office/word/2010/wordprocessingInk" xmlns:wne="http://schemas.microsoft.com/office/word/2006/wordml" xmlns:wps="http://schemas.microsoft.com/office/word/2010/wordprocessingShape" mc:Ignorable="w14 w15 w16se w16cid w16 w16cex w16sdtdh w16sdtfl w16du wp14">
+  <w:p>
+    <w:pPr>
+      <w:pStyle w:val="Header"/>
+    </w:pPr>
+  </w:p>
+  <w:p>
+    <w:pPr>
+      <w:pStyle w:val="Header"/>
+    </w:pPr>
+  </w:p>
+</w:hdr>
+</file>
+
+<file path=word/header2.xml><?xml version="1.0" encoding="utf-8"?>
+<w:hdr xmlns:wpc="http://schemas.microsoft.com/office/word/2010/wordprocessingCanvas" xmlns:cx="http://schemas.microsoft.com/office/drawing/2014/chartex" xmlns:cx1="http://schemas.microsoft.com/office/drawing/2015/9/8/chartex" xmlns:cx2="http://schemas.microsoft.com/office/drawing/2015/10/21/chartex" xmlns:cx3="http://schemas.microsoft.com/office/drawing/2016/5/9/chartex" xmlns:cx4="http://schemas.microsoft.com/office/drawing/2016/5/10/chartex" xmlns:cx5="http://schemas.microsoft.com/office/drawing/2016/5/11/chartex" xmlns:cx6="http://schemas.microsoft.com/office/drawing/2016/5/12/chartex" xmlns:cx7="http://schemas.microsoft.com/office/drawing/2016/5/13/chartex" xmlns:cx8="http://schemas.microsoft.com/office/drawing/2016/5/14/chartex" xmlns:mc="http://schemas.openxmlformats.org/markup-compatibility/2006" xmlns:aink="http://schemas.microsoft.com/office/drawing/2016/ink" xmlns:am3d="http://schemas.microsoft.com/office/drawing/2017/model3d" xmlns:o="urn:schemas-microsoft-com:office:office" xmlns:oel="http://schemas.microsoft.com/office/2019/extlst" xmlns:r="http://schemas.openxmlformats.org/officeDocument/2006/relationships" xmlns:m="http://schemas.openxmlformats.org/officeDocument/2006/math" xmlns:v="urn:schemas-microsoft-com:vml" xmlns:wp14="http://schemas.microsoft.com/office/word/2010/wordprocessingDrawing" xmlns:wp="http://schemas.openxmlformats.org/drawingml/2006/wordprocessingDrawing" xmlns:w10="urn:schemas-microsoft-com:office:word" xmlns:w="http://schemas.openxmlformats.org/wordprocessingml/2006/main" xmlns:w14="http://schemas.microsoft.com/office/word/2010/wordml" xmlns:w15="http://schemas.microsoft.com/office/word/2012/wordml" xmlns:w16cex="http://schemas.microsoft.com/office/word/2018/wordml/cex" xmlns:w16cid="http://schemas.microsoft.com/office/word/2016/wordml/cid" xmlns:w16="http://schemas.microsoft.com/office/word/2018/wordml" xmlns:w16du="http://schemas.microsoft.com/office/word/2023/wordml/word16du" xmlns:w16sdtdh="http://schemas.microsoft.com/office/word/2020/wordml/sdtdatahash" xmlns:w16sdtfl="http://schemas.microsoft.com/office/word/2024/wordml/sdtformatlock" xmlns:w16se="http://schemas.microsoft.com/office/word/2015/wordml/symex" xmlns:wpg="http://schemas.microsoft.com/office/word/2010/wordprocessingGroup" xmlns:wpi="http://schemas.microsoft.com/office/word/2010/wordprocessingInk" xmlns:wne="http://schemas.microsoft.com/office/word/2006/wordml" xmlns:wps="http://schemas.microsoft.com/office/word/2010/wordprocessingShape" mc:Ignorable="w14 w15 w16se w16cid w16 w16cex w16sdtdh w16sdtfl w16du wp14">
+  <w:p>
+    <w:pPr>
+      <w:pStyle w:val="Header"/>
+      <w:jc w:val="center"/>
+    </w:pPr>
+    <w:r>
+      <w:rPr>
+        <w:noProof/>
+      </w:rPr>
+      <w:drawing>
+        <wp:inline distT="0" distB="0" distL="0" distR="0" wp14:anchorId="411D21EF" wp14:editId="15ABAA5D">
+          <wp:extent cx="1080000" cy="397639"/>
+          <wp:effectExtent l="0" t="0" r="0" b="0"/>
+          <wp:docPr id="964352042" name="Graphic 70"/>
+          <wp:cNvGraphicFramePr>
+            <a:graphicFrameLocks xmlns:a="http://schemas.openxmlformats.org/drawingml/2006/main" noChangeAspect="1"/>
+          </wp:cNvGraphicFramePr>
+          <a:graphic xmlns:a="http://schemas.openxmlformats.org/drawingml/2006/main">
+            <a:graphicData uri="http://schemas.openxmlformats.org/drawingml/2006/picture">
+              <pic:pic xmlns:pic="http://schemas.openxmlformats.org/drawingml/2006/picture">
+                <pic:nvPicPr>
+                  <pic:cNvPr id="964352042" name="Graphic 70"/>
+                  <pic:cNvPicPr/>
+                </pic:nvPicPr>
+                <pic:blipFill>
+                  <a:blip r:embed="rId1">
+                    <a:extLst>
+                      <a:ext uri="{96DAC541-7B7A-43D3-8B79-37D633B846F1}">
+                        <asvg:svgBlip xmlns:asvg="http://schemas.microsoft.com/office/drawing/2016/SVG/main" r:embed="rId2"/>
+                      </a:ext>
+                    </a:extLst>
+                  </a:blip>
+                  <a:stretch>
+                    <a:fillRect/>
+                  </a:stretch>
+                </pic:blipFill>
+                <pic:spPr>
+                  <a:xfrm>
+                    <a:off x="0" y="0"/>
+                    <a:ext cx="1080000" cy="397639"/>
+                  </a:xfrm>
+                  <a:prstGeom prst="rect">
+                    <a:avLst/>
+                  </a:prstGeom>
+                </pic:spPr>
+              </pic:pic>
+            </a:graphicData>
+          </a:graphic>
+        </wp:inline>
+      </w:drawing>
+    </w:r>
+  </w:p>
+</w:hdr>
 </file>
 
 <file path=word/numbering.xml><?xml version="1.0" encoding="utf-8"?>
@@ -52055,6 +52620,7 @@
   <w:style w:type="character" w:default="1" w:styleId="DefaultParagraphFont">
     <w:name w:val="Default Paragraph Font"/>
     <w:uiPriority w:val="1"/>
+    <w:semiHidden/>
     <w:unhideWhenUsed/>
   </w:style>
   <w:style w:type="table" w:default="1" w:styleId="TableNormal">
@@ -52726,7 +53292,7 @@
   </w:font>
   <w:font w:name="Courier New">
     <w:panose1 w:val="02070309020205020404"/>
-    <w:charset w:val="BA"/>
+    <w:charset w:val="00"/>
     <w:family w:val="modern"/>
     <w:pitch w:val="fixed"/>
     <w:sig w:usb0="E0002EFF" w:usb1="C0007843" w:usb2="00000009" w:usb3="00000000" w:csb0="000001FF" w:csb1="00000000"/>
@@ -52754,37 +53320,37 @@
   </w:font>
   <w:font w:name="Segoe UI">
     <w:panose1 w:val="020B0502040204020203"/>
-    <w:charset w:val="BA"/>
+    <w:charset w:val="00"/>
     <w:family w:val="swiss"/>
     <w:pitch w:val="variable"/>
     <w:sig w:usb0="E4002EFF" w:usb1="C000E47F" w:usb2="00000009" w:usb3="00000000" w:csb0="000001FF" w:csb1="00000000"/>
   </w:font>
   <w:font w:name="Calibri Light">
     <w:panose1 w:val="020F0302020204030204"/>
-    <w:charset w:val="00"/>
+    <w:charset w:val="BA"/>
     <w:family w:val="swiss"/>
     <w:pitch w:val="variable"/>
     <w:sig w:usb0="E4002EFF" w:usb1="C200247B" w:usb2="00000009" w:usb3="00000000" w:csb0="000001FF" w:csb1="00000000"/>
   </w:font>
   <w:font w:name="Cambria Math">
     <w:panose1 w:val="02040503050406030204"/>
-    <w:charset w:val="BA"/>
+    <w:charset w:val="00"/>
     <w:family w:val="roman"/>
     <w:pitch w:val="variable"/>
     <w:sig w:usb0="E00006FF" w:usb1="420024FF" w:usb2="02000000" w:usb3="00000000" w:csb0="0000019F" w:csb1="00000000"/>
+  </w:font>
+  <w:font w:name="Trebuchet MS">
+    <w:panose1 w:val="020B0603020202020204"/>
+    <w:charset w:val="00"/>
+    <w:family w:val="swiss"/>
+    <w:pitch w:val="variable"/>
+    <w:sig w:usb0="00000687" w:usb1="00000000" w:usb2="00000000" w:usb3="00000000" w:csb0="0000009F" w:csb1="00000000"/>
   </w:font>
   <w:font w:name="Aptos">
     <w:charset w:val="00"/>
     <w:family w:val="swiss"/>
     <w:pitch w:val="variable"/>
     <w:sig w:usb0="20000287" w:usb1="00000003" w:usb2="00000000" w:usb3="00000000" w:csb0="0000019F" w:csb1="00000000"/>
-  </w:font>
-  <w:font w:name="Trebuchet MS">
-    <w:panose1 w:val="020B0603020202020204"/>
-    <w:charset w:val="BA"/>
-    <w:family w:val="swiss"/>
-    <w:pitch w:val="variable"/>
-    <w:sig w:usb0="00000687" w:usb1="00000000" w:usb2="00000000" w:usb3="00000000" w:csb0="0000009F" w:csb1="00000000"/>
   </w:font>
   <w:font w:name="Aptos Display">
     <w:charset w:val="00"/>
@@ -52818,20 +53384,25 @@
     <w:rsid w:val="000D2EC6"/>
     <w:rsid w:val="000E071A"/>
     <w:rsid w:val="00142563"/>
+    <w:rsid w:val="00151D43"/>
+    <w:rsid w:val="001739C0"/>
     <w:rsid w:val="00176582"/>
     <w:rsid w:val="00181DA4"/>
+    <w:rsid w:val="00184C81"/>
     <w:rsid w:val="001B11C2"/>
     <w:rsid w:val="001B3BDC"/>
     <w:rsid w:val="0026777B"/>
+    <w:rsid w:val="00267CCC"/>
     <w:rsid w:val="00282A0E"/>
     <w:rsid w:val="002B0F31"/>
     <w:rsid w:val="002B3430"/>
     <w:rsid w:val="002D1620"/>
+    <w:rsid w:val="002E4DED"/>
     <w:rsid w:val="00313924"/>
     <w:rsid w:val="00325D6C"/>
-    <w:rsid w:val="00383006"/>
     <w:rsid w:val="003D13CF"/>
     <w:rsid w:val="003D770E"/>
+    <w:rsid w:val="00403424"/>
     <w:rsid w:val="00405EA4"/>
     <w:rsid w:val="0041260A"/>
     <w:rsid w:val="00414B9E"/>
@@ -52841,13 +53412,16 @@
     <w:rsid w:val="00497F9E"/>
     <w:rsid w:val="004A3352"/>
     <w:rsid w:val="004B2021"/>
+    <w:rsid w:val="004B3036"/>
     <w:rsid w:val="004C04AF"/>
+    <w:rsid w:val="005D2DDE"/>
     <w:rsid w:val="006103EA"/>
     <w:rsid w:val="00616DFB"/>
     <w:rsid w:val="00617B83"/>
     <w:rsid w:val="0062006C"/>
     <w:rsid w:val="0062367D"/>
     <w:rsid w:val="0066355A"/>
+    <w:rsid w:val="00670786"/>
     <w:rsid w:val="006725B4"/>
     <w:rsid w:val="006B1BE7"/>
     <w:rsid w:val="006F6EBE"/>
@@ -52857,6 +53431,7 @@
     <w:rsid w:val="0074226B"/>
     <w:rsid w:val="007542C2"/>
     <w:rsid w:val="007C1909"/>
+    <w:rsid w:val="007C2704"/>
     <w:rsid w:val="007C3C2E"/>
     <w:rsid w:val="007D3E49"/>
     <w:rsid w:val="007E3C8C"/>
@@ -52869,31 +53444,35 @@
     <w:rsid w:val="0089248E"/>
     <w:rsid w:val="00895224"/>
     <w:rsid w:val="008A369A"/>
+    <w:rsid w:val="008B2AD4"/>
     <w:rsid w:val="008B6C87"/>
     <w:rsid w:val="008F6CF7"/>
     <w:rsid w:val="0095673D"/>
     <w:rsid w:val="00964A77"/>
     <w:rsid w:val="00970AF7"/>
+    <w:rsid w:val="00975F8F"/>
     <w:rsid w:val="00983DCD"/>
+    <w:rsid w:val="009C1700"/>
     <w:rsid w:val="009C51AF"/>
     <w:rsid w:val="00A16DA3"/>
-    <w:rsid w:val="00A6780D"/>
     <w:rsid w:val="00A82A7D"/>
     <w:rsid w:val="00A91A48"/>
     <w:rsid w:val="00AF4889"/>
-    <w:rsid w:val="00B5770E"/>
+    <w:rsid w:val="00B022DD"/>
+    <w:rsid w:val="00B02A15"/>
+    <w:rsid w:val="00B1233D"/>
     <w:rsid w:val="00B96A35"/>
     <w:rsid w:val="00BA746B"/>
     <w:rsid w:val="00BD4432"/>
     <w:rsid w:val="00BE1EE5"/>
     <w:rsid w:val="00C22A58"/>
+    <w:rsid w:val="00C230F2"/>
     <w:rsid w:val="00C24FC1"/>
     <w:rsid w:val="00C42C80"/>
     <w:rsid w:val="00C54E99"/>
     <w:rsid w:val="00C63F5A"/>
     <w:rsid w:val="00CD3EE5"/>
     <w:rsid w:val="00D061B7"/>
-    <w:rsid w:val="00D14995"/>
     <w:rsid w:val="00D44DA1"/>
     <w:rsid w:val="00D52AEA"/>
     <w:rsid w:val="00D87B7A"/>
@@ -52903,8 +53482,10 @@
     <w:rsid w:val="00DD6D7C"/>
     <w:rsid w:val="00E10954"/>
     <w:rsid w:val="00E13476"/>
+    <w:rsid w:val="00E1494D"/>
     <w:rsid w:val="00E80045"/>
     <w:rsid w:val="00F21389"/>
+    <w:rsid w:val="00F27788"/>
     <w:rsid w:val="00F45E71"/>
     <w:rsid w:val="00FC779E"/>
     <w:rsid w:val="00FD382D"/>
@@ -53698,7 +54279,7 @@
 </file>
 
 <file path=customXml/itemProps1.xml><?xml version="1.0" encoding="utf-8"?>
-<ds:datastoreItem xmlns:ds="http://schemas.openxmlformats.org/officeDocument/2006/customXml" ds:itemID="{98CFA7FC-C9DE-4D56-95B1-4B6AEB5F6EAF}">
+<ds:datastoreItem xmlns:ds="http://schemas.openxmlformats.org/officeDocument/2006/customXml" ds:itemID="{45EDF40D-1D50-4C1C-9BF7-A9BC404624D4}">
   <ds:schemaRefs>
     <ds:schemaRef ds:uri="http://schemas.openxmlformats.org/officeDocument/2006/bibliography"/>
   </ds:schemaRefs>

--- a/PP-salygos/templates/TSD_LTEN_SPS.docx
+++ b/PP-salygos/templates/TSD_LTEN_SPS.docx
@@ -14454,7 +14454,7 @@
                 <w:sz w:val="20"/>
                 <w:szCs w:val="20"/>
               </w:rPr>
-              <w:t xml:space="preserve">Nurodyti dokumentai turi būti išduoti ne anksčiau kaip 180 dienų iki tos dienos, kai tiekėjas perkančiojo subjekto prašymu turės pateikti pašalinimo pagrindų nebuvimą patvirtinančius dokumentus. Pavyzdys: Jeigu perkantysis subjektas 2022-10-10 kreipėsi į tiekėją prašydama iki 2022-10-14 pateikti įrodančius dokumentus, jie turi būti išduoti ne anksčiau kaip 180 dienų, jas skaičiuojant atgal nuo 2022-10-14. </w:t>
+              <w:t xml:space="preserve">Nurodyti dokumentai turi būti išduoti ne anksčiau kaip 180 dienų iki tos dienos, kai tiekėjas perkančiojo subjekto prašymu turės pateikti pašalinimo pagrindų nebuvimą patvirtinančius dokumentus. Pavyzdys: Jeigu perkantysis subjektas 2022-10-10 kreipėsi į tiekėją prašydamas iki 2022-10-14 pateikti įrodančius dokumentus, jie turi būti išduoti ne anksčiau kaip 180 dienų, jas skaičiuojant atgal nuo 2022-10-14. </w:t>
             </w:r>
           </w:p>
           <w:p>
@@ -15098,7 +15098,7 @@
                 <w:szCs w:val="20"/>
               </w:rPr>
               <w:lastRenderedPageBreak/>
-              <w:t>Respublikos Vyriausybės nustatyta tvarka išduoto dokumento, patvirtinančio jungtinius kompetentingų institucijų tvarkomus duomenis. Tokiu atveju dokumentas turi būti  išduotas ne anksčiau kaip 120 dienų iki tos dienos, kai tiekėjas perkančiojo subjekto prašymu turės pateikti pašalinimo pagrindų nebuvimą patvirtinančius dokumentus. Pavyzdys: Jeigu perkantysis subjektas 2022-10-10 kreipėsi į tiekėją prašydama iki 2022-10-14 pateikti įrodančius dokumentus, jie turi būti išduoti ne anksčiau kaip 120 dienų, jas skaičiuojant atgal nuo 2022-10-14.</w:t>
+              <w:t>Respublikos Vyriausybės nustatyta tvarka išduoto dokumento, patvirtinančio jungtinius kompetentingų institucijų tvarkomus duomenis. Tokiu atveju dokumentas turi būti  išduotas ne anksčiau kaip 120 dienų iki tos dienos, kai tiekėjas perkančiojo subjekto prašymu turės pateikti pašalinimo pagrindų nebuvimą patvirtinančius dokumentus. Pavyzdys: Jeigu perkantysis subjektas 2022-10-10 kreipėsi į tiekėją prašydamas iki 2022-10-14 pateikti įrodančius dokumentus, jie turi būti išduoti ne anksčiau kaip 120 dienų, jas skaičiuojant atgal nuo 2022-10-14.</w:t>
             </w:r>
           </w:p>
           <w:p>
@@ -39273,7 +39273,7 @@
                 <w:sz w:val="20"/>
                 <w:szCs w:val="20"/>
               </w:rPr>
-              <w:t>12</w:t>
+              <w:t>14</w:t>
             </w:r>
             <w:r>
               <w:rPr>
@@ -39547,7 +39547,7 @@
                 <w:szCs w:val="20"/>
                 <w:lang w:val="en-GB"/>
               </w:rPr>
-              <w:t xml:space="preserve">Annex 12 to the </w:t>
+              <w:t xml:space="preserve">Annex 14 to the </w:t>
             </w:r>
             <w:r>
               <w:rPr>

--- a/PP-salygos/templates/TSD_LTEN_SPS.docx
+++ b/PP-salygos/templates/TSD_LTEN_SPS.docx
@@ -15227,7 +15227,7 @@
                 <w:szCs w:val="20"/>
                 <w:lang w:val="en-GB"/>
               </w:rPr>
-              <w:t>For entities established in Lithuania, no supporting documents are required—submission of the ESPD is sufficient. The contracting entity independently verifies the data in the national database at:</w:t>
+              <w:t>For entities established in Lithuania, no supporting documents are required - submission of the ESPD is sufficient. The contracting entity independently verifies the data in the national database at:</w:t>
             </w:r>
           </w:p>
           <w:p>

--- a/PP-salygos/templates/TSD_LTEN_SPS.docx
+++ b/PP-salygos/templates/TSD_LTEN_SPS.docx
@@ -5863,7 +5863,7 @@
                 <w:szCs w:val="20"/>
                 <w:lang w:val="en-GB"/>
               </w:rPr>
-              <w:t xml:space="preserve">The minimum requirements set by the Contracting entity for the Procurement object  are the following: </w:t>
+              <w:t xml:space="preserve">The minimum requirements set by the Contracting entity for the Procurement object are the following: </w:t>
             </w:r>
             <w:r>
               <w:rPr>
@@ -6265,7 +6265,7 @@
                 <w:szCs w:val="20"/>
                 <w:lang w:val="en-GB"/>
               </w:rPr>
-              <w:t xml:space="preserve"> The Supplier undertakes that the offered goods (including their manufacturers), services or works will not endanger national security,  when on the basis of the contract agreement, the circumstances defined in Article of  13 Part 4 (1) the Law on the Protection of Objects of Importance for Ensuring National Security of the Republic of Lithuania deem to arise, and:</w:t>
+              <w:t xml:space="preserve"> The Supplier undertakes that the offered goods (including their manufacturers), services or works will not endanger national security, when on the basis of the contract agreement, the circumstances defined in Article of 13 Part 4 (1) the Law on the Protection of Objects of Importance for Ensuring National Security of the Republic of Lithuania deem to arise, and:</w:t>
             </w:r>
           </w:p>
         </w:tc>
@@ -7853,7 +7853,7 @@
                 <w:szCs w:val="20"/>
                 <w:lang w:val="en-GB"/>
               </w:rPr>
-              <w:t xml:space="preserve"> </w:t>
+              <w:t xml:space="preserve"/>
             </w:r>
             <w:r>
               <w:rPr>
@@ -8252,6 +8252,22 @@
                 <w:sz w:val="20"/>
                 <w:szCs w:val="20"/>
               </w:rPr>
+              <w:t xml:space="preserve"/>
+            </w:r>
+            <w:r>
+              <w:rPr>
+                <w:rFonts w:ascii="Arial" w:hAnsi="Arial" w:cs="Arial"/>
+                <w:sz w:val="20"/>
+                <w:szCs w:val="20"/>
+              </w:rPr>
+              <w:t>2</w:t>
+            </w:r>
+            <w:r>
+              <w:rPr>
+                <w:rFonts w:ascii="Arial" w:hAnsi="Arial" w:cs="Arial"/>
+                <w:sz w:val="20"/>
+                <w:szCs w:val="20"/>
+              </w:rPr>
               <w:t xml:space="preserve"> </w:t>
             </w:r>
             <w:r>
@@ -8260,23 +8276,7 @@
                 <w:sz w:val="20"/>
                 <w:szCs w:val="20"/>
               </w:rPr>
-              <w:t>2</w:t>
-            </w:r>
-            <w:r>
-              <w:rPr>
-                <w:rFonts w:ascii="Arial" w:hAnsi="Arial" w:cs="Arial"/>
-                <w:sz w:val="20"/>
-                <w:szCs w:val="20"/>
-              </w:rPr>
-              <w:t xml:space="preserve"> </w:t>
-            </w:r>
-            <w:r>
-              <w:rPr>
-                <w:rFonts w:ascii="Arial" w:hAnsi="Arial" w:cs="Arial"/>
-                <w:sz w:val="20"/>
-                <w:szCs w:val="20"/>
-              </w:rPr>
-              <w:t xml:space="preserve"> lentelėse</w:t>
+              <w:t xml:space="preserve">lentelėse</w:t>
             </w:r>
             <w:r>
               <w:rPr>
@@ -8405,7 +8405,7 @@
                 <w:szCs w:val="20"/>
                 <w:lang w:val="en-GB"/>
               </w:rPr>
-              <w:t xml:space="preserve"> (hereinafter – ESPD) </w:t>
+              <w:t xml:space="preserve">(hereinafter – ESPD) </w:t>
             </w:r>
             <w:r>
               <w:rPr>
@@ -9095,7 +9095,7 @@
                 <w:szCs w:val="20"/>
               </w:rPr>
               <w:lastRenderedPageBreak/>
-              <w:t xml:space="preserve">„e-Certis“ adresu:  </w:t>
+              <w:t xml:space="preserve">„e-Certis“ adresu: </w:t>
             </w:r>
             <w:hyperlink r:id="rId11" w:history="1">
               <w:r>
@@ -10244,7 +10244,7 @@
                 <w:sz w:val="20"/>
                 <w:szCs w:val="20"/>
               </w:rPr>
-              <w:t xml:space="preserve">„e-Certis“ adresu:  </w:t>
+              <w:t xml:space="preserve">„e-Certis“ adresu: </w:t>
             </w:r>
             <w:hyperlink r:id="rId12" w:history="1">
               <w:r>
@@ -10737,7 +10737,7 @@
                 <w:sz w:val="20"/>
                 <w:szCs w:val="20"/>
               </w:rPr>
-              <w:t xml:space="preserve">„e-Certis“ adresu:  </w:t>
+              <w:t xml:space="preserve">„e-Certis“ adresu: </w:t>
             </w:r>
             <w:hyperlink r:id="rId13" w:history="1">
               <w:r>
@@ -11380,7 +11380,7 @@
                 <w:sz w:val="20"/>
                 <w:szCs w:val="20"/>
               </w:rPr>
-              <w:t xml:space="preserve">„e-Certis“ adresu:  </w:t>
+              <w:t xml:space="preserve">„e-Certis“ adresu: </w:t>
             </w:r>
             <w:hyperlink r:id="rId14" w:history="1">
               <w:r>
@@ -12085,7 +12085,7 @@
                 <w:szCs w:val="20"/>
               </w:rPr>
               <w:lastRenderedPageBreak/>
-              <w:t xml:space="preserve">„e-Certis“ adresu:  </w:t>
+              <w:t xml:space="preserve">„e-Certis“ adresu: </w:t>
             </w:r>
             <w:hyperlink r:id="rId17" w:history="1">
               <w:r>
@@ -12665,7 +12665,7 @@
                 <w:sz w:val="20"/>
                 <w:szCs w:val="20"/>
               </w:rPr>
-              <w:t xml:space="preserve">„e-Certis“ adresu:  </w:t>
+              <w:t xml:space="preserve">„e-Certis“ adresu: </w:t>
             </w:r>
             <w:hyperlink r:id="rId21" w:history="1">
               <w:r>
@@ -13125,7 +13125,7 @@
                 <w:sz w:val="20"/>
                 <w:szCs w:val="20"/>
               </w:rPr>
-              <w:t>„e-Certis“ adresu:  https://ec.europa.eu/tools/ecertis/.</w:t>
+              <w:t>„e-Certis“ adresu: https://ec.europa.eu/tools/ecertis/.</w:t>
             </w:r>
           </w:p>
         </w:tc>
@@ -15098,7 +15098,7 @@
                 <w:szCs w:val="20"/>
               </w:rPr>
               <w:lastRenderedPageBreak/>
-              <w:t>Respublikos Vyriausybės nustatyta tvarka išduoto dokumento, patvirtinančio jungtinius kompetentingų institucijų tvarkomus duomenis. Tokiu atveju dokumentas turi būti  išduotas ne anksčiau kaip 120 dienų iki tos dienos, kai tiekėjas perkančiojo subjekto prašymu turės pateikti pašalinimo pagrindų nebuvimą patvirtinančius dokumentus. Pavyzdys: Jeigu perkantysis subjektas 2022-10-10 kreipėsi į tiekėją prašydamas iki 2022-10-14 pateikti įrodančius dokumentus, jie turi būti išduoti ne anksčiau kaip 120 dienų, jas skaičiuojant atgal nuo 2022-10-14.</w:t>
+              <w:t>Respublikos Vyriausybės nustatyta tvarka išduoto dokumento, patvirtinančio jungtinius kompetentingų institucijų tvarkomus duomenis. Tokiu atveju dokumentas turi būti išduotas ne anksčiau kaip 120 dienų iki tos dienos, kai tiekėjas perkančiojo subjekto prašymu turės pateikti pašalinimo pagrindų nebuvimą patvirtinančius dokumentus. Pavyzdys: Jeigu perkantysis subjektas 2022-10-10 kreipėsi į tiekėją prašydamas iki 2022-10-14 pateikti įrodančius dokumentus, jie turi būti išduoti ne anksčiau kaip 120 dienų, jas skaičiuojant atgal nuo 2022-10-14.</w:t>
             </w:r>
           </w:p>
           <w:p>
@@ -15560,7 +15560,7 @@
                 <w:sz w:val="20"/>
                 <w:szCs w:val="20"/>
               </w:rPr>
-              <w:t>„e-Certis“ adresu:  https://ec.europa.eu/tools/ecertis/.</w:t>
+              <w:t>„e-Certis“ adresu: https://ec.europa.eu/tools/ecertis/.</w:t>
             </w:r>
           </w:p>
           <w:p>
@@ -16913,7 +16913,7 @@
                 <w:sz w:val="20"/>
                 <w:szCs w:val="20"/>
               </w:rPr>
-              <w:t xml:space="preserve"> netikrinama, tačiau Tiekėjas  įsipareigoja, kad pirkimo sutartį vykdys tik tokią teisę turintys asmenys. Atitinkami reikalavimai nurodyti</w:t>
+              <w:t xml:space="preserve"> netikrinama, tačiau Tiekėjas įsipareigoja, kad pirkimo sutartį vykdys tik tokią teisę turintys asmenys. Atitinkami reikalavimai nurodyti</w:t>
             </w:r>
             <w:r>
               <w:rPr>
@@ -19916,7 +19916,7 @@
                 <w:szCs w:val="20"/>
                 <w:lang w:val="en-GB"/>
               </w:rPr>
-              <w:t xml:space="preserve">by the Supplier that for  compliance with requirements set in </w:t>
+              <w:t xml:space="preserve">by the Supplier that for compliance with requirements set in </w:t>
             </w:r>
             <w:r>
               <w:rPr>
@@ -22578,7 +22578,7 @@
                 <w:sz w:val="20"/>
                 <w:szCs w:val="20"/>
               </w:rPr>
-              <w:t xml:space="preserve">Tiekėjas arba jo pasitelktas subtiekėjas, arba ūkio subjektas, kurio pajėgumais remiamasi   privalo atitikti bent vieną iš socialinių reikalavimų, nurodytų </w:t>
+              <w:t xml:space="preserve">Tiekėjas arba jo pasitelktas subtiekėjas, arba ūkio subjektas, kurio pajėgumais remiamasi privalo atitikti bent vieną iš socialinių reikalavimų, nurodytų </w:t>
             </w:r>
             <w:r>
               <w:rPr>
@@ -22885,7 +22885,7 @@
                 <w:szCs w:val="20"/>
                 <w:lang w:val="en-GB"/>
               </w:rPr>
-              <w:t>The supplier or his sub-supplier, or economic entity whose capacity is relied on,  must meet at least one social</w:t>
+              <w:t>The supplier or his sub-supplier, or economic entity whose capacity is relied on, must meet at least one social</w:t>
             </w:r>
             <w:r>
               <w:rPr>
@@ -23467,7 +23467,7 @@
                 <w:sz w:val="20"/>
                 <w:szCs w:val="20"/>
               </w:rPr>
-              <w:t xml:space="preserve"> arba jo pasitelkto subtiekėjo, arba  ūkio subjekto, kurio pajėgumais remiamasi, </w:t>
+              <w:t xml:space="preserve"> arba jo pasitelkto subtiekėjo, arba ūkio subjekto, kurio pajėgumais remiamasi, </w:t>
             </w:r>
             <w:r>
               <w:rPr>
@@ -25850,7 +25850,7 @@
                 <w:sz w:val="20"/>
                 <w:szCs w:val="20"/>
               </w:rPr>
-              <w:t xml:space="preserve"> savo darbuotojui (-ams), tiesiogiai vykdantiems pirkimo sutartį, </w:t>
+              <w:t xml:space="preserve">savo darbuotojui (-ams), tiesiogiai vykdantiems pirkimo sutartį, </w:t>
             </w:r>
             <w:r>
               <w:rPr>
@@ -26059,7 +26059,7 @@
                 <w:szCs w:val="20"/>
                 <w:lang w:val="en-GB"/>
               </w:rPr>
-              <w:t xml:space="preserve">  Providing supplementary health insurance to employees directly involved in executing the procurement contract, covering psychiatric and psychotherapeutic consultations;</w:t>
+              <w:t xml:space="preserve"> Providing supplementary health insurance to employees directly involved in executing the procurement contract, covering psychiatric and psychotherapeutic consultations;</w:t>
             </w:r>
           </w:p>
           <w:p>
@@ -26089,7 +26089,7 @@
                 <w:szCs w:val="20"/>
                 <w:lang w:val="en-GB"/>
               </w:rPr>
-              <w:t xml:space="preserve">.  Having an agreement with a company providing psychological services to offer consultations to employees directly involved in </w:t>
+              <w:t xml:space="preserve">. Having an agreement with a company providing psychological services to offer consultations to employees directly involved in </w:t>
             </w:r>
             <w:r>
               <w:rPr>
@@ -26657,7 +26657,7 @@
                 <w:sz w:val="20"/>
                 <w:szCs w:val="20"/>
               </w:rPr>
-              <w:t>. Tiekėjai privalo deklaruoti atitiktį kitiems reikalavimams ir  (arba) pateikti dokumentus, pagrindžiančius atitiktį šiems reikalavimams</w:t>
+              <w:t>. Tiekėjai privalo deklaruoti atitiktį kitiems reikalavimams ir (arba) pateikti dokumentus, pagrindžiančius atitiktį šiems reikalavimams</w:t>
             </w:r>
             <w:r>
               <w:rPr>
@@ -27672,7 +27672,7 @@
                 <w:sz w:val="20"/>
                 <w:szCs w:val="20"/>
               </w:rPr>
-              <w:t>Dokumentai, kuriuose nenurodytas galiojimo terminas, turi būti  išduoti ar atspausdinti iš informacinės sistemos ne anksčiau kaip prieš tris mėnesius iki tos dienos, kai Perkančiojo subjekto prašymu Tiekėjas turi pateikti dokumentus.</w:t>
+              <w:t>Dokumentai, kuriuose nenurodytas galiojimo terminas, turi būti išduoti ar atspausdinti iš informacinės sistemos ne anksčiau kaip prieš tris mėnesius iki tos dienos, kai Perkančiojo subjekto prašymu Tiekėjas turi pateikti dokumentus.</w:t>
             </w:r>
           </w:p>
           <w:p>
@@ -27931,7 +27931,7 @@
                 <w:szCs w:val="20"/>
                 <w:lang w:val="en-US"/>
               </w:rPr>
-              <w:t xml:space="preserve"> Economic entity whose capacity is relied on, the manufacturer of the goods offered by the Supplier or the person controlling them is a legal entity:</w:t>
+              <w:t xml:space="preserve">Economic entity whose capacity is relied on, the manufacturer of the goods offered by the Supplier or the person controlling them is a legal entity:</w:t>
             </w:r>
           </w:p>
           <w:p>
@@ -28647,7 +28647,7 @@
                 <w:szCs w:val="20"/>
                 <w:lang w:val="en-GB"/>
               </w:rPr>
-              <w:t>the goods  do not originate or the services are not provided from countries or territories included in the list provided for in Article 92 (15) of the LPP;</w:t>
+              <w:t>the goods do not originate or the services are not provided from countries or territories included in the list provided for in Article 92 (15) of the LPP;</w:t>
             </w:r>
           </w:p>
         </w:tc>
@@ -28992,7 +28992,7 @@
                 <w:szCs w:val="20"/>
                 <w:lang w:val="en-GB"/>
               </w:rPr>
-              <w:t>The Government of the Republic of Lithuania, in accordance with the criteria established in the Law on the Protection of Objects Important for Ensuring National Security, has adopted a decision confirming that the entities specified in Clauses 1 and / or 2  of this table do not meet national security interests;</w:t>
+              <w:t>The Government of the Republic of Lithuania, in accordance with the criteria established in the Law on the Protection of Objects Important for Ensuring National Security, has adopted a decision confirming that the entities specified in Clauses 1 and / or 2 of this table do not meet national security interests;</w:t>
             </w:r>
           </w:p>
         </w:tc>
@@ -29187,7 +29187,7 @@
                 <w:sz w:val="20"/>
                 <w:szCs w:val="20"/>
               </w:rPr>
-              <w:t>ir nėra ūkio subjektų grupės, kurios bet kuris narys vykdo veiklą VPĮ  92 straipsnio 15 dalyje numatytame sąraše nurodytose valstybėse ar teritorijose, narys arba jos vadovas, kitas valdymo ar priežiūros organo narys ar kitas (kiti) asmuo (asmenys), turintis (turintys) teisę atstovauti Tiekėjui, Subtiekėjui, Ūkio subjektui, kurio pajėgumais remiamasi, ar jį kontroliuoti, jo vardu priimti sprendimą, sudaryti sandorį, ir tokiu būdu dalyvauja tokių Ūkio subjektų grupių ir (ar) Ūkio subjektų veikloje.</w:t>
+              <w:t>ir nėra ūkio subjektų grupės, kurios bet kuris narys vykdo veiklą VPĮ 92 straipsnio 15 dalyje numatytame sąraše nurodytose valstybėse ar teritorijose, narys arba jos vadovas, kitas valdymo ar priežiūros organo narys ar kitas (kiti) asmuo (asmenys), turintis (turintys) teisę atstovauti Tiekėjui, Subtiekėjui, Ūkio subjektui, kurio pajėgumais remiamasi, ar jį kontroliuoti, jo vardu priimti sprendimą, sudaryti sandorį, ir tokiu būdu dalyvauja tokių Ūkio subjektų grupių ir (ar) Ūkio subjektų veikloje.</w:t>
             </w:r>
             <w:commentRangeEnd w:id="37"/>
             <w:r>
@@ -29746,7 +29746,7 @@
                 <w:lang w:val="en-GB" w:eastAsia="lt-LT"/>
               </w:rPr>
               <w:lastRenderedPageBreak/>
-              <w:t>the manufacturer of the goods  or the person controlling it is not registered (if the manufacturer or the person controlling it is not a natural person, permanently residing or having nationality) in the countries or territories</w:t>
+              <w:t>the manufacturer of the goods or the person controlling it is not registered (if the manufacturer or the person controlling it is not a natural person, permanently residing or having nationality) in the countries or territories</w:t>
             </w:r>
             <w:r>
               <w:rPr>
@@ -30285,7 +30285,7 @@
                 <w:sz w:val="20"/>
                 <w:szCs w:val="20"/>
               </w:rPr>
-              <w:t>ir juos kontroliuojantys asmenys yra fiziniai asmenys:  asmens tapatybę patvirtinančio dokumento (tapatybės kortelės ar paso) kopija, leidimo verstis atitinkama ūkine veikla patvirtinančio dokumento (pavyzdžiui, verslo liudijimo, individualios veiklos pažymėjimo ir pan.) kopija, pažyma apie deklaruotą gyvenamąją vietą arba atitinkami valstybės narės ar trečiosios šalies dokumentai, nurodantys asmenų  pilietybę ir nuolatinę gyvenamąją vietą.</w:t>
+              <w:t>ir juos kontroliuojantys asmenys yra fiziniai asmenys: asmens tapatybę patvirtinančio dokumento (tapatybės kortelės ar paso) kopija, leidimo verstis atitinkama ūkine veikla patvirtinančio dokumento (pavyzdžiui, verslo liudijimo, individualios veiklos pažymėjimo ir pan.) kopija, pažyma apie deklaruotą gyvenamąją vietą arba atitinkami valstybės narės ar trečiosios šalies dokumentai, nurodantys asmenų pilietybę ir nuolatinę gyvenamąją vietą.</w:t>
             </w:r>
           </w:p>
           <w:p>
@@ -30327,7 +30327,7 @@
                 <w:szCs w:val="20"/>
               </w:rPr>
               <w:lastRenderedPageBreak/>
-              <w:t>Dokumentai, kuriuose nenurodytas galiojimo terminas, turi būti  išduoti ar atspausdinti iš informacinės sistemos ne anksčiau kaip prieš tris mėnesius iki tos dienos, kai Perkančiojo subjekto prašymu Tiekėjas turi pateikti dokumentus.</w:t>
+              <w:t>Dokumentai, kuriuose nenurodytas galiojimo terminas, turi būti išduoti ar atspausdinti iš informacinės sistemos ne anksčiau kaip prieš tris mėnesius iki tos dienos, kai Perkančiojo subjekto prašymu Tiekėjas turi pateikti dokumentus.</w:t>
             </w:r>
           </w:p>
           <w:p>
@@ -30714,7 +30714,7 @@
                 <w:szCs w:val="20"/>
                 <w:lang w:val="en-US"/>
               </w:rPr>
-              <w:t xml:space="preserve"> will be requested only from the Supplier who has submitted the most economically advantageous Tender in accordance with the established order of Tenders: documents of the Supplier, its Sub-suppliers, </w:t>
+              <w:t xml:space="preserve">will be requested only from the Supplier who has submitted the most economically advantageous Tender in accordance with the established order of Tenders: documents of the Supplier, its Sub-suppliers, </w:t>
             </w:r>
             <w:r>
               <w:rPr>
@@ -30758,7 +30758,7 @@
                 <w:szCs w:val="20"/>
                 <w:lang w:val="en-US"/>
               </w:rPr>
-              <w:t>and their controlling persons,  shall be submitted:</w:t>
+              <w:t>and their controlling persons, shall be submitted:</w:t>
             </w:r>
           </w:p>
           <w:p>
@@ -30815,7 +30815,7 @@
                 <w:szCs w:val="20"/>
                 <w:lang w:val="en-US"/>
               </w:rPr>
-              <w:t xml:space="preserve"> </w:t>
+              <w:t xml:space="preserve"/>
             </w:r>
             <w:r>
               <w:rPr>
@@ -31085,7 +31085,7 @@
                 <w:szCs w:val="20"/>
                 <w:lang w:val="en-US"/>
               </w:rPr>
-              <w:t>If the Supplier, its Sub-suppliers, the members of the Supplier group,  Economic entities whose capacity</w:t>
+              <w:t>If the Supplier, its Sub-suppliers, the members of the Supplier group, Economic entities whose capacity</w:t>
             </w:r>
             <w:r>
               <w:rPr>
@@ -31130,7 +31130,7 @@
                 <w:lang w:val="en-US"/>
               </w:rPr>
               <w:lastRenderedPageBreak/>
-              <w:t>indicating the  citizenship and permanent residence of the persons.</w:t>
+              <w:t>indicating the citizenship and permanent residence of the persons.</w:t>
             </w:r>
           </w:p>
           <w:p>
@@ -31552,7 +31552,7 @@
                 <w:sz w:val="20"/>
                 <w:szCs w:val="20"/>
               </w:rPr>
-              <w:t xml:space="preserve"> ar </w:t>
+              <w:t xml:space="preserve">ar </w:t>
             </w:r>
             <w:r>
               <w:rPr>
@@ -31936,7 +31936,7 @@
                 <w:sz w:val="20"/>
                 <w:szCs w:val="20"/>
               </w:rPr>
-              <w:t xml:space="preserve">Pirkime negali dalyvauti Tiekėjai, Subtiekėjai, Tiekėjų grupės nariai, Ūkio subjektai, kurių pajėgumais remiamasi, kuriems ar jų siūlomų prekių gamintojui, juos kontroliuojantiems juridiniams ir (ar) fiziniams  asmenims taikomos Jungtinių Tautų saugumo tarybos, Europos Sąjungos, kitų tarptautinių organizacijų, </w:t>
+              <w:t xml:space="preserve">Pirkime negali dalyvauti Tiekėjai, Subtiekėjai, Tiekėjų grupės nariai, Ūkio subjektai, kurių pajėgumais remiamasi, kuriems ar jų siūlomų prekių gamintojui, juos kontroliuojantiems juridiniams ir (ar) fiziniams asmenims taikomos Jungtinių Tautų saugumo tarybos, Europos Sąjungos, kitų tarptautinių organizacijų, </w:t>
             </w:r>
             <w:r>
               <w:rPr>
@@ -33509,7 +33509,7 @@
                 <w:sz w:val="20"/>
                 <w:szCs w:val="20"/>
               </w:rPr>
-              <w:t xml:space="preserve">EPSO-G įmonių grupės  </w:t>
+              <w:t xml:space="preserve">EPSO-G įmonių grupės </w:t>
             </w:r>
             <w:r>
               <w:rPr>
@@ -33708,7 +33708,7 @@
                 <w:szCs w:val="20"/>
                 <w:lang w:val="en-GB"/>
               </w:rPr>
-              <w:t xml:space="preserve"> of August, 2025  and the EPSO-G Company Group Anti-Corruption Policy</w:t>
+              <w:t xml:space="preserve"> of August, 2025 and the EPSO-G Company Group Anti-Corruption Policy</w:t>
             </w:r>
             <w:r>
               <w:rPr>
@@ -34200,7 +34200,7 @@
                 <w:sz w:val="20"/>
                 <w:szCs w:val="20"/>
               </w:rPr>
-              <w:t>Jei ekonomiškai naudingiausią pasiūlymą pateikęs Tiekėjas/Tiekėjų grupės narys šį klausimyną yra pildęs ne anksčiau kaip prieš 12 mėnesių iki Perkančiojo subjekto prašymo pateikimo ir informacija yra nepasikeitusi, jis gali nepildyti klausimyno, bet per klausimynui užpildyti skirtą terminą pateikti laisvos formos patvirtinimą, kad anksčiau šio tiekėjo  užpildytame Veiklos partnerių patikros klausimyne informacija yra nepasikeitusi.</w:t>
+              <w:t>Jei ekonomiškai naudingiausią pasiūlymą pateikęs Tiekėjas/Tiekėjų grupės narys šį klausimyną yra pildęs ne anksčiau kaip prieš 12 mėnesių iki Perkančiojo subjekto prašymo pateikimo ir informacija yra nepasikeitusi, jis gali nepildyti klausimyno, bet per klausimynui užpildyti skirtą terminą pateikti laisvos formos patvirtinimą, kad anksčiau šio tiekėjo užpildytame Veiklos partnerių patikros klausimyne informacija yra nepasikeitusi.</w:t>
             </w:r>
           </w:p>
           <w:p>
@@ -34236,7 +34236,7 @@
                 <w:sz w:val="20"/>
                 <w:szCs w:val="20"/>
               </w:rPr>
-              <w:t xml:space="preserve">Perkantysis subjektas atliks su ekonomiškai naudingiausią pasiūlymą pateikusiu tiekėju (tiekėjų grupės nariais, subtiekėjais) susijusių duomenų iš klausimyno ir (ar) prieinamų šaltinių įvertinimą  veiklos partnerio rizikos aspektu. Per Perkančiojo subjekto nustatytą terminą neužpildžius klausimyno, Tiekėjo pasiūlymas bus atmetamas.  </w:t>
+              <w:t xml:space="preserve">Perkantysis subjektas atliks su ekonomiškai naudingiausią pasiūlymą pateikusiu tiekėju (tiekėjų grupės nariais, subtiekėjais) susijusių duomenų iš klausimyno ir (ar) prieinamų šaltinių įvertinimą veiklos partnerio rizikos aspektu. Per Perkančiojo subjekto nustatytą terminą neužpildžius klausimyno, Tiekėjo pasiūlymas bus atmetamas.  </w:t>
             </w:r>
           </w:p>
           <w:p>
@@ -34334,7 +34334,7 @@
                 <w:sz w:val="20"/>
                 <w:szCs w:val="20"/>
               </w:rPr>
-              <w:t xml:space="preserve"> sudaryti veiksmų vykdymo planą siekiant išvengti ar  mažinti nustatytas rizikas.</w:t>
+              <w:t xml:space="preserve"> sudaryti veiksmų vykdymo planą siekiant išvengti ar mažinti nustatytas rizikas.</w:t>
             </w:r>
           </w:p>
           <w:p>
@@ -39665,7 +39665,7 @@
                 <w:szCs w:val="20"/>
                 <w:lang w:val="en-GB"/>
               </w:rPr>
-              <w:t xml:space="preserve">,  </w:t>
+              <w:t xml:space="preserve">, </w:t>
             </w:r>
             <w:r>
               <w:rPr>
@@ -40721,7 +40721,7 @@
                 <w:szCs w:val="20"/>
                 <w:lang w:val="en-GB"/>
               </w:rPr>
-              <w:t xml:space="preserve">The Successful Supplier does not sign the  Contract or refuses to conclude it under the conditions specified in the Procurement </w:t>
+              <w:t xml:space="preserve">The Successful Supplier does not sign the Contract or refuses to conclude it under the conditions specified in the Procurement </w:t>
             </w:r>
             <w:r>
               <w:rPr>
@@ -40918,7 +40918,7 @@
                 <w:sz w:val="20"/>
                 <w:szCs w:val="20"/>
               </w:rPr>
-              <w:t xml:space="preserve"> darbo dienos,  privalės pateikti užpildytą </w:t>
+              <w:t xml:space="preserve"> darbo dienos, privalės pateikti užpildytą </w:t>
             </w:r>
             <w:r>
               <w:rPr>
@@ -42486,7 +42486,7 @@
                 <w:sz w:val="20"/>
                 <w:szCs w:val="20"/>
               </w:rPr>
-              <w:t>kuris negali būti trumpesnis kaip 3 darbo dienos,  privalės pateikti</w:t>
+              <w:t>kuris negali būti trumpesnis kaip 3 darbo dienos, privalės pateikti</w:t>
             </w:r>
             <w:r>
               <w:rPr>
@@ -42734,7 +42734,7 @@
             </w:r>
             <w:bookmarkEnd w:id="67"/>
             <w:r>
-              <w:t xml:space="preserve">  IR SUTARTIES ĮVYKDYMO UŽTIKRINIMAS</w:t>
+              <w:t xml:space="preserve"> IR SUTARTIES ĮVYKDYMO UŽTIKRINIMAS</w:t>
             </w:r>
             <w:bookmarkEnd w:id="68"/>
             <w:bookmarkEnd w:id="69"/>
@@ -48805,7 +48805,7 @@
           <w:szCs w:val="16"/>
           <w:lang w:val="en-US"/>
         </w:rPr>
-        <w:t>The ESPD can be completed online (http://ebvpd.eviesiejipirkimai.lt/espd-web/), by importing an XML file attached to the Procurement Documents (in the CPP IS Procurement Card), or the PDF file (the completed ESPD must be printed, signed, scanned and attached to the  Documents).</w:t>
+        <w:t>The ESPD can be completed online (http://ebvpd.eviesiejipirkimai.lt/espd-web/), by importing an XML file attached to the Procurement Documents (in the CPP IS Procurement Card), or the PDF file (the completed ESPD must be printed, signed, scanned and attached to the Documents).</w:t>
       </w:r>
     </w:p>
     <w:p>
@@ -49276,7 +49276,7 @@
           <w:sz w:val="16"/>
           <w:szCs w:val="16"/>
         </w:rPr>
-        <w:t xml:space="preserve"> Tiekėjo finansinis stabilumas ir patikimumas; Tiekėjui taikomos/taikytos sankcijos ir kiti tarptautiniai ribojimai;  Veiklos vykdymas  trečiose šalyse; Veiklos partnerio naudos gavėjų įtakos ir ryšių su Perkančiuoju subjektu; Tiekėjo, jį kontroliuojančių asmenų nusikalstama veika arba ikiteisminiai tyrimai,  vykstantys teismo procesai dėl nusikalstamos veikos; Tiekėjo (ne) taikomos priemonės korupcijos rizikai valdyti, pinigų plovimo ir teroristų finansavimo prevencijai užtikrinti; Tiekėjo akcininkų, dalininkų, dalyvių, vadovų ar kolegialių ir (ar) valdymo organų reputacija.</w:t>
+        <w:t xml:space="preserve"> Tiekėjo finansinis stabilumas ir patikimumas; Tiekėjui taikomos/taikytos sankcijos ir kiti tarptautiniai ribojimai; Veiklos vykdymas trečiose šalyse; Veiklos partnerio naudos gavėjų įtakos ir ryšių su Perkančiuoju subjektu; Tiekėjo, jį kontroliuojančių asmenų nusikalstama veika arba ikiteisminiai tyrimai, vykstantys teismo procesai dėl nusikalstamos veikos; Tiekėjo (ne) taikomos priemonės korupcijos rizikai valdyti, pinigų plovimo ir teroristų finansavimo prevencijai užtikrinti; Tiekėjo akcininkų, dalininkų, dalyvių, vadovų ar kolegialių ir (ar) valdymo organų reputacija.</w:t>
       </w:r>
     </w:p>
     <w:p>

--- a/PP-salygos/templates/TSD_LTEN_SPS.docx
+++ b/PP-salygos/templates/TSD_LTEN_SPS.docx
@@ -7350,7 +7350,7 @@
                 <w:sz w:val="20"/>
                 <w:szCs w:val="20"/>
               </w:rPr>
-              <w:t>, bus prašoma pateikti tik iš Tiekėjo, kuris pagal sudarytą pasiūlymų eilę, pateikė ekonomiškai naudingiausią pasiūlymą.</w:t>
+              <w:t>, bus prašoma pateikti tik iš Tiekėjo, kuris pagal sudarytą pasiūlymų eilę pateikė ekonomiškai naudingiausią pasiūlymą.</w:t>
             </w:r>
           </w:p>
         </w:tc>
@@ -7749,7 +7749,7 @@
                 <w:sz w:val="20"/>
                 <w:szCs w:val="20"/>
               </w:rPr>
-              <w:t>, bus prašoma pateikti tik iš Tiekėjo, kuris pagal sudarytą pasiūlymų eilę, pateikė ekonomiškai naudingiausią pasiūlymą.</w:t>
+              <w:t>, bus prašoma pateikti tik iš Tiekėjo, kuris pagal sudarytą pasiūlymų eilę pateikė ekonomiškai naudingiausią pasiūlymą.</w:t>
             </w:r>
           </w:p>
         </w:tc>
@@ -22578,7 +22578,7 @@
                 <w:sz w:val="20"/>
                 <w:szCs w:val="20"/>
               </w:rPr>
-              <w:t xml:space="preserve">Tiekėjas arba jo pasitelktas subtiekėjas, arba ūkio subjektas, kurio pajėgumais remiamasi privalo atitikti bent vieną iš socialinių reikalavimų, nurodytų </w:t>
+              <w:t xml:space="preserve">Tiekėjas arba jo pasitelktas subtiekėjas, arba ūkio subjektas, kurio pajėgumais remiamasi, privalo atitikti bent vieną iš socialinių reikalavimų, nurodytų </w:t>
             </w:r>
             <w:r>
               <w:rPr>
@@ -22634,7 +22634,7 @@
                 <w:sz w:val="20"/>
                 <w:szCs w:val="20"/>
               </w:rPr>
-              <w:t xml:space="preserve">y., </w:t>
+              <w:t xml:space="preserve">y. </w:t>
             </w:r>
             <w:r>
               <w:rPr>
@@ -22685,7 +22685,7 @@
                 <w:sz w:val="20"/>
                 <w:szCs w:val="20"/>
               </w:rPr>
-              <w:t xml:space="preserve"> ir /</w:t>
+              <w:t xml:space="preserve"> ir (</w:t>
             </w:r>
             <w:r>
               <w:rPr>
@@ -22695,7 +22695,7 @@
                 <w:sz w:val="20"/>
                 <w:szCs w:val="20"/>
               </w:rPr>
-              <w:t xml:space="preserve"> </w:t>
+              <w:t xml:space="preserve">a</w:t>
             </w:r>
             <w:r>
               <w:rPr>
@@ -22706,7 +22706,7 @@
                 <w:szCs w:val="20"/>
                 <w:u w:val="single"/>
               </w:rPr>
-              <w:t>arba</w:t>
+              <w:t>rba)</w:t>
             </w:r>
             <w:r>
               <w:rPr>
@@ -22821,7 +22821,7 @@
                 <w:sz w:val="20"/>
                 <w:szCs w:val="20"/>
               </w:rPr>
-              <w:t xml:space="preserve"> bus prašoma pateikti tik iš Tiekėjo, kuris pagal sudarytą pasiūlymų eilę, pateikė ekonomiškai naudingiausią pasiūlymą</w:t>
+              <w:t xml:space="preserve"> bus prašoma pateikti tik iš Tiekėjo, kuris pagal sudarytą pasiūlymų eilę pateikė ekonomiškai naudingiausią pasiūlymą</w:t>
             </w:r>
             <w:r>
               <w:rPr>
@@ -24678,7 +24678,7 @@
                 <w:sz w:val="20"/>
                 <w:szCs w:val="20"/>
               </w:rPr>
-              <w:t>Kitų dokumentų bus prašoma pateikti tik iš Tiekėjo, kuris pagal sudarytą pasiūlymų eilę, pateikė ekonomiškai naudingiausią pasiūlymą:</w:t>
+              <w:t>Kitų dokumentų bus prašoma pateikti tik iš Tiekėjo, kuris pagal sudarytą pasiūlymų eilę pateikė ekonomiškai naudingiausią pasiūlymą:</w:t>
             </w:r>
             <w:r>
               <w:rPr>
@@ -26186,7 +26186,7 @@
                 <w:sz w:val="20"/>
                 <w:szCs w:val="20"/>
               </w:rPr>
-              <w:t>Kitų dokumentų (vieno ar kelių) bus prašoma pateikti tik iš Tiekėjo, kuris pagal sudarytą pasiūlymų eilę, pateikė ekonomiškai naudingiausią pasiūlymą:</w:t>
+              <w:t>Kitų dokumentų (vieno ar kelių) bus prašoma pateikti tik iš Tiekėjo, kuris pagal sudarytą pasiūlymų eilę pateikė ekonomiškai naudingiausią pasiūlymą:</w:t>
             </w:r>
           </w:p>
           <w:p>
@@ -29911,7 +29911,7 @@
                 <w:sz w:val="20"/>
                 <w:szCs w:val="20"/>
               </w:rPr>
-              <w:t xml:space="preserve"> bus prašoma pateikti tik iš Tiekėjo, kuris pagal sudarytą pasiūlymų eilę, pateikė ekonomiškai naudingiausią pasiūlymą: </w:t>
+              <w:t xml:space="preserve"> bus prašoma pateikti tik iš Tiekėjo, kuris pagal sudarytą pasiūlymų eilę pateikė ekonomiškai naudingiausią pasiūlymą: </w:t>
             </w:r>
             <w:r>
               <w:rPr>

--- a/PP-salygos/templates/TSD_LTEN_SPS.docx
+++ b/PP-salygos/templates/TSD_LTEN_SPS.docx
@@ -19884,7 +19884,7 @@
                 <w:szCs w:val="20"/>
                 <w:lang w:val="en-GB"/>
               </w:rPr>
-              <w:t xml:space="preserve">are the employees of the Supplier / Economic entity on whose capacities the Supplier relies on to meet the Qualification Requirements (as indicated in </w:t>
+              <w:t xml:space="preserve">are the employees of the Supplier / Economic entity on whose capacities the Supplier relies to meet the Qualification Requirements (as indicated in </w:t>
             </w:r>
             <w:r>
               <w:rPr>
@@ -33263,7 +33263,7 @@
                 <w:szCs w:val="20"/>
                 <w:lang w:val="en-GB"/>
               </w:rPr>
-              <w:t xml:space="preserve"> that are not registered (the Supplier, the Sub-supplier, a member of the Supplier group, the Economic entity on whose capacities the Supplier relies on, the Quasi-Sub-supplier, a natural person is not a permanent resident or has a citizenship) in a member state of the European Union, member </w:t>
+              <w:t xml:space="preserve"> that are not registered (the Supplier, the Sub-supplier, a member of the Supplier group, the Economic entity on whose capacities the Supplier relies, the Quasi-Sub-supplier, a natural person is not a permanent resident or has a citizenship) in a member state of the European Union, member </w:t>
             </w:r>
             <w:r>
               <w:rPr>

--- a/PP-salygos/templates/TSD_LTEN_SPS.docx
+++ b/PP-salygos/templates/TSD_LTEN_SPS.docx
@@ -31946,7 +31946,7 @@
                 <w:szCs w:val="20"/>
               </w:rPr>
               <w:lastRenderedPageBreak/>
-              <w:t>kurių narė yra arba kuriose dalyvauja Lietuvos Respublika bei Jungtinių Amerikos Valstijų sankcijos (ribojamosios priemonės).</w:t>
+              <w:t>kurių narė yra arba kuriose dalyvauja Lietuvos Respublika, bei Jungtinių Amerikos Valstijų sankcijos (ribojamosios priemonės).</w:t>
             </w:r>
           </w:p>
         </w:tc>
@@ -33203,7 +33203,7 @@
                 <w:sz w:val="20"/>
                 <w:szCs w:val="20"/>
               </w:rPr>
-              <w:t xml:space="preserve">Pirkime negali dalyvauti Tiekėjai, Subtiekėjai, Tiekėjų grupės nariai, Ūkio subjektai, kurių pajėgumais remiamasi , kurie nėra registruoti (Tiekėjas, Tiekėjų grupės narys, Subtiekėjas, Ūkio subjektas, kurio pajėgumais remiamasi, Kvazisubtiekėjas, kuris yra fizinis asmuo – nuolat gyvenantis ar turintys pilietybę) Europos Sąjungos valstybėje narėje, Šiaurės Atlanto sutarties organizacijos valstybėje narėje ar trečiojoje šalyje, pasirašiusioje PĮ 29 straipsnio 4 dalyje nurodytus </w:t>
+              <w:t xml:space="preserve">Pirkime negali dalyvauti Tiekėjai, Subtiekėjai, Tiekėjų grupės nariai, Ūkio subjektai, kurių pajėgumais remiamasi , kurie nėra registruoti (jeigu Tiekėjas, Tiekėjų grupės narys, Subtiekėjas, Ūkio subjektas, kurio pajėgumais remiamasi, ar Kvazisubtiekėjas yra fizinis asmuo – nuolat gyvenantis ar turintis pilietybę) Europos Sąjungos valstybėje narėje, Šiaurės Atlanto sutarties organizacijos valstybėje narėje ar trečiojoje šalyje, pasirašiusioje PĮ 29 straipsnio 4 dalyje nurodytus </w:t>
             </w:r>
             <w:r>
               <w:rPr>

--- a/PP-salygos/templates/TSD_LTEN_SPS.docx
+++ b/PP-salygos/templates/TSD_LTEN_SPS.docx
@@ -48109,7 +48109,7 @@
         <w:rPr>
           <w:u w:val="single"/>
         </w:rPr>
-        <w:t xml:space="preserve">kurių vertė viršija 803 tūkstančius eurų, </w:t>
+        <w:t xml:space="preserve">kurių vertė viršija vidaus taisyklėse nustatytą ribą, </w:t>
       </w:r>
       <w:r>
         <w:t xml:space="preserve">žemesnės vertės pirkimuose taikoma atsižvelgus į įsipareigojimų nevykdymo riziką. Užtikrinimo priemonių pirkimuose, </w:t>
@@ -48118,7 +48118,7 @@
         <w:rPr>
           <w:u w:val="single"/>
         </w:rPr>
-        <w:t>kurių vertė viršija 803 tūkstančius eurų</w:t>
+        <w:t>kurių vertė viršija vidaus taisyklėse nustatytą ribą</w:t>
       </w:r>
       <w:r>
         <w:t xml:space="preserve"> gali būti neprašoma, jeigu Pirkėjas prieš Pirkimą parengia ir pateikia Grupės iždui raštišką argumentaciją, kodėl Užtikrinimo priemonės konkretaus sandorio atžvilgiu nėra tikslingos arba jei, vadovaujantis teisės aktų nuostatomis, yra vykdoma neskelbiamo Pirkimo procedūra iš vienintelio Tiekėjo. Rekomenduojama užtikrinimo vertė nuo pradinės sutarties vertės – ne mažiau nei 10 proc.“. </w:t>

--- a/PP-salygos/templates/TSD_LTEN_SPS.docx
+++ b/PP-salygos/templates/TSD_LTEN_SPS.docx
@@ -43229,7 +43229,7 @@
                 <w:sz w:val="20"/>
                 <w:szCs w:val="20"/>
               </w:rPr>
-              <w:t xml:space="preserve"> Eur. Laimėjęs Tiekėjas pateikia Sutarties užtikrinimo įvykdymo užtikrinimą iki Sutarties sudarymo</w:t>
+              <w:t xml:space="preserve"> Eur. Laimėjęs Tiekėjas pateikia Sutarties įvykdymo užtikrinimą iki Sutarties sudarymo</w:t>
             </w:r>
             <w:r>
               <w:rPr>

--- a/PP-salygos/templates/TSD_LTEN_SPS.docx
+++ b/PP-salygos/templates/TSD_LTEN_SPS.docx
@@ -28992,7 +28992,7 @@
                 <w:szCs w:val="20"/>
                 <w:lang w:val="en-GB"/>
               </w:rPr>
-              <w:t>The Government of the Republic of Lithuania, in accordance with the criteria established in the Law on the Protection of Objects Important for Ensuring National Security, has adopted a decision confirming that the entities specified in Clauses 1 and / or 2 of this table do not meet national security interests;</w:t>
+              <w:t>The Government of the Republic of Lithuania, in accordance with the criteria established in the Law on the Protection of Objects Important for Ensuring National Security, has not adopted a decision confirming that the entities specified in Clauses 1 and 2 of this table, or the transaction intended to be concluded (concluded) with them, do not meet national security interests;</w:t>
             </w:r>
           </w:p>
         </w:tc>

--- a/PP-salygos/templates/TSD_LTEN_SPS.docx
+++ b/PP-salygos/templates/TSD_LTEN_SPS.docx
@@ -3740,7 +3740,7 @@
                 <w:szCs w:val="20"/>
                 <w:lang w:val="en-GB"/>
               </w:rPr>
-              <w:t xml:space="preserve">The Procurement is carried out for the purpose of concluding a Draft Contract. </w:t>
+              <w:t xml:space="preserve">The Procurement is carried out for the purpose of concluding a Preliminary Contract. </w:t>
             </w:r>
           </w:p>
         </w:tc>

--- a/PP-salygos/templates/TSD_LTEN_SPS.docx
+++ b/PP-salygos/templates/TSD_LTEN_SPS.docx
@@ -19748,7 +19748,7 @@
                 <w:sz w:val="20"/>
                 <w:szCs w:val="20"/>
               </w:rPr>
-              <w:t>SPS 5</w:t>
+              <w:t>SPS 6</w:t>
             </w:r>
             <w:r>
               <w:rPr>
@@ -19895,7 +19895,7 @@
                 <w:szCs w:val="20"/>
                 <w:lang w:val="en-GB"/>
               </w:rPr>
-              <w:t xml:space="preserve">Annex 5 of the SPC </w:t>
+              <w:t xml:space="preserve">Annex 6 of the SPC </w:t>
             </w:r>
             <w:r>
               <w:rPr>

--- a/PP-salygos/templates/TSD_LTEN_SPS.docx
+++ b/PP-salygos/templates/TSD_LTEN_SPS.docx
@@ -35899,7 +35899,7 @@
                 <w:sz w:val="20"/>
                 <w:szCs w:val="20"/>
               </w:rPr>
-              <w:t xml:space="preserve">Užpildytas ir pasirašytas deklaracijas, patvirtinančias sutikimą būti Subtiekėju, Ūkio subjektu, kurio pajėgumais remiamasi Perkančiojo subjekto atliekamame Pirkime, ar/ar Kvazisubtiekėjo sutikimą būti įdarbintu Pirkimo laimėjimo atveju pagal </w:t>
+              <w:t xml:space="preserve">Užpildytas ir pasirašytas deklaracijas, patvirtinančias sutikimą būti Subtiekėju, Ūkio subjektu, kurio pajėgumais remiamasi Perkančiojo subjekto atliekamame Pirkime, ir/ar Kvazisubtiekėjo sutikimą būti įdarbintu Pirkimo laimėjimo atveju pagal </w:t>
             </w:r>
             <w:r>
               <w:rPr>
@@ -37440,7 +37440,7 @@
                 <w:szCs w:val="20"/>
                 <w:lang w:val="en-GB"/>
               </w:rPr>
-              <w:t>A duly completed and signed Declaration of Compliance with the National Security Requirements in accordance with the SPS Annex C form.</w:t>
+              <w:t>A duly completed and signed Declaration of Compliance with the National Security Requirements in accordance with the form of Annex 7 to the SPC.</w:t>
             </w:r>
           </w:p>
         </w:tc>
@@ -42021,7 +42021,7 @@
                 <w:szCs w:val="20"/>
                 <w:lang w:val="en-GB"/>
               </w:rPr>
-              <w:t xml:space="preserve">absence of exclusion grounds, and/ot </w:t>
+              <w:t xml:space="preserve">absence of exclusion grounds, and/or </w:t>
             </w:r>
             <w:r>
               <w:rPr>

--- a/PP-salygos/templates/TSD_LTEN_SPS.docx
+++ b/PP-salygos/templates/TSD_LTEN_SPS.docx
@@ -40593,47 +40593,47 @@
                 <w:szCs w:val="20"/>
                 <w:lang w:val="en-GB"/>
               </w:rPr>
-              <w:t xml:space="preserve">does not provide a copy of the Procurement Contract </w:t>
-            </w:r>
-            <w:r>
-              <w:rPr>
-                <w:rFonts w:ascii="Arial" w:hAnsi="Arial" w:cs="Arial"/>
-                <w:color w:val="FF0000"/>
-                <w:sz w:val="20"/>
-                <w:szCs w:val="20"/>
-                <w:lang w:val="en-GB"/>
-              </w:rPr>
-              <w:t>s</w:t>
-            </w:r>
-            <w:r>
-              <w:rPr>
-                <w:rFonts w:ascii="Arial" w:hAnsi="Arial" w:cs="Arial"/>
-                <w:color w:val="FF0000"/>
-                <w:sz w:val="20"/>
-                <w:szCs w:val="20"/>
-                <w:lang w:val="en-GB"/>
-              </w:rPr>
-              <w:t xml:space="preserve">ecurity and the designer’s compulsory civil liability insurance certificate (policy) specified in the Procurement </w:t>
-            </w:r>
-            <w:r>
-              <w:rPr>
-                <w:rFonts w:ascii="Arial" w:hAnsi="Arial" w:cs="Arial"/>
-                <w:color w:val="FF0000"/>
-                <w:sz w:val="20"/>
-                <w:szCs w:val="20"/>
-                <w:lang w:val="en-GB"/>
-              </w:rPr>
-              <w:t>d</w:t>
-            </w:r>
-            <w:r>
-              <w:rPr>
-                <w:rFonts w:ascii="Arial" w:hAnsi="Arial" w:cs="Arial"/>
-                <w:color w:val="FF0000"/>
-                <w:sz w:val="20"/>
-                <w:szCs w:val="20"/>
-                <w:lang w:val="en-GB"/>
-              </w:rPr>
-              <w:t>ocuments and the list of managers</w:t>
+              <w:t xml:space="preserve">does not provide the original of the Procurement Contract security and a copy of the designer’s compulsory civil liability insurance certificate (policy) specified in the Procurement documents</w:t>
+            </w:r>
+            <w:r>
+              <w:rPr>
+                <w:rFonts w:ascii="Arial" w:hAnsi="Arial" w:cs="Arial"/>
+                <w:color w:val="FF0000"/>
+                <w:sz w:val="20"/>
+                <w:szCs w:val="20"/>
+                <w:lang w:val="en-GB"/>
+              </w:rPr>
+              <w:t/>
+            </w:r>
+            <w:r>
+              <w:rPr>
+                <w:rFonts w:ascii="Arial" w:hAnsi="Arial" w:cs="Arial"/>
+                <w:color w:val="FF0000"/>
+                <w:sz w:val="20"/>
+                <w:szCs w:val="20"/>
+                <w:lang w:val="en-GB"/>
+              </w:rPr>
+              <w:t xml:space="preserve"/>
+            </w:r>
+            <w:r>
+              <w:rPr>
+                <w:rFonts w:ascii="Arial" w:hAnsi="Arial" w:cs="Arial"/>
+                <w:color w:val="FF0000"/>
+                <w:sz w:val="20"/>
+                <w:szCs w:val="20"/>
+                <w:lang w:val="en-GB"/>
+              </w:rPr>
+              <w:t/>
+            </w:r>
+            <w:r>
+              <w:rPr>
+                <w:rFonts w:ascii="Arial" w:hAnsi="Arial" w:cs="Arial"/>
+                <w:color w:val="FF0000"/>
+                <w:sz w:val="20"/>
+                <w:szCs w:val="20"/>
+                <w:lang w:val="en-GB"/>
+              </w:rPr>
+              <w:t/>
             </w:r>
             <w:r>
               <w:rPr>
@@ -41282,7 +41282,7 @@
                 <w:szCs w:val="20"/>
                 <w:lang w:val="en-GB"/>
               </w:rPr>
-              <w:t xml:space="preserve"> Contract performance guarantee, a copy of the designer's compulsory civil liability insurance certificate (policy) and the list of managers, fails to provide the required explanations of the Tender, </w:t>
+              <w:t xml:space="preserve"> Contract performance guarantee, a copy of the designer's compulsory civil liability insurance certificate (policy), fails to provide the required explanations of the Tender, </w:t>
             </w:r>
             <w:r>
               <w:rPr>
@@ -41693,7 +41693,7 @@
                 <w:szCs w:val="20"/>
                 <w:lang w:val="en-GB"/>
               </w:rPr>
-              <w:t>Contract performance guarantee, a copy of the designer's compulsory civil liability insurance certificate (policy) and the list of managers, fails to provide the required explanations of the Tender</w:t>
+              <w:t>Contract performance guarantee, a copy of the designer's compulsory civil liability insurance certificate (policy), fails to provide the required explanations of the Tender</w:t>
             </w:r>
             <w:r>
               <w:rPr>
@@ -42082,7 +42082,7 @@
                 <w:lang w:val="en-GB"/>
               </w:rPr>
               <w:lastRenderedPageBreak/>
-              <w:t>liability insurance certificate (policy) and the list of managers</w:t>
+              <w:t>liability insurance certificate (policy)</w:t>
             </w:r>
             <w:r>
               <w:rPr>

--- a/PP-salygos/templates/TSD_LTEN_SPS.docx
+++ b/PP-salygos/templates/TSD_LTEN_SPS.docx
@@ -39247,7 +39247,7 @@
                 <w:sz w:val="20"/>
                 <w:szCs w:val="20"/>
               </w:rPr>
-              <w:t>Galutiniu</w:t>
+              <w:t>Pirminiu</w:t>
             </w:r>
             <w:r>
               <w:rPr>
@@ -39298,7 +39298,7 @@
                 <w:sz w:val="20"/>
                 <w:szCs w:val="20"/>
               </w:rPr>
-              <w:t>Galutinių</w:t>
+              <w:t>Pirminių</w:t>
             </w:r>
             <w:r>
               <w:rPr>
@@ -39446,15 +39446,15 @@
                 <w:sz w:val="20"/>
                 <w:szCs w:val="20"/>
               </w:rPr>
-              <w:t>Galutinių</w:t>
-            </w:r>
-            <w:r>
-              <w:rPr>
-                <w:rFonts w:ascii="Arial" w:hAnsi="Arial" w:cs="Arial"/>
-                <w:sz w:val="20"/>
-                <w:szCs w:val="20"/>
-              </w:rPr>
-              <w:t xml:space="preserve"> pasiūlymų pateikimo termino pabaigos ir joje turi būti nurodytas garantijos galiojimo terminas.</w:t>
+              <w:t>Pirminių</w:t>
+            </w:r>
+            <w:r>
+              <w:rPr>
+                <w:rFonts w:ascii="Arial" w:hAnsi="Arial" w:cs="Arial"/>
+                <w:sz w:val="20"/>
+                <w:szCs w:val="20"/>
+              </w:rPr>
+              <w:t xml:space="preserve"> pasiūlymų pateikimo termino pabaigos ir joje turi būti nurodytas garantijos galiojimo terminas. Jeigu bus prašoma pateikti Galutinį pasiūlymą, banko garantija turi galioti tiek pat dienų po Galutinių pasiūlymų pateikimo termino pabaigos; prireikus Tiekėjas ją pratęsia ir pratęsimą pateikia kartu su Galutiniu pasiūlymu.</w:t>
             </w:r>
           </w:p>
         </w:tc>
@@ -39510,7 +39510,7 @@
                 <w:szCs w:val="20"/>
                 <w:lang w:val="en-GB"/>
               </w:rPr>
-              <w:t xml:space="preserve">Final </w:t>
+              <w:t xml:space="preserve">Initial </w:t>
             </w:r>
             <w:r>
               <w:rPr>
@@ -39629,7 +39629,7 @@
                 <w:szCs w:val="20"/>
                 <w:lang w:val="en-GB"/>
               </w:rPr>
-              <w:t>Final</w:t>
+              <w:t>Initial</w:t>
             </w:r>
             <w:r>
               <w:rPr>
@@ -39901,16 +39901,16 @@
                 <w:szCs w:val="20"/>
                 <w:lang w:val="en-GB"/>
               </w:rPr>
-              <w:t>Final</w:t>
-            </w:r>
-            <w:r>
-              <w:rPr>
-                <w:rFonts w:ascii="Arial" w:hAnsi="Arial" w:cs="Arial"/>
-                <w:sz w:val="20"/>
-                <w:szCs w:val="20"/>
-                <w:lang w:val="en-GB"/>
-              </w:rPr>
-              <w:t xml:space="preserve"> Tenders and must specify the term of validity of the guarantee.</w:t>
+              <w:t>Initial</w:t>
+            </w:r>
+            <w:r>
+              <w:rPr>
+                <w:rFonts w:ascii="Arial" w:hAnsi="Arial" w:cs="Arial"/>
+                <w:sz w:val="20"/>
+                <w:szCs w:val="20"/>
+                <w:lang w:val="en-GB"/>
+              </w:rPr>
+              <w:t xml:space="preserve"> Tenders and must specify the term of validity of the guarantee. If the Final Tender is requested, the bank guarantee must remain valid for the same number of days after the deadline for submission of Final Tenders; if necessary, the Supplier shall extend it and submit the extension together with the Final Tender.</w:t>
             </w:r>
           </w:p>
         </w:tc>
